--- a/06-学生侧材料/讲义/2-结构化学/元素周期表与周期律-超级充实版（自学完整）.docx
+++ b/06-学生侧材料/讲义/2-结构化学/元素周期表与周期律-超级充实版（自学完整）.docx
@@ -353,24 +353,21 @@
         </w:rPr>
         <w:t xml:space="preserve">的稳定性</w:t>
       </w:r>
-      <w:r>
-        <w:rPr>
-          <w:rFonts w:ascii="Times New Roman" w:hAnsi="Times New Roman" w:eastAsia="Times New Roman" w:cs="Times New Roman"/>
-        </w:rPr>
-        <w:t xml:space="preserve"> </w:t>
-      </w:r>
-      <w:r>
-        <w:rPr>
-          <w:rFonts w:ascii="Times New Roman" w:hAnsi="Times New Roman" w:eastAsia="Times New Roman" w:cs="Times New Roman"/>
-        </w:rPr>
-        <w:t xml:space="preserve">___</w:t>
-      </w:r>
-      <w:r>
-        <w:rPr>
-          <w:rFonts w:ascii="Times New Roman" w:hAnsi="Times New Roman" w:eastAsia="Times New Roman" w:cs="Times New Roman"/>
-        </w:rPr>
-        <w:t xml:space="preserve"> </w:t>
-      </w:r>
+    </w:p>
+    <w:p>
+      <w:pPr>
+        <w:spacing w:before="160" w:after="80"/>
+      </w:pPr>
+      <w:r>
+        <w:pict>
+          <v:rect style="width:0;height:1.5pt" o:hralign="center" o:hrstd="t" o:hr="t"/>
+        </w:pict>
+      </w:r>
+    </w:p>
+    <w:p>
+      <w:pPr>
+        <w:pStyle w:val="FirstParagraph"/>
+      </w:pPr>
       <w:r>
         <w:rPr>
           <w:rFonts w:hint="eastAsia" w:ascii="Times New Roman" w:hAnsi="Times New Roman" w:eastAsia="FangSong" w:cs="Times New Roman"/>
@@ -11327,7 +11324,7 @@
         <w:rPr>
           <w:rFonts w:hint="eastAsia" w:ascii="Times New Roman" w:hAnsi="Times New Roman" w:eastAsia="FangSong" w:cs="Times New Roman"/>
         </w:rPr>
-        <w:t>这就是为什么第五</w:t>
+        <w:t>因此第五</w:t>
       </w:r>
       <w:r>
         <w:rPr>
@@ -20151,13 +20148,13 @@
         <w:rPr>
           <w:rFonts w:hint="eastAsia" w:ascii="Times New Roman" w:hAnsi="Times New Roman" w:eastAsia="FangSong" w:cs="Times New Roman"/>
         </w:rPr>
-        <w:t>两种标度结果非常接近</w:t>
-      </w:r>
-      <w:r>
-        <w:rPr>
-          <w:rFonts w:hint="eastAsia" w:ascii="Times New Roman" w:hAnsi="Times New Roman" w:eastAsia="Times New Roman" w:cs="Times New Roman"/>
-        </w:rPr>
-        <w:t>！</w:t>
+        <w:t>两种标度结果十分接近</w:t>
+      </w:r>
+      <w:r>
+        <w:rPr>
+          <w:rFonts w:hint="eastAsia" w:ascii="Times New Roman" w:hAnsi="Times New Roman" w:eastAsia="Times New Roman" w:cs="Times New Roman"/>
+        </w:rPr>
+        <w:t>。</w:t>
       </w:r>
     </w:p>
     <w:p>
@@ -26855,7 +26852,7 @@
         <w:rPr>
           <w:rFonts w:hint="eastAsia" w:ascii="Times New Roman" w:hAnsi="Times New Roman" w:eastAsia="FangSong" w:cs="Times New Roman"/>
         </w:rPr>
-        <w:t>和</w:t>
+        <w:t>与</w:t>
       </w:r>
       <w:r>
         <w:rPr>
@@ -26879,7 +26876,7 @@
         <w:rPr>
           <w:rFonts w:hint="eastAsia" w:ascii="Times New Roman" w:hAnsi="Times New Roman" w:eastAsia="FangSong" w:cs="Times New Roman"/>
         </w:rPr>
-        <w:t>其实属于同一个更大框架</w:t>
+        <w:t>同属一个更大的框架</w:t>
       </w:r>
       <w:r>
         <w:rPr>
@@ -28494,7 +28491,7 @@
         <w:rPr>
           <w:rFonts w:hint="eastAsia" w:ascii="Times New Roman" w:hAnsi="Times New Roman" w:eastAsia="FangSong" w:cs="Times New Roman"/>
         </w:rPr>
-        <w:t>这就是为什么惰性电子对效应在第六周期最显著</w:t>
+        <w:t>因此惰性电子对效应在第六周期最显著</w:t>
       </w:r>
       <w:r>
         <w:rPr>
@@ -47717,25 +47714,55 @@
         <w:rPr>
           <w:rFonts w:hint="eastAsia" w:ascii="Times New Roman" w:hAnsi="Times New Roman" w:eastAsia="Times New Roman" w:cs="Times New Roman"/>
         </w:rPr>
-        <w:t>/_</w:t>
-      </w:r>
-      <w:r>
-        <w:rPr>
-          <w:rFonts w:hint="eastAsia" w:ascii="Times New Roman" w:hAnsi="Times New Roman" w:eastAsia="FangSong" w:cs="Times New Roman"/>
-        </w:rPr>
-        <w:t>归档</w:t>
-      </w:r>
-      <w:r>
-        <w:rPr>
-          <w:rFonts w:hint="eastAsia" w:ascii="Times New Roman" w:hAnsi="Times New Roman" w:eastAsia="Times New Roman" w:cs="Times New Roman"/>
-        </w:rPr>
-        <w:t>/2026-06-23-</w:t>
+        <w:t>/2-</w:t>
+      </w:r>
+      <w:r>
+        <w:rPr>
+          <w:rFonts w:hint="eastAsia" w:ascii="Times New Roman" w:hAnsi="Times New Roman" w:eastAsia="FangSong" w:cs="Times New Roman"/>
+        </w:rPr>
+        <w:t>结构化学</w:t>
+      </w:r>
+      <w:r>
+        <w:rPr>
+          <w:rFonts w:hint="eastAsia" w:ascii="Times New Roman" w:hAnsi="Times New Roman" w:eastAsia="Times New Roman" w:cs="Times New Roman"/>
+        </w:rPr>
+        <w:t>/</w:t>
       </w:r>
       <w:r>
         <w:rPr>
           <w:rFonts w:hint="eastAsia" w:ascii="Times New Roman" w:hAnsi="Times New Roman" w:eastAsia="FangSong" w:cs="Times New Roman"/>
         </w:rPr>
         <w:t>原子结构</w:t>
+      </w:r>
+      <w:r>
+        <w:rPr>
+          <w:rFonts w:hint="eastAsia" w:ascii="Times New Roman" w:hAnsi="Times New Roman" w:eastAsia="Times New Roman" w:cs="Times New Roman"/>
+        </w:rPr>
+        <w:t>-</w:t>
+      </w:r>
+      <w:r>
+        <w:rPr>
+          <w:rFonts w:hint="eastAsia" w:ascii="Times New Roman" w:hAnsi="Times New Roman" w:eastAsia="FangSong" w:cs="Times New Roman"/>
+        </w:rPr>
+        <w:t>超级充实版</w:t>
+      </w:r>
+      <w:r>
+        <w:rPr>
+          <w:rFonts w:hint="eastAsia" w:ascii="Times New Roman" w:hAnsi="Times New Roman" w:eastAsia="Times New Roman" w:cs="Times New Roman"/>
+        </w:rPr>
+        <w:t>（</w:t>
+      </w:r>
+      <w:r>
+        <w:rPr>
+          <w:rFonts w:hint="eastAsia" w:ascii="Times New Roman" w:hAnsi="Times New Roman" w:eastAsia="FangSong" w:cs="Times New Roman"/>
+        </w:rPr>
+        <w:t>自学完整</w:t>
+      </w:r>
+      <w:r>
+        <w:rPr>
+          <w:rFonts w:hint="eastAsia" w:ascii="Times New Roman" w:hAnsi="Times New Roman" w:eastAsia="Times New Roman" w:cs="Times New Roman"/>
+        </w:rPr>
+        <w:t>）</w:t>
       </w:r>
       <w:r>
         <w:rPr>
@@ -49324,7 +49351,7 @@
     <ns0:name ns0:val="Verbatim Char"/>
     <ns0:basedOn ns0:val="BodyTextChar"/>
     <ns0:rPr>
-      <ns0:rFonts ns0:ascii="SimSun" ns0:hAnsi="SimSun" ns0:eastAsia="SimSun" ns0:cs="SimSun"/>
+      <ns0:rFonts ns0:ascii="SimSun" ns0:cs="SimSun" ns0:eastAsia="SimSun" ns0:hAnsi="SimSun"/>
       <ns0:b ns0:val="0"/>
       <ns0:sz ns0:val="20"/>
     </ns0:rPr>
@@ -49394,7 +49421,7 @@
       <w:wordWrap w:val="off"/>
     </w:pPr>
     <ns0:rPr>
-      <w:rFonts w:ascii="SimSun" w:hAnsi="SimSun" w:eastAsia="SimSun" w:cs="SimSun"/>
+      <w:rFonts ns0:ascii="SimSun" ns0:hAnsi="SimSun" ns0:eastAsia="SimSun" ns0:cs="SimSun"/>
     </ns0:rPr>
   </w:style>
   <w:style w:type="character" w:customStyle="1" w:styleId="KeywordTok">

--- a/06-学生侧材料/讲义/2-结构化学/元素周期表与周期律-超级充实版（自学完整）.docx
+++ b/06-学生侧材料/讲义/2-结构化学/元素周期表与周期律-超级充实版（自学完整）.docx
@@ -35224,7 +35224,7 @@
         <w:t>练习题</w:t>
       </w:r>
     </w:p>
-    <w:bookmarkStart w:id="57" w:name="基础巩固"/>
+    <w:bookmarkStart w:id="57" w:name="基础巩固6-题"/>
     <w:p>
       <w:pPr>
         <w:pStyle w:val="Heading3"/>
@@ -35240,7 +35240,31 @@
         <w:rPr>
           <w:rFonts w:hint="eastAsia" w:ascii="Times New Roman" w:hAnsi="Times New Roman" w:eastAsia="SimHei" w:cs="Times New Roman"/>
         </w:rPr>
-        <w:t xml:space="preserve">基础巩固</w:t>
+        <w:t>基础巩固</w:t>
+      </w:r>
+      <w:r>
+        <w:rPr>
+          <w:rFonts w:hint="eastAsia" w:ascii="Times New Roman" w:hAnsi="Times New Roman" w:eastAsia="Times New Roman" w:cs="Times New Roman"/>
+        </w:rPr>
+        <w:t>（6</w:t>
+      </w:r>
+      <w:r>
+        <w:rPr>
+          <w:rFonts w:ascii="Times New Roman" w:hAnsi="Times New Roman" w:eastAsia="Times New Roman" w:cs="Times New Roman"/>
+        </w:rPr>
+        <w:t xml:space="preserve"> </w:t>
+      </w:r>
+      <w:r>
+        <w:rPr>
+          <w:rFonts w:hint="eastAsia" w:ascii="Times New Roman" w:hAnsi="Times New Roman" w:eastAsia="SimHei" w:cs="Times New Roman"/>
+        </w:rPr>
+        <w:t>题</w:t>
+      </w:r>
+      <w:r>
+        <w:rPr>
+          <w:rFonts w:hint="eastAsia" w:ascii="Times New Roman" w:hAnsi="Times New Roman" w:eastAsia="Times New Roman" w:cs="Times New Roman"/>
+        </w:rPr>
+        <w:t>）</w:t>
       </w:r>
     </w:p>
     <w:p>
@@ -36734,7 +36758,7 @@
       </w:r>
     </w:p>
     <w:bookmarkEnd w:id="57"/>
-    <w:bookmarkStart w:id="58" w:name="提高训练"/>
+    <w:bookmarkStart w:id="58" w:name="提高训练3-题"/>
     <w:p>
       <w:pPr>
         <w:pStyle w:val="Heading3"/>
@@ -36750,7 +36774,31 @@
         <w:rPr>
           <w:rFonts w:hint="eastAsia" w:ascii="Times New Roman" w:hAnsi="Times New Roman" w:eastAsia="SimHei" w:cs="Times New Roman"/>
         </w:rPr>
-        <w:t xml:space="preserve">提高训练</w:t>
+        <w:t>提高训练</w:t>
+      </w:r>
+      <w:r>
+        <w:rPr>
+          <w:rFonts w:hint="eastAsia" w:ascii="Times New Roman" w:hAnsi="Times New Roman" w:eastAsia="Times New Roman" w:cs="Times New Roman"/>
+        </w:rPr>
+        <w:t>（3</w:t>
+      </w:r>
+      <w:r>
+        <w:rPr>
+          <w:rFonts w:ascii="Times New Roman" w:hAnsi="Times New Roman" w:eastAsia="Times New Roman" w:cs="Times New Roman"/>
+        </w:rPr>
+        <w:t xml:space="preserve"> </w:t>
+      </w:r>
+      <w:r>
+        <w:rPr>
+          <w:rFonts w:hint="eastAsia" w:ascii="Times New Roman" w:hAnsi="Times New Roman" w:eastAsia="SimHei" w:cs="Times New Roman"/>
+        </w:rPr>
+        <w:t>题</w:t>
+      </w:r>
+      <w:r>
+        <w:rPr>
+          <w:rFonts w:hint="eastAsia" w:ascii="Times New Roman" w:hAnsi="Times New Roman" w:eastAsia="Times New Roman" w:cs="Times New Roman"/>
+        </w:rPr>
+        <w:t>）</w:t>
       </w:r>
     </w:p>
     <w:p>
@@ -37349,7 +37397,7 @@
       </w:r>
     </w:p>
     <w:bookmarkEnd w:id="58"/>
-    <w:bookmarkStart w:id="59" w:name="挑战题"/>
+    <w:bookmarkStart w:id="59" w:name="挑战题5-题"/>
     <w:p>
       <w:pPr>
         <w:pStyle w:val="Heading3"/>
@@ -37365,7 +37413,31 @@
         <w:rPr>
           <w:rFonts w:hint="eastAsia" w:ascii="Times New Roman" w:hAnsi="Times New Roman" w:eastAsia="SimHei" w:cs="Times New Roman"/>
         </w:rPr>
-        <w:t xml:space="preserve">挑战题</w:t>
+        <w:t>挑战题</w:t>
+      </w:r>
+      <w:r>
+        <w:rPr>
+          <w:rFonts w:hint="eastAsia" w:ascii="Times New Roman" w:hAnsi="Times New Roman" w:eastAsia="Times New Roman" w:cs="Times New Roman"/>
+        </w:rPr>
+        <w:t>（5</w:t>
+      </w:r>
+      <w:r>
+        <w:rPr>
+          <w:rFonts w:ascii="Times New Roman" w:hAnsi="Times New Roman" w:eastAsia="Times New Roman" w:cs="Times New Roman"/>
+        </w:rPr>
+        <w:t xml:space="preserve"> </w:t>
+      </w:r>
+      <w:r>
+        <w:rPr>
+          <w:rFonts w:hint="eastAsia" w:ascii="Times New Roman" w:hAnsi="Times New Roman" w:eastAsia="SimHei" w:cs="Times New Roman"/>
+        </w:rPr>
+        <w:t>题</w:t>
+      </w:r>
+      <w:r>
+        <w:rPr>
+          <w:rFonts w:hint="eastAsia" w:ascii="Times New Roman" w:hAnsi="Times New Roman" w:eastAsia="Times New Roman" w:cs="Times New Roman"/>
+        </w:rPr>
+        <w:t>）</w:t>
       </w:r>
     </w:p>
     <w:p>

--- a/06-学生侧材料/讲义/2-结构化学/元素周期表与周期律-超级充实版（自学完整）.docx
+++ b/06-学生侧材料/讲义/2-结构化学/元素周期表与周期律-超级充实版（自学完整）.docx
@@ -41,319 +41,385 @@
     </w:p>
     <w:p>
       <w:pPr>
-        <w:pStyle w:val="Compact"/>
-        <w:numPr>
-          <w:ilvl w:val="0"/>
-          <w:numId w:val="1001"/>
-        </w:numPr>
+        <w:pStyle w:val="BlockText"/>
+        <w:spacing w:after="80"/>
       </w:pPr>
       <w:r>
         <w:rPr>
           <w:rFonts w:hint="eastAsia" w:ascii="Times New Roman" w:hAnsi="Times New Roman" w:eastAsia="FangSong" w:cs="Times New Roman"/>
         </w:rPr>
-        <w:t>能根据鲍林能级组划分解释元素周期表的周期结构</w:t>
-      </w:r>
-      <w:r>
-        <w:rPr>
-          <w:rFonts w:hint="eastAsia" w:ascii="Times New Roman" w:hAnsi="Times New Roman" w:eastAsia="Times New Roman" w:cs="Times New Roman"/>
-        </w:rPr>
-        <w:t>，</w:t>
-      </w:r>
-      <w:r>
-        <w:rPr>
-          <w:rFonts w:hint="eastAsia" w:ascii="Times New Roman" w:hAnsi="Times New Roman" w:eastAsia="FangSong" w:cs="Times New Roman"/>
-        </w:rPr>
-        <w:t>判断元素所在的周期</w:t>
-      </w:r>
-      <w:r>
-        <w:rPr>
-          <w:rFonts w:hint="eastAsia" w:ascii="Times New Roman" w:hAnsi="Times New Roman" w:eastAsia="Times New Roman" w:cs="Times New Roman"/>
-        </w:rPr>
-        <w:t>、</w:t>
-      </w:r>
-      <w:r>
-        <w:rPr>
-          <w:rFonts w:hint="eastAsia" w:ascii="Times New Roman" w:hAnsi="Times New Roman" w:eastAsia="FangSong" w:cs="Times New Roman"/>
-        </w:rPr>
-        <w:t>族和区</w:t>
+        <w:t>对齐考纲</w:t>
+      </w:r>
+      <w:r>
+        <w:rPr>
+          <w:rFonts w:hint="eastAsia" w:ascii="Times New Roman" w:hAnsi="Times New Roman" w:eastAsia="Times New Roman" w:cs="Times New Roman"/>
+        </w:rPr>
+        <w:t>：§04</w:t>
+      </w:r>
+      <w:r>
+        <w:rPr>
+          <w:rFonts w:ascii="Times New Roman" w:hAnsi="Times New Roman" w:eastAsia="Times New Roman" w:cs="Times New Roman"/>
+        </w:rPr>
+        <w:t xml:space="preserve"> </w:t>
+      </w:r>
+      <w:r>
+        <w:rPr>
+          <w:rFonts w:hint="eastAsia" w:ascii="Times New Roman" w:hAnsi="Times New Roman" w:eastAsia="FangSong" w:cs="Times New Roman"/>
+        </w:rPr>
+        <w:t xml:space="preserve">元素周期律和元素周期表</w:t>
       </w:r>
     </w:p>
-    <w:p>
-      <w:pPr>
-        <w:pStyle w:val="Compact"/>
-        <w:numPr>
-          <w:ilvl w:val="0"/>
-          <w:numId w:val="1001"/>
-        </w:numPr>
-      </w:pPr>
-      <w:r>
-        <w:rPr>
-          <w:rFonts w:hint="eastAsia" w:ascii="Times New Roman" w:hAnsi="Times New Roman" w:eastAsia="FangSong" w:cs="Times New Roman"/>
-        </w:rPr>
-        <w:t>能比较原子半径大小</w:t>
-      </w:r>
-      <w:r>
-        <w:rPr>
-          <w:rFonts w:hint="eastAsia" w:ascii="Times New Roman" w:hAnsi="Times New Roman" w:eastAsia="Times New Roman" w:cs="Times New Roman"/>
-        </w:rPr>
-        <w:t>（</w:t>
-      </w:r>
-      <w:r>
-        <w:rPr>
-          <w:rFonts w:hint="eastAsia" w:ascii="Times New Roman" w:hAnsi="Times New Roman" w:eastAsia="FangSong" w:cs="Times New Roman"/>
-        </w:rPr>
-        <w:t>三种半径定义的选择与判断</w:t>
-      </w:r>
-      <w:r>
-        <w:rPr>
-          <w:rFonts w:hint="eastAsia" w:ascii="Times New Roman" w:hAnsi="Times New Roman" w:eastAsia="Times New Roman" w:cs="Times New Roman"/>
-        </w:rPr>
-        <w:t>）</w:t>
-      </w:r>
-    </w:p>
-    <w:p>
-      <w:pPr>
-        <w:pStyle w:val="Compact"/>
-        <w:numPr>
-          <w:ilvl w:val="0"/>
-          <w:numId w:val="1001"/>
-        </w:numPr>
-      </w:pPr>
-      <w:r>
-        <w:rPr>
-          <w:rFonts w:hint="eastAsia" w:ascii="Times New Roman" w:hAnsi="Times New Roman" w:eastAsia="FangSong" w:cs="Times New Roman"/>
-        </w:rPr>
-        <w:t>能运用有效核电荷和电子排布原理系统解释原子半径</w:t>
-      </w:r>
-      <w:r>
-        <w:rPr>
-          <w:rFonts w:hint="eastAsia" w:ascii="Times New Roman" w:hAnsi="Times New Roman" w:eastAsia="Times New Roman" w:cs="Times New Roman"/>
-        </w:rPr>
-        <w:t>、</w:t>
-      </w:r>
-      <w:r>
-        <w:rPr>
-          <w:rFonts w:hint="eastAsia" w:ascii="Times New Roman" w:hAnsi="Times New Roman" w:eastAsia="FangSong" w:cs="Times New Roman"/>
-        </w:rPr>
-        <w:t>电离能</w:t>
-      </w:r>
-      <w:r>
-        <w:rPr>
-          <w:rFonts w:hint="eastAsia" w:ascii="Times New Roman" w:hAnsi="Times New Roman" w:eastAsia="Times New Roman" w:cs="Times New Roman"/>
-        </w:rPr>
-        <w:t>、</w:t>
-      </w:r>
-      <w:r>
-        <w:rPr>
-          <w:rFonts w:hint="eastAsia" w:ascii="Times New Roman" w:hAnsi="Times New Roman" w:eastAsia="FangSong" w:cs="Times New Roman"/>
-        </w:rPr>
-        <w:t>电子亲和能</w:t>
-      </w:r>
-      <w:r>
-        <w:rPr>
-          <w:rFonts w:hint="eastAsia" w:ascii="Times New Roman" w:hAnsi="Times New Roman" w:eastAsia="Times New Roman" w:cs="Times New Roman"/>
-        </w:rPr>
-        <w:t>、</w:t>
-      </w:r>
-      <w:r>
-        <w:rPr>
-          <w:rFonts w:hint="eastAsia" w:ascii="Times New Roman" w:hAnsi="Times New Roman" w:eastAsia="FangSong" w:cs="Times New Roman"/>
-        </w:rPr>
-        <w:t>电负性的周期性变化趋势</w:t>
-      </w:r>
-    </w:p>
-    <w:p>
-      <w:pPr>
-        <w:pStyle w:val="Compact"/>
-        <w:numPr>
-          <w:ilvl w:val="0"/>
-          <w:numId w:val="1001"/>
-        </w:numPr>
-      </w:pPr>
-      <w:r>
-        <w:rPr>
-          <w:rFonts w:hint="eastAsia" w:ascii="Times New Roman" w:hAnsi="Times New Roman" w:eastAsia="FangSong" w:cs="Times New Roman"/>
-        </w:rPr>
-        <w:t>能准确指出并解释周期律中的关键反常点</w:t>
-      </w:r>
-      <w:r>
-        <w:rPr>
-          <w:rFonts w:hint="eastAsia" w:ascii="Times New Roman" w:hAnsi="Times New Roman" w:eastAsia="Times New Roman" w:cs="Times New Roman"/>
-        </w:rPr>
-        <w:t>（ⅡA/ⅢA、ⅤA/ⅥA</w:t>
-      </w:r>
-      <w:r>
-        <w:rPr>
-          <w:rFonts w:hint="eastAsia" w:ascii="Times New Roman" w:hAnsi="Times New Roman" w:eastAsia="FangSong" w:cs="Times New Roman"/>
-        </w:rPr>
-        <w:t>电离能倒置</w:t>
-      </w:r>
-      <w:r>
-        <w:rPr>
-          <w:rFonts w:hint="eastAsia" w:ascii="Times New Roman" w:hAnsi="Times New Roman" w:eastAsia="Times New Roman" w:cs="Times New Roman"/>
-        </w:rPr>
-        <w:t>；F/Cl</w:t>
-      </w:r>
-      <w:r>
-        <w:rPr>
-          <w:rFonts w:hint="eastAsia" w:ascii="Times New Roman" w:hAnsi="Times New Roman" w:eastAsia="FangSong" w:cs="Times New Roman"/>
-        </w:rPr>
-        <w:t>电子亲和能反常</w:t>
-      </w:r>
-      <w:r>
-        <w:rPr>
-          <w:rFonts w:hint="eastAsia" w:ascii="Times New Roman" w:hAnsi="Times New Roman" w:eastAsia="Times New Roman" w:cs="Times New Roman"/>
-        </w:rPr>
-        <w:t>）</w:t>
-      </w:r>
-    </w:p>
-    <w:p>
-      <w:pPr>
-        <w:pStyle w:val="Compact"/>
-        <w:numPr>
-          <w:ilvl w:val="0"/>
-          <w:numId w:val="1001"/>
-        </w:numPr>
-      </w:pPr>
-      <w:r>
-        <w:rPr>
-          <w:rFonts w:hint="eastAsia" w:ascii="Times New Roman" w:hAnsi="Times New Roman" w:eastAsia="FangSong" w:cs="Times New Roman"/>
-        </w:rPr>
-        <w:t>能用镧系收缩解释第二</w:t>
-      </w:r>
-      <w:r>
-        <w:rPr>
-          <w:rFonts w:hint="eastAsia" w:ascii="Times New Roman" w:hAnsi="Times New Roman" w:eastAsia="Times New Roman" w:cs="Times New Roman"/>
-        </w:rPr>
-        <w:t>、</w:t>
-      </w:r>
-      <w:r>
-        <w:rPr>
-          <w:rFonts w:hint="eastAsia" w:ascii="Times New Roman" w:hAnsi="Times New Roman" w:eastAsia="FangSong" w:cs="Times New Roman"/>
-        </w:rPr>
-        <w:t>第三过渡系同族元素性质相似的原因</w:t>
-      </w:r>
-    </w:p>
-    <w:p>
-      <w:pPr>
-        <w:pStyle w:val="Compact"/>
-        <w:numPr>
-          <w:ilvl w:val="0"/>
-          <w:numId w:val="1001"/>
-        </w:numPr>
-      </w:pPr>
-      <w:r>
-        <w:rPr>
-          <w:rFonts w:hint="eastAsia" w:ascii="Times New Roman" w:hAnsi="Times New Roman" w:eastAsia="FangSong" w:cs="Times New Roman"/>
-        </w:rPr>
-        <w:t xml:space="preserve">能用对角线规则解释</w:t>
-      </w:r>
-      <w:r>
-        <w:rPr>
-          <w:rFonts w:ascii="Times New Roman" w:hAnsi="Times New Roman" w:eastAsia="Times New Roman" w:cs="Times New Roman"/>
-        </w:rPr>
-        <w:t xml:space="preserve"> Li-Mg、Be-Al、B-Si </w:t>
-      </w:r>
-      <w:r>
-        <w:rPr>
-          <w:rFonts w:hint="eastAsia" w:ascii="Times New Roman" w:hAnsi="Times New Roman" w:eastAsia="FangSong" w:cs="Times New Roman"/>
-        </w:rPr>
-        <w:t xml:space="preserve">的化学相似性</w:t>
-      </w:r>
-    </w:p>
-    <w:p>
-      <w:pPr>
-        <w:pStyle w:val="Compact"/>
-        <w:numPr>
-          <w:ilvl w:val="0"/>
-          <w:numId w:val="1001"/>
-        </w:numPr>
-      </w:pPr>
-      <w:r>
-        <w:rPr>
-          <w:rFonts w:hint="eastAsia" w:ascii="Times New Roman" w:hAnsi="Times New Roman" w:eastAsia="FangSong" w:cs="Times New Roman"/>
-        </w:rPr>
-        <w:t>能通过电离能</w:t>
-      </w:r>
-      <w:r>
-        <w:rPr>
-          <w:rFonts w:hint="eastAsia" w:ascii="Times New Roman" w:hAnsi="Times New Roman" w:eastAsia="Times New Roman" w:cs="Times New Roman"/>
-        </w:rPr>
-        <w:t>、</w:t>
-      </w:r>
-      <w:r>
-        <w:rPr>
-          <w:rFonts w:hint="eastAsia" w:ascii="Times New Roman" w:hAnsi="Times New Roman" w:eastAsia="FangSong" w:cs="Times New Roman"/>
-        </w:rPr>
-        <w:t>电负性等数据推断未知元素在周期表中的位置与族属</w:t>
-      </w:r>
-    </w:p>
-    <w:p>
-      <w:pPr>
-        <w:pStyle w:val="Compact"/>
-        <w:numPr>
-          <w:ilvl w:val="0"/>
-          <w:numId w:val="1001"/>
-        </w:numPr>
-      </w:pPr>
-      <w:r>
-        <w:rPr>
-          <w:rFonts w:hint="eastAsia" w:ascii="Times New Roman" w:hAnsi="Times New Roman" w:eastAsia="FangSong" w:cs="Times New Roman"/>
-        </w:rPr>
-        <w:t xml:space="preserve">能用</w:t>
-      </w:r>
-      <w:r>
-        <w:rPr>
-          <w:rFonts w:ascii="Times New Roman" w:hAnsi="Times New Roman" w:eastAsia="Times New Roman" w:cs="Times New Roman"/>
-        </w:rPr>
-        <w:t xml:space="preserve"> Allred-Rochow </w:t>
-      </w:r>
-      <w:r>
-        <w:rPr>
-          <w:rFonts w:hint="eastAsia" w:ascii="Times New Roman" w:hAnsi="Times New Roman" w:eastAsia="FangSong" w:cs="Times New Roman"/>
-        </w:rPr>
-        <w:t xml:space="preserve">电负性标度定性理解</w:t>
-      </w:r>
-      <w:r>
-        <w:rPr>
-          <w:rFonts w:ascii="Times New Roman" w:hAnsi="Times New Roman" w:eastAsia="Times New Roman" w:cs="Times New Roman"/>
-        </w:rPr>
-        <w:t xml:space="preserve"> Z* </w:t>
-      </w:r>
-      <w:r>
-        <w:rPr>
-          <w:rFonts w:hint="eastAsia" w:ascii="Times New Roman" w:hAnsi="Times New Roman" w:eastAsia="FangSong" w:cs="Times New Roman"/>
-        </w:rPr>
-        <w:t xml:space="preserve">与电负性的关系</w:t>
-      </w:r>
-    </w:p>
-    <w:p>
-      <w:pPr>
-        <w:pStyle w:val="Compact"/>
-        <w:numPr>
-          <w:ilvl w:val="0"/>
-          <w:numId w:val="1001"/>
-        </w:numPr>
-      </w:pPr>
-      <w:r>
-        <w:rPr>
-          <w:rFonts w:hint="eastAsia" w:ascii="Times New Roman" w:hAnsi="Times New Roman" w:eastAsia="FangSong" w:cs="Times New Roman"/>
-        </w:rPr>
-        <w:t xml:space="preserve">能用惰性电子对效应解释</w:t>
-      </w:r>
-      <w:r>
-        <w:rPr>
-          <w:rFonts w:ascii="Times New Roman" w:hAnsi="Times New Roman" w:eastAsia="Times New Roman" w:cs="Times New Roman"/>
-        </w:rPr>
-        <w:t xml:space="preserve"> Tl(Ⅰ)/Pb(Ⅱ)/Bi(Ⅲ) </w:t>
-      </w:r>
-      <w:r>
-        <w:rPr>
-          <w:rFonts w:hint="eastAsia" w:ascii="Times New Roman" w:hAnsi="Times New Roman" w:eastAsia="FangSong" w:cs="Times New Roman"/>
-        </w:rPr>
-        <w:t xml:space="preserve">的稳定性</w:t>
-      </w:r>
-    </w:p>
+    <w:tbl>
+      <w:tblPr>
+        <w:tblStyle w:val="Table"/>
+        <w:tblW w:type="pct" w:w="5000"/>
+        <w:tblLayout w:type="fixed"/>
+        <w:tblLook w:firstRow="1" w:lastRow="0" w:firstColumn="0" w:lastColumn="0" w:noHBand="0" w:noVBand="0" w:val="0020"/>
+      </w:tblPr>
+      <w:tblGrid>
+        <w:gridCol w:w="3960"/>
+        <w:gridCol w:w="3960"/>
+      </w:tblGrid>
+      <w:tr>
+        <w:trPr>
+          <w:tblHeader w:val="on"/>
+        </w:trPr>
+        <w:tc>
+          <w:tcPr/>
+          <w:p>
+            <w:pPr>
+              <w:pStyle w:val="Compact"/>
+              <w:jc w:val="center"/>
+            </w:pPr>
+            <w:r>
+              <w:rPr>
+                <w:rFonts w:hint="eastAsia" w:ascii="Times New Roman" w:hAnsi="Times New Roman" w:eastAsia="SimHei" w:cs="Times New Roman"/>
+                <w:b/>
+              </w:rPr>
+              <w:t xml:space="preserve">考纲条目</w:t>
+            </w:r>
+          </w:p>
+        </w:tc>
+        <w:tc>
+          <w:tcPr/>
+          <w:p>
+            <w:pPr>
+              <w:pStyle w:val="Compact"/>
+              <w:jc w:val="center"/>
+            </w:pPr>
+            <w:r>
+              <w:rPr>
+                <w:rFonts w:hint="eastAsia" w:ascii="Times New Roman" w:hAnsi="Times New Roman" w:eastAsia="SimHei" w:cs="Times New Roman"/>
+                <w:b/>
+              </w:rPr>
+              <w:t xml:space="preserve">学完本讲你应能</w:t>
+            </w:r>
+          </w:p>
+        </w:tc>
+      </w:tr>
+      <w:tr>
+        <w:tc>
+          <w:tcPr/>
+          <w:p>
+            <w:pPr>
+              <w:pStyle w:val="Compact"/>
+              <w:jc w:val="center"/>
+            </w:pPr>
+            <w:r>
+              <w:rPr>
+                <w:rFonts w:ascii="Times New Roman" w:hAnsi="Times New Roman" w:eastAsia="Times New Roman" w:cs="Times New Roman"/>
+              </w:rPr>
+              <w:t xml:space="preserve">§04 </w:t>
+            </w:r>
+            <w:r>
+              <w:rPr>
+                <w:rFonts w:hint="eastAsia" w:ascii="Times New Roman" w:hAnsi="Times New Roman" w:eastAsia="FangSong" w:cs="Times New Roman"/>
+              </w:rPr>
+              <w:t xml:space="preserve">元素周期律和元素周期表</w:t>
+            </w:r>
+          </w:p>
+        </w:tc>
+        <w:tc>
+          <w:tcPr/>
+          <w:p>
+            <w:pPr>
+              <w:pStyle w:val="Compact"/>
+              <w:jc w:val="center"/>
+            </w:pPr>
+            <w:r>
+              <w:rPr>
+                <w:rFonts w:hint="eastAsia" w:ascii="Times New Roman" w:hAnsi="Times New Roman" w:eastAsia="FangSong" w:cs="Times New Roman"/>
+              </w:rPr>
+              <w:t>能根据鲍林能级组划分解释元素周期表的周期结构</w:t>
+            </w:r>
+            <w:r>
+              <w:rPr>
+                <w:rFonts w:hint="eastAsia" w:ascii="Times New Roman" w:hAnsi="Times New Roman" w:eastAsia="Times New Roman" w:cs="Times New Roman"/>
+              </w:rPr>
+              <w:t>，</w:t>
+            </w:r>
+            <w:r>
+              <w:rPr>
+                <w:rFonts w:hint="eastAsia" w:ascii="Times New Roman" w:hAnsi="Times New Roman" w:eastAsia="FangSong" w:cs="Times New Roman"/>
+              </w:rPr>
+              <w:t>判断元素所在的周期</w:t>
+            </w:r>
+            <w:r>
+              <w:rPr>
+                <w:rFonts w:hint="eastAsia" w:ascii="Times New Roman" w:hAnsi="Times New Roman" w:eastAsia="Times New Roman" w:cs="Times New Roman"/>
+              </w:rPr>
+              <w:t>、</w:t>
+            </w:r>
+            <w:r>
+              <w:rPr>
+                <w:rFonts w:hint="eastAsia" w:ascii="Times New Roman" w:hAnsi="Times New Roman" w:eastAsia="FangSong" w:cs="Times New Roman"/>
+              </w:rPr>
+              <w:t>族和区</w:t>
+            </w:r>
+            <w:r>
+              <w:rPr>
+                <w:rFonts w:hint="eastAsia" w:ascii="Times New Roman" w:hAnsi="Times New Roman" w:eastAsia="Times New Roman" w:cs="Times New Roman"/>
+              </w:rPr>
+              <w:t>；</w:t>
+            </w:r>
+            <w:r>
+              <w:rPr>
+                <w:rFonts w:hint="eastAsia" w:ascii="Times New Roman" w:hAnsi="Times New Roman" w:eastAsia="FangSong" w:cs="Times New Roman"/>
+              </w:rPr>
+              <w:t>能比较原子半径大小</w:t>
+            </w:r>
+            <w:r>
+              <w:rPr>
+                <w:rFonts w:hint="eastAsia" w:ascii="Times New Roman" w:hAnsi="Times New Roman" w:eastAsia="Times New Roman" w:cs="Times New Roman"/>
+              </w:rPr>
+              <w:t>（</w:t>
+            </w:r>
+            <w:r>
+              <w:rPr>
+                <w:rFonts w:hint="eastAsia" w:ascii="Times New Roman" w:hAnsi="Times New Roman" w:eastAsia="FangSong" w:cs="Times New Roman"/>
+              </w:rPr>
+              <w:t>三种半径定义的选择与判断</w:t>
+            </w:r>
+            <w:r>
+              <w:rPr>
+                <w:rFonts w:hint="eastAsia" w:ascii="Times New Roman" w:hAnsi="Times New Roman" w:eastAsia="Times New Roman" w:cs="Times New Roman"/>
+              </w:rPr>
+              <w:t>）；</w:t>
+            </w:r>
+            <w:r>
+              <w:rPr>
+                <w:rFonts w:hint="eastAsia" w:ascii="Times New Roman" w:hAnsi="Times New Roman" w:eastAsia="FangSong" w:cs="Times New Roman"/>
+              </w:rPr>
+              <w:t>能运用有效核电荷和电子排布原理系统解释原子半径</w:t>
+            </w:r>
+            <w:r>
+              <w:rPr>
+                <w:rFonts w:hint="eastAsia" w:ascii="Times New Roman" w:hAnsi="Times New Roman" w:eastAsia="Times New Roman" w:cs="Times New Roman"/>
+              </w:rPr>
+              <w:t>、</w:t>
+            </w:r>
+            <w:r>
+              <w:rPr>
+                <w:rFonts w:hint="eastAsia" w:ascii="Times New Roman" w:hAnsi="Times New Roman" w:eastAsia="FangSong" w:cs="Times New Roman"/>
+              </w:rPr>
+              <w:t>电离能</w:t>
+            </w:r>
+            <w:r>
+              <w:rPr>
+                <w:rFonts w:hint="eastAsia" w:ascii="Times New Roman" w:hAnsi="Times New Roman" w:eastAsia="Times New Roman" w:cs="Times New Roman"/>
+              </w:rPr>
+              <w:t>、</w:t>
+            </w:r>
+            <w:r>
+              <w:rPr>
+                <w:rFonts w:hint="eastAsia" w:ascii="Times New Roman" w:hAnsi="Times New Roman" w:eastAsia="FangSong" w:cs="Times New Roman"/>
+              </w:rPr>
+              <w:t>电子亲和能</w:t>
+            </w:r>
+            <w:r>
+              <w:rPr>
+                <w:rFonts w:hint="eastAsia" w:ascii="Times New Roman" w:hAnsi="Times New Roman" w:eastAsia="Times New Roman" w:cs="Times New Roman"/>
+              </w:rPr>
+              <w:t>、</w:t>
+            </w:r>
+            <w:r>
+              <w:rPr>
+                <w:rFonts w:hint="eastAsia" w:ascii="Times New Roman" w:hAnsi="Times New Roman" w:eastAsia="FangSong" w:cs="Times New Roman"/>
+              </w:rPr>
+              <w:t>电负性的周期性变化趋势</w:t>
+            </w:r>
+            <w:r>
+              <w:rPr>
+                <w:rFonts w:hint="eastAsia" w:ascii="Times New Roman" w:hAnsi="Times New Roman" w:eastAsia="Times New Roman" w:cs="Times New Roman"/>
+              </w:rPr>
+              <w:t>；</w:t>
+            </w:r>
+            <w:r>
+              <w:rPr>
+                <w:rFonts w:hint="eastAsia" w:ascii="Times New Roman" w:hAnsi="Times New Roman" w:eastAsia="FangSong" w:cs="Times New Roman"/>
+              </w:rPr>
+              <w:t>能准确指出并解释周期律中的关键反常点</w:t>
+            </w:r>
+            <w:r>
+              <w:rPr>
+                <w:rFonts w:hint="eastAsia" w:ascii="Times New Roman" w:hAnsi="Times New Roman" w:eastAsia="Times New Roman" w:cs="Times New Roman"/>
+              </w:rPr>
+              <w:t>（ⅡA/ⅢA、ⅤA/ⅥA</w:t>
+            </w:r>
+            <w:r>
+              <w:rPr>
+                <w:rFonts w:hint="eastAsia" w:ascii="Times New Roman" w:hAnsi="Times New Roman" w:eastAsia="FangSong" w:cs="Times New Roman"/>
+              </w:rPr>
+              <w:t>电离能倒置</w:t>
+            </w:r>
+            <w:r>
+              <w:rPr>
+                <w:rFonts w:hint="eastAsia" w:ascii="Times New Roman" w:hAnsi="Times New Roman" w:eastAsia="Times New Roman" w:cs="Times New Roman"/>
+              </w:rPr>
+              <w:t>；F/Cl</w:t>
+            </w:r>
+            <w:r>
+              <w:rPr>
+                <w:rFonts w:hint="eastAsia" w:ascii="Times New Roman" w:hAnsi="Times New Roman" w:eastAsia="FangSong" w:cs="Times New Roman"/>
+              </w:rPr>
+              <w:t>电子亲和能反常</w:t>
+            </w:r>
+            <w:r>
+              <w:rPr>
+                <w:rFonts w:hint="eastAsia" w:ascii="Times New Roman" w:hAnsi="Times New Roman" w:eastAsia="Times New Roman" w:cs="Times New Roman"/>
+              </w:rPr>
+              <w:t>）；</w:t>
+            </w:r>
+            <w:r>
+              <w:rPr>
+                <w:rFonts w:hint="eastAsia" w:ascii="Times New Roman" w:hAnsi="Times New Roman" w:eastAsia="FangSong" w:cs="Times New Roman"/>
+              </w:rPr>
+              <w:t>能用镧系收缩解释第二</w:t>
+            </w:r>
+            <w:r>
+              <w:rPr>
+                <w:rFonts w:hint="eastAsia" w:ascii="Times New Roman" w:hAnsi="Times New Roman" w:eastAsia="Times New Roman" w:cs="Times New Roman"/>
+              </w:rPr>
+              <w:t>、</w:t>
+            </w:r>
+            <w:r>
+              <w:rPr>
+                <w:rFonts w:hint="eastAsia" w:ascii="Times New Roman" w:hAnsi="Times New Roman" w:eastAsia="FangSong" w:cs="Times New Roman"/>
+              </w:rPr>
+              <w:t>第三过渡系同族元素性质相似的原因</w:t>
+            </w:r>
+            <w:r>
+              <w:rPr>
+                <w:rFonts w:hint="eastAsia" w:ascii="Times New Roman" w:hAnsi="Times New Roman" w:eastAsia="Times New Roman" w:cs="Times New Roman"/>
+              </w:rPr>
+              <w:t>；</w:t>
+            </w:r>
+            <w:r>
+              <w:rPr>
+                <w:rFonts w:hint="eastAsia" w:ascii="Times New Roman" w:hAnsi="Times New Roman" w:eastAsia="FangSong" w:cs="Times New Roman"/>
+              </w:rPr>
+              <w:t>能用对角线规则解释</w:t>
+            </w:r>
+            <w:r>
+              <w:rPr>
+                <w:rFonts w:ascii="Times New Roman" w:hAnsi="Times New Roman" w:eastAsia="Times New Roman" w:cs="Times New Roman"/>
+              </w:rPr>
+              <w:t xml:space="preserve"> Li-Mg、Be-Al、B-Si </w:t>
+            </w:r>
+            <w:r>
+              <w:rPr>
+                <w:rFonts w:hint="eastAsia" w:ascii="Times New Roman" w:hAnsi="Times New Roman" w:eastAsia="FangSong" w:cs="Times New Roman"/>
+              </w:rPr>
+              <w:t>的化学相似性</w:t>
+            </w:r>
+            <w:r>
+              <w:rPr>
+                <w:rFonts w:hint="eastAsia" w:ascii="Times New Roman" w:hAnsi="Times New Roman" w:eastAsia="Times New Roman" w:cs="Times New Roman"/>
+              </w:rPr>
+              <w:t>；</w:t>
+            </w:r>
+            <w:r>
+              <w:rPr>
+                <w:rFonts w:hint="eastAsia" w:ascii="Times New Roman" w:hAnsi="Times New Roman" w:eastAsia="FangSong" w:cs="Times New Roman"/>
+              </w:rPr>
+              <w:t>能通过电离能</w:t>
+            </w:r>
+            <w:r>
+              <w:rPr>
+                <w:rFonts w:hint="eastAsia" w:ascii="Times New Roman" w:hAnsi="Times New Roman" w:eastAsia="Times New Roman" w:cs="Times New Roman"/>
+              </w:rPr>
+              <w:t>、</w:t>
+            </w:r>
+            <w:r>
+              <w:rPr>
+                <w:rFonts w:hint="eastAsia" w:ascii="Times New Roman" w:hAnsi="Times New Roman" w:eastAsia="FangSong" w:cs="Times New Roman"/>
+              </w:rPr>
+              <w:t>电负性等数据推断未知元素在周期表中的位置与族属</w:t>
+            </w:r>
+            <w:r>
+              <w:rPr>
+                <w:rFonts w:hint="eastAsia" w:ascii="Times New Roman" w:hAnsi="Times New Roman" w:eastAsia="Times New Roman" w:cs="Times New Roman"/>
+              </w:rPr>
+              <w:t>；</w:t>
+            </w:r>
+            <w:r>
+              <w:rPr>
+                <w:rFonts w:hint="eastAsia" w:ascii="Times New Roman" w:hAnsi="Times New Roman" w:eastAsia="FangSong" w:cs="Times New Roman"/>
+              </w:rPr>
+              <w:t>能用</w:t>
+            </w:r>
+            <w:r>
+              <w:rPr>
+                <w:rFonts w:ascii="Times New Roman" w:hAnsi="Times New Roman" w:eastAsia="Times New Roman" w:cs="Times New Roman"/>
+              </w:rPr>
+              <w:t xml:space="preserve"> Allred-Rochow </w:t>
+            </w:r>
+            <w:r>
+              <w:rPr>
+                <w:rFonts w:hint="eastAsia" w:ascii="Times New Roman" w:hAnsi="Times New Roman" w:eastAsia="FangSong" w:cs="Times New Roman"/>
+              </w:rPr>
+              <w:t xml:space="preserve">电负性标度定性理解</w:t>
+            </w:r>
+            <w:r>
+              <w:rPr>
+                <w:rFonts w:ascii="Times New Roman" w:hAnsi="Times New Roman" w:eastAsia="Times New Roman" w:cs="Times New Roman"/>
+              </w:rPr>
+              <w:t xml:space="preserve"> Z* </w:t>
+            </w:r>
+            <w:r>
+              <w:rPr>
+                <w:rFonts w:hint="eastAsia" w:ascii="Times New Roman" w:hAnsi="Times New Roman" w:eastAsia="FangSong" w:cs="Times New Roman"/>
+              </w:rPr>
+              <w:t>与电负性的关系</w:t>
+            </w:r>
+            <w:r>
+              <w:rPr>
+                <w:rFonts w:hint="eastAsia" w:ascii="Times New Roman" w:hAnsi="Times New Roman" w:eastAsia="Times New Roman" w:cs="Times New Roman"/>
+              </w:rPr>
+              <w:t>；</w:t>
+            </w:r>
+            <w:r>
+              <w:rPr>
+                <w:rFonts w:hint="eastAsia" w:ascii="Times New Roman" w:hAnsi="Times New Roman" w:eastAsia="FangSong" w:cs="Times New Roman"/>
+              </w:rPr>
+              <w:t>能用惰性电子对效应解释</w:t>
+            </w:r>
+            <w:r>
+              <w:rPr>
+                <w:rFonts w:ascii="Times New Roman" w:hAnsi="Times New Roman" w:eastAsia="Times New Roman" w:cs="Times New Roman"/>
+              </w:rPr>
+              <w:t xml:space="preserve"> Tl(Ⅰ)/Pb(Ⅱ)/Bi(Ⅲ) </w:t>
+            </w:r>
+            <w:r>
+              <w:rPr>
+                <w:rFonts w:hint="eastAsia" w:ascii="Times New Roman" w:hAnsi="Times New Roman" w:eastAsia="FangSong" w:cs="Times New Roman"/>
+              </w:rPr>
+              <w:t xml:space="preserve">的稳定性</w:t>
+            </w:r>
+          </w:p>
+        </w:tc>
+      </w:tr>
+    </w:tbl>
     <w:p>
       <w:pPr>
         <w:spacing w:before="160" w:after="80"/>
@@ -9822,7 +9888,7 @@
         <w:pStyle w:val="Compact"/>
         <w:numPr>
           <w:ilvl w:val="0"/>
-          <w:numId w:val="1002"/>
+          <w:numId w:val="1001"/>
         </w:numPr>
       </w:pPr>
       <w:r>
@@ -10024,7 +10090,7 @@
         <w:pStyle w:val="Compact"/>
         <w:numPr>
           <w:ilvl w:val="0"/>
-          <w:numId w:val="1002"/>
+          <w:numId w:val="1001"/>
         </w:numPr>
       </w:pPr>
       <w:r>
@@ -10232,7 +10298,7 @@
         <w:pStyle w:val="Compact"/>
         <w:numPr>
           <w:ilvl w:val="0"/>
-          <w:numId w:val="1002"/>
+          <w:numId w:val="1001"/>
         </w:numPr>
       </w:pPr>
       <m:oMath>
@@ -21056,7 +21122,7 @@
         <w:pStyle w:val="Compact"/>
         <w:numPr>
           <w:ilvl w:val="0"/>
-          <w:numId w:val="1003"/>
+          <w:numId w:val="1002"/>
         </w:numPr>
       </w:pPr>
       <w:r>
@@ -21207,7 +21273,7 @@
         <w:pStyle w:val="Compact"/>
         <w:numPr>
           <w:ilvl w:val="0"/>
-          <w:numId w:val="1003"/>
+          <w:numId w:val="1002"/>
         </w:numPr>
       </w:pPr>
       <w:r>
@@ -21236,7 +21302,7 @@
         <w:pStyle w:val="Compact"/>
         <w:numPr>
           <w:ilvl w:val="0"/>
-          <w:numId w:val="1003"/>
+          <w:numId w:val="1002"/>
         </w:numPr>
       </w:pPr>
       <w:r>
@@ -32598,7 +32664,7 @@
         <w:pStyle w:val="Compact"/>
         <w:numPr>
           <w:ilvl w:val="0"/>
-          <w:numId w:val="1004"/>
+          <w:numId w:val="1003"/>
         </w:numPr>
       </w:pPr>
       <w:r>
@@ -32619,7 +32685,7 @@
         <w:pStyle w:val="Compact"/>
         <w:numPr>
           <w:ilvl w:val="0"/>
-          <w:numId w:val="1004"/>
+          <w:numId w:val="1003"/>
         </w:numPr>
       </w:pPr>
       <w:r>
@@ -32694,7 +32760,7 @@
         <w:pStyle w:val="Compact"/>
         <w:numPr>
           <w:ilvl w:val="0"/>
-          <w:numId w:val="1004"/>
+          <w:numId w:val="1003"/>
         </w:numPr>
       </w:pPr>
       <w:r>
@@ -33538,7 +33604,7 @@
         <w:pStyle w:val="Compact"/>
         <w:numPr>
           <w:ilvl w:val="0"/>
-          <w:numId w:val="1005"/>
+          <w:numId w:val="1004"/>
         </w:numPr>
       </w:pPr>
       <w:r>
@@ -33631,7 +33697,7 @@
         <w:pStyle w:val="Compact"/>
         <w:numPr>
           <w:ilvl w:val="0"/>
-          <w:numId w:val="1005"/>
+          <w:numId w:val="1004"/>
         </w:numPr>
       </w:pPr>
       <w:r>
@@ -33676,7 +33742,7 @@
         <w:pStyle w:val="Compact"/>
         <w:numPr>
           <w:ilvl w:val="0"/>
-          <w:numId w:val="1005"/>
+          <w:numId w:val="1004"/>
         </w:numPr>
       </w:pPr>
       <w:r>
@@ -33727,7 +33793,7 @@
         <w:pStyle w:val="Compact"/>
         <w:numPr>
           <w:ilvl w:val="0"/>
-          <w:numId w:val="1005"/>
+          <w:numId w:val="1004"/>
         </w:numPr>
       </w:pPr>
       <w:r>
@@ -33754,7 +33820,7 @@
         <w:pStyle w:val="Compact"/>
         <w:numPr>
           <w:ilvl w:val="0"/>
-          <w:numId w:val="1005"/>
+          <w:numId w:val="1004"/>
         </w:numPr>
       </w:pPr>
       <w:r>
@@ -33799,7 +33865,7 @@
         <w:pStyle w:val="Compact"/>
         <w:numPr>
           <w:ilvl w:val="0"/>
-          <w:numId w:val="1005"/>
+          <w:numId w:val="1004"/>
         </w:numPr>
       </w:pPr>
       <w:r>
@@ -33868,7 +33934,7 @@
         <w:pStyle w:val="Compact"/>
         <w:numPr>
           <w:ilvl w:val="0"/>
-          <w:numId w:val="1005"/>
+          <w:numId w:val="1004"/>
         </w:numPr>
       </w:pPr>
       <w:r>
@@ -39366,7 +39432,7 @@
         <w:pStyle w:val="Compact"/>
         <w:numPr>
           <w:ilvl w:val="0"/>
-          <w:numId w:val="1006"/>
+          <w:numId w:val="1005"/>
         </w:numPr>
       </w:pPr>
       <w:r>
@@ -39586,7 +39652,7 @@
         <w:pStyle w:val="Compact"/>
         <w:numPr>
           <w:ilvl w:val="0"/>
-          <w:numId w:val="1006"/>
+          <w:numId w:val="1005"/>
         </w:numPr>
       </w:pPr>
       <w:r>
@@ -39751,7 +39817,7 @@
         <w:pStyle w:val="Compact"/>
         <w:numPr>
           <w:ilvl w:val="0"/>
-          <w:numId w:val="1006"/>
+          <w:numId w:val="1005"/>
         </w:numPr>
       </w:pPr>
       <w:r>
@@ -40254,7 +40320,7 @@
         <w:pStyle w:val="Compact"/>
         <w:numPr>
           <w:ilvl w:val="0"/>
-          <w:numId w:val="1007"/>
+          <w:numId w:val="1006"/>
         </w:numPr>
         <w:spacing w:before="120"/>
       </w:pPr>
@@ -40338,7 +40404,7 @@
         <w:pStyle w:val="Compact"/>
         <w:numPr>
           <w:ilvl w:val="0"/>
-          <w:numId w:val="1007"/>
+          <w:numId w:val="1006"/>
         </w:numPr>
       </w:pPr>
       <w:r>
@@ -40399,7 +40465,7 @@
         <w:pStyle w:val="Compact"/>
         <w:numPr>
           <w:ilvl w:val="0"/>
-          <w:numId w:val="1007"/>
+          <w:numId w:val="1006"/>
         </w:numPr>
       </w:pPr>
       <w:r>
@@ -40562,7 +40628,7 @@
         <w:pStyle w:val="Compact"/>
         <w:numPr>
           <w:ilvl w:val="0"/>
-          <w:numId w:val="1008"/>
+          <w:numId w:val="1007"/>
         </w:numPr>
       </w:pPr>
       <w:r>
@@ -40676,7 +40742,7 @@
         <w:pStyle w:val="Compact"/>
         <w:numPr>
           <w:ilvl w:val="0"/>
-          <w:numId w:val="1008"/>
+          <w:numId w:val="1007"/>
         </w:numPr>
       </w:pPr>
       <w:r>
@@ -40872,7 +40938,7 @@
         <w:pStyle w:val="Compact"/>
         <w:numPr>
           <w:ilvl w:val="0"/>
-          <w:numId w:val="1008"/>
+          <w:numId w:val="1007"/>
         </w:numPr>
       </w:pPr>
       <m:oMath>
@@ -41010,7 +41076,7 @@
         <w:pStyle w:val="Compact"/>
         <w:numPr>
           <w:ilvl w:val="0"/>
-          <w:numId w:val="1009"/>
+          <w:numId w:val="1008"/>
         </w:numPr>
       </w:pPr>
       <w:r>
@@ -41084,6 +41150,108 @@
           <w:rFonts w:ascii="Times New Roman" w:hAnsi="Times New Roman" w:eastAsia="Times New Roman" w:cs="Times New Roman"/>
         </w:rPr>
         <w:br/>
+      </w:r>
+    </w:p>
+    <w:p>
+      <w:pPr>
+        <w:pStyle w:val="Compact"/>
+        <w:numPr>
+          <w:ilvl w:val="0"/>
+          <w:numId w:val="1008"/>
+        </w:numPr>
+      </w:pPr>
+      <w:r>
+        <w:rPr>
+          <w:rFonts w:hint="eastAsia" w:ascii="Times New Roman" w:hAnsi="Times New Roman" w:eastAsia="FangSong" w:cs="Times New Roman"/>
+        </w:rPr>
+        <w:t>第三过渡系元素虽然与第二过渡系同族元素半径相近</w:t>
+      </w:r>
+      <w:r>
+        <w:rPr>
+          <w:rFonts w:hint="eastAsia" w:ascii="Times New Roman" w:hAnsi="Times New Roman" w:eastAsia="Times New Roman" w:cs="Times New Roman"/>
+        </w:rPr>
+        <w:t>，</w:t>
+      </w:r>
+      <w:r>
+        <w:rPr>
+          <w:rFonts w:hint="eastAsia" w:ascii="Times New Roman" w:hAnsi="Times New Roman" w:eastAsia="FangSong" w:cs="Times New Roman"/>
+        </w:rPr>
+        <w:t>但核电荷更大</w:t>
+      </w:r>
+      <w:r>
+        <w:rPr>
+          <w:rFonts w:hint="eastAsia" w:ascii="Times New Roman" w:hAnsi="Times New Roman" w:eastAsia="Times New Roman" w:cs="Times New Roman"/>
+        </w:rPr>
+        <w:t>，</w:t>
+      </w:r>
+      <w:r>
+        <w:rPr>
+          <w:rFonts w:hint="eastAsia" w:ascii="Times New Roman" w:hAnsi="Times New Roman" w:eastAsia="FangSong" w:cs="Times New Roman"/>
+        </w:rPr>
+        <w:t>因此有效核电荷更强</w:t>
+      </w:r>
+      <w:r>
+        <w:rPr>
+          <w:rFonts w:hint="eastAsia" w:ascii="Times New Roman" w:hAnsi="Times New Roman" w:eastAsia="Times New Roman" w:cs="Times New Roman"/>
+        </w:rPr>
+        <w:t>，</w:t>
+      </w:r>
+      <w:r>
+        <w:rPr>
+          <w:rFonts w:hint="eastAsia" w:ascii="Times New Roman" w:hAnsi="Times New Roman" w:eastAsia="FangSong" w:cs="Times New Roman"/>
+        </w:rPr>
+        <w:t>电离能也通常更高</w:t>
+      </w:r>
+      <w:r>
+        <w:rPr>
+          <w:rFonts w:hint="eastAsia" w:ascii="Times New Roman" w:hAnsi="Times New Roman" w:eastAsia="Times New Roman" w:cs="Times New Roman"/>
+        </w:rPr>
+        <w:t>。</w:t>
+      </w:r>
+    </w:p>
+    <w:p>
+      <w:pPr>
+        <w:pStyle w:val="FirstParagraph"/>
+      </w:pPr>
+      <w:r>
+        <w:rPr>
+          <w:rFonts w:hint="eastAsia" w:ascii="Times New Roman" w:hAnsi="Times New Roman" w:eastAsia="FangSong" w:cs="Times New Roman"/>
+          <w:b/>
+          <w:bCs/>
+        </w:rPr>
+        <w:t xml:space="preserve">例</w:t>
+      </w:r>
+      <w:r>
+        <w:rPr>
+          <w:rFonts w:ascii="Times New Roman" w:hAnsi="Times New Roman" w:eastAsia="Times New Roman" w:cs="Times New Roman"/>
+          <w:b/>
+          <w:bCs/>
+        </w:rPr>
+        <w:t xml:space="preserve"> 6 </w:t>
+      </w:r>
+      <w:r>
+        <w:rPr>
+          <w:rFonts w:hint="eastAsia" w:ascii="Times New Roman" w:hAnsi="Times New Roman" w:eastAsia="Times New Roman" w:cs="Times New Roman"/>
+          <w:b/>
+          <w:bCs/>
+        </w:rPr>
+        <w:t>[</w:t>
+      </w:r>
+      <w:r>
+        <w:rPr>
+          <w:rFonts w:hint="eastAsia" w:ascii="Times New Roman" w:hAnsi="Times New Roman" w:eastAsia="FangSong" w:cs="Times New Roman"/>
+          <w:b/>
+          <w:bCs/>
+        </w:rPr>
+        <w:t>惰性电子对效应应用</w:t>
+      </w:r>
+      <w:r>
+        <w:rPr>
+          <w:rFonts w:hint="eastAsia" w:ascii="Times New Roman" w:hAnsi="Times New Roman" w:eastAsia="Times New Roman" w:cs="Times New Roman"/>
+          <w:b/>
+          <w:bCs/>
+        </w:rPr>
+        <w:t>]</w:t>
       </w:r>
     </w:p>
     <w:p>
@@ -41098,94 +41266,33 @@
         <w:rPr>
           <w:rFonts w:hint="eastAsia" w:ascii="Times New Roman" w:hAnsi="Times New Roman" w:eastAsia="FangSong" w:cs="Times New Roman"/>
         </w:rPr>
-        <w:t>第三过渡系元素虽然与第二过渡系同族元素半径相近</w:t>
-      </w:r>
-      <w:r>
-        <w:rPr>
-          <w:rFonts w:hint="eastAsia" w:ascii="Times New Roman" w:hAnsi="Times New Roman" w:eastAsia="Times New Roman" w:cs="Times New Roman"/>
-        </w:rPr>
-        <w:t>，</w:t>
-      </w:r>
-      <w:r>
-        <w:rPr>
-          <w:rFonts w:hint="eastAsia" w:ascii="Times New Roman" w:hAnsi="Times New Roman" w:eastAsia="FangSong" w:cs="Times New Roman"/>
-        </w:rPr>
-        <w:t>但核电荷更大</w:t>
-      </w:r>
-      <w:r>
-        <w:rPr>
-          <w:rFonts w:hint="eastAsia" w:ascii="Times New Roman" w:hAnsi="Times New Roman" w:eastAsia="Times New Roman" w:cs="Times New Roman"/>
-        </w:rPr>
-        <w:t>，</w:t>
-      </w:r>
-      <w:r>
-        <w:rPr>
-          <w:rFonts w:hint="eastAsia" w:ascii="Times New Roman" w:hAnsi="Times New Roman" w:eastAsia="FangSong" w:cs="Times New Roman"/>
-        </w:rPr>
-        <w:t>因此有效核电荷更强</w:t>
-      </w:r>
-      <w:r>
-        <w:rPr>
-          <w:rFonts w:hint="eastAsia" w:ascii="Times New Roman" w:hAnsi="Times New Roman" w:eastAsia="Times New Roman" w:cs="Times New Roman"/>
-        </w:rPr>
-        <w:t>，</w:t>
-      </w:r>
-      <w:r>
-        <w:rPr>
-          <w:rFonts w:hint="eastAsia" w:ascii="Times New Roman" w:hAnsi="Times New Roman" w:eastAsia="FangSong" w:cs="Times New Roman"/>
-        </w:rPr>
-        <w:t>电离能也通常更高</w:t>
-      </w:r>
-      <w:r>
-        <w:rPr>
-          <w:rFonts w:hint="eastAsia" w:ascii="Times New Roman" w:hAnsi="Times New Roman" w:eastAsia="Times New Roman" w:cs="Times New Roman"/>
-        </w:rPr>
-        <w:t>。</w:t>
-      </w:r>
-    </w:p>
-    <w:p>
-      <w:pPr>
-        <w:pStyle w:val="FirstParagraph"/>
-      </w:pPr>
+        <w:t xml:space="preserve">这一规律称为</w:t>
+      </w:r>
+      <w:r>
+        <w:rPr>
+          <w:rFonts w:ascii="Times New Roman" w:hAnsi="Times New Roman" w:eastAsia="Times New Roman" w:cs="Times New Roman"/>
+        </w:rPr>
+        <w:t xml:space="preserve"> </w:t>
+      </w:r>
       <w:r>
         <w:rPr>
           <w:rFonts w:hint="eastAsia" w:ascii="Times New Roman" w:hAnsi="Times New Roman" w:eastAsia="FangSong" w:cs="Times New Roman"/>
           <w:b/>
           <w:bCs/>
         </w:rPr>
-        <w:t xml:space="preserve">例</w:t>
-      </w:r>
-      <w:r>
-        <w:rPr>
-          <w:rFonts w:ascii="Times New Roman" w:hAnsi="Times New Roman" w:eastAsia="Times New Roman" w:cs="Times New Roman"/>
-          <w:b/>
-          <w:bCs/>
-        </w:rPr>
-        <w:t xml:space="preserve"> 6 </w:t>
-      </w:r>
-      <w:r>
-        <w:rPr>
-          <w:rFonts w:hint="eastAsia" w:ascii="Times New Roman" w:hAnsi="Times New Roman" w:eastAsia="Times New Roman" w:cs="Times New Roman"/>
-          <w:b/>
-          <w:bCs/>
-        </w:rPr>
-        <w:t>[</w:t>
-      </w:r>
-      <w:r>
-        <w:rPr>
-          <w:rFonts w:hint="eastAsia" w:ascii="Times New Roman" w:hAnsi="Times New Roman" w:eastAsia="FangSong" w:cs="Times New Roman"/>
-          <w:b/>
-          <w:bCs/>
-        </w:rPr>
-        <w:t>惰性电子对效应应用</w:t>
-      </w:r>
-      <w:r>
-        <w:rPr>
-          <w:rFonts w:hint="eastAsia" w:ascii="Times New Roman" w:hAnsi="Times New Roman" w:eastAsia="Times New Roman" w:cs="Times New Roman"/>
-          <w:b/>
-          <w:bCs/>
-        </w:rPr>
-        <w:t>]</w:t>
+        <w:t xml:space="preserve">惰性电子对效应</w:t>
+      </w:r>
+      <w:r>
+        <w:rPr>
+          <w:rFonts w:ascii="Times New Roman" w:hAnsi="Times New Roman" w:eastAsia="Times New Roman" w:cs="Times New Roman"/>
+        </w:rPr>
+        <w:t xml:space="preserve">。</w:t>
+      </w:r>
+      <w:r>
+        <w:rPr>
+          <w:rFonts w:ascii="Times New Roman" w:hAnsi="Times New Roman" w:eastAsia="Times New Roman" w:cs="Times New Roman"/>
+        </w:rPr>
+        <w:br/>
       </w:r>
     </w:p>
     <w:p>
@@ -41193,48 +41300,7 @@
         <w:pStyle w:val="Compact"/>
         <w:numPr>
           <w:ilvl w:val="0"/>
-          <w:numId w:val="1010"/>
-        </w:numPr>
-      </w:pPr>
-      <w:r>
-        <w:rPr>
-          <w:rFonts w:hint="eastAsia" w:ascii="Times New Roman" w:hAnsi="Times New Roman" w:eastAsia="FangSong" w:cs="Times New Roman"/>
-        </w:rPr>
-        <w:t xml:space="preserve">这一规律称为</w:t>
-      </w:r>
-      <w:r>
-        <w:rPr>
-          <w:rFonts w:ascii="Times New Roman" w:hAnsi="Times New Roman" w:eastAsia="Times New Roman" w:cs="Times New Roman"/>
-        </w:rPr>
-        <w:t xml:space="preserve"> </w:t>
-      </w:r>
-      <w:r>
-        <w:rPr>
-          <w:rFonts w:hint="eastAsia" w:ascii="Times New Roman" w:hAnsi="Times New Roman" w:eastAsia="FangSong" w:cs="Times New Roman"/>
-          <w:b/>
-          <w:bCs/>
-        </w:rPr>
-        <w:t xml:space="preserve">惰性电子对效应</w:t>
-      </w:r>
-      <w:r>
-        <w:rPr>
-          <w:rFonts w:ascii="Times New Roman" w:hAnsi="Times New Roman" w:eastAsia="Times New Roman" w:cs="Times New Roman"/>
-        </w:rPr>
-        <w:t xml:space="preserve">。</w:t>
-      </w:r>
-      <w:r>
-        <w:rPr>
-          <w:rFonts w:ascii="Times New Roman" w:hAnsi="Times New Roman" w:eastAsia="Times New Roman" w:cs="Times New Roman"/>
-        </w:rPr>
-        <w:br/>
-      </w:r>
-    </w:p>
-    <w:p>
-      <w:pPr>
-        <w:pStyle w:val="Compact"/>
-        <w:numPr>
-          <w:ilvl w:val="0"/>
-          <w:numId w:val="1010"/>
+          <w:numId w:val="1009"/>
         </w:numPr>
       </w:pPr>
       <w:r>
@@ -41353,7 +41419,7 @@
         <w:pStyle w:val="Compact"/>
         <w:numPr>
           <w:ilvl w:val="0"/>
-          <w:numId w:val="1010"/>
+          <w:numId w:val="1009"/>
         </w:numPr>
       </w:pPr>
       <w:r>
@@ -47647,7 +47713,7 @@
         <w:pStyle w:val="Compact"/>
         <w:numPr>
           <w:ilvl w:val="0"/>
-          <w:numId w:val="1011"/>
+          <w:numId w:val="1010"/>
         </w:numPr>
       </w:pPr>
       <w:r>
@@ -47674,7 +47740,7 @@
         <w:pStyle w:val="Compact"/>
         <w:numPr>
           <w:ilvl w:val="0"/>
-          <w:numId w:val="1011"/>
+          <w:numId w:val="1010"/>
         </w:numPr>
       </w:pPr>
       <w:r>
@@ -47701,7 +47767,7 @@
         <w:pStyle w:val="Compact"/>
         <w:numPr>
           <w:ilvl w:val="0"/>
-          <w:numId w:val="1011"/>
+          <w:numId w:val="1010"/>
         </w:numPr>
       </w:pPr>
       <w:r>
@@ -47728,7 +47794,7 @@
         <w:pStyle w:val="Compact"/>
         <w:numPr>
           <w:ilvl w:val="0"/>
-          <w:numId w:val="1011"/>
+          <w:numId w:val="1010"/>
         </w:numPr>
       </w:pPr>
       <w:r>
@@ -47755,7 +47821,7 @@
         <w:pStyle w:val="Compact"/>
         <w:numPr>
           <w:ilvl w:val="0"/>
-          <w:numId w:val="1011"/>
+          <w:numId w:val="1010"/>
         </w:numPr>
       </w:pPr>
       <w:r>
@@ -47854,7 +47920,7 @@
         <w:pStyle w:val="Compact"/>
         <w:numPr>
           <w:ilvl w:val="0"/>
-          <w:numId w:val="1011"/>
+          <w:numId w:val="1010"/>
         </w:numPr>
       </w:pPr>
       <w:r>
@@ -47893,7 +47959,7 @@
         <w:pStyle w:val="Compact"/>
         <w:numPr>
           <w:ilvl w:val="0"/>
-          <w:numId w:val="1011"/>
+          <w:numId w:val="1010"/>
         </w:numPr>
       </w:pPr>
       <w:r>
@@ -47956,7 +48022,7 @@
         <w:pStyle w:val="Compact"/>
         <w:numPr>
           <w:ilvl w:val="0"/>
-          <w:numId w:val="1011"/>
+          <w:numId w:val="1010"/>
         </w:numPr>
       </w:pPr>
       <w:r>
@@ -48551,9 +48617,6 @@
     <w:abstractNumId w:val="991"/>
   </w:num>
   <w:num w:numId="1002">
-    <w:abstractNumId w:val="991"/>
-  </w:num>
-  <w:num w:numId="1003">
     <w:abstractNumId w:val="99411"/>
     <w:lvlOverride w:ilvl="0">
       <w:startOverride w:val="1"/>
@@ -48583,7 +48646,7 @@
       <w:startOverride w:val="1"/>
     </w:lvlOverride>
   </w:num>
-  <w:num w:numId="1004">
+  <w:num w:numId="1003">
     <w:abstractNumId w:val="99431"/>
     <w:lvlOverride w:ilvl="0">
       <w:startOverride w:val="1"/>
@@ -48613,10 +48676,10 @@
       <w:startOverride w:val="1"/>
     </w:lvlOverride>
   </w:num>
-  <w:num w:numId="1005">
+  <w:num w:numId="1004">
     <w:abstractNumId w:val="991"/>
   </w:num>
-  <w:num w:numId="1006">
+  <w:num w:numId="1005">
     <w:abstractNumId w:val="99431"/>
     <w:lvlOverride w:ilvl="0">
       <w:startOverride w:val="1"/>
@@ -48646,8 +48709,38 @@
       <w:startOverride w:val="1"/>
     </w:lvlOverride>
   </w:num>
+  <w:num w:numId="1006">
+    <w:abstractNumId w:val="991"/>
+  </w:num>
   <w:num w:numId="1007">
-    <w:abstractNumId w:val="991"/>
+    <w:abstractNumId w:val="99431"/>
+    <w:lvlOverride w:ilvl="0">
+      <w:startOverride w:val="1"/>
+    </w:lvlOverride>
+    <w:lvlOverride w:ilvl="1">
+      <w:startOverride w:val="1"/>
+    </w:lvlOverride>
+    <w:lvlOverride w:ilvl="2">
+      <w:startOverride w:val="1"/>
+    </w:lvlOverride>
+    <w:lvlOverride w:ilvl="3">
+      <w:startOverride w:val="1"/>
+    </w:lvlOverride>
+    <w:lvlOverride w:ilvl="4">
+      <w:startOverride w:val="1"/>
+    </w:lvlOverride>
+    <w:lvlOverride w:ilvl="5">
+      <w:startOverride w:val="1"/>
+    </w:lvlOverride>
+    <w:lvlOverride w:ilvl="6">
+      <w:startOverride w:val="1"/>
+    </w:lvlOverride>
+    <w:lvlOverride w:ilvl="7">
+      <w:startOverride w:val="1"/>
+    </w:lvlOverride>
+    <w:lvlOverride w:ilvl="8">
+      <w:startOverride w:val="1"/>
+    </w:lvlOverride>
   </w:num>
   <w:num w:numId="1008">
     <w:abstractNumId w:val="99431"/>
@@ -48710,36 +48803,6 @@
     </w:lvlOverride>
   </w:num>
   <w:num w:numId="1010">
-    <w:abstractNumId w:val="99431"/>
-    <w:lvlOverride w:ilvl="0">
-      <w:startOverride w:val="1"/>
-    </w:lvlOverride>
-    <w:lvlOverride w:ilvl="1">
-      <w:startOverride w:val="1"/>
-    </w:lvlOverride>
-    <w:lvlOverride w:ilvl="2">
-      <w:startOverride w:val="1"/>
-    </w:lvlOverride>
-    <w:lvlOverride w:ilvl="3">
-      <w:startOverride w:val="1"/>
-    </w:lvlOverride>
-    <w:lvlOverride w:ilvl="4">
-      <w:startOverride w:val="1"/>
-    </w:lvlOverride>
-    <w:lvlOverride w:ilvl="5">
-      <w:startOverride w:val="1"/>
-    </w:lvlOverride>
-    <w:lvlOverride w:ilvl="6">
-      <w:startOverride w:val="1"/>
-    </w:lvlOverride>
-    <w:lvlOverride w:ilvl="7">
-      <w:startOverride w:val="1"/>
-    </w:lvlOverride>
-    <w:lvlOverride w:ilvl="8">
-      <w:startOverride w:val="1"/>
-    </w:lvlOverride>
-  </w:num>
-  <w:num w:numId="1011">
     <w:abstractNumId w:val="991"/>
   </w:num>
 </w:numbering>

--- a/06-学生侧材料/讲义/2-结构化学/元素周期表与周期律-超级充实版（自学完整）.docx
+++ b/06-学生侧材料/讲义/2-结构化学/元素周期表与周期律-超级充实版（自学完整）.docx
@@ -45011,7 +45011,7 @@
         <w:rPr>
           <w:rFonts w:hint="eastAsia" w:ascii="Times New Roman" w:hAnsi="Times New Roman" w:eastAsia="Times New Roman" w:cs="Times New Roman"/>
         </w:rPr>
-        <w:t>❌。</w:t>
+        <w:t>✗。</w:t>
       </w:r>
       <w:r>
         <w:rPr>
@@ -46533,7 +46533,7 @@
         <w:rPr>
           <w:rFonts w:hint="eastAsia" w:ascii="Times New Roman" w:hAnsi="Times New Roman" w:eastAsia="Times New Roman" w:cs="Times New Roman"/>
         </w:rPr>
-        <w:t xml:space="preserve">❌：F-F(158)&lt;Cl-Cl(242)&gt;Br-Br(193)&gt;I-I(151)</w:t>
+        <w:t xml:space="preserve">✗：F-F(158)&lt;Cl-Cl(242)&gt;Br-Br(193)&gt;I-I(151)</w:t>
       </w:r>
       <w:r>
         <w:rPr>

--- a/06-学生侧材料/讲义/2-结构化学/元素周期表与周期律-超级充实版（自学完整）.docx
+++ b/06-学生侧材料/讲义/2-结构化学/元素周期表与周期律-超级充实版（自学完整）.docx
@@ -19319,7 +19319,116 @@
         <w:rPr>
           <w:rFonts w:hint="eastAsia" w:ascii="Times New Roman" w:hAnsi="Times New Roman" w:eastAsia="Times New Roman" w:cs="Times New Roman"/>
         </w:rPr>
-        <w:t>kJ/mol），</w:t>
+        <w:t>kcal·mol</w:t>
+      </w:r>
+      <w:r>
+        <w:rPr>
+          <w:rFonts w:hint="eastAsia" w:ascii="Times New Roman" w:hAnsi="Times New Roman" w:eastAsia="Times New Roman" w:cs="Times New Roman"/>
+          <w:vertAlign w:val="superscript"/>
+        </w:rPr>
+        <w:t>-1</w:t>
+      </w:r>
+      <w:r>
+        <w:rPr>
+          <w:rFonts w:hint="eastAsia" w:ascii="Times New Roman" w:hAnsi="Times New Roman" w:eastAsia="Times New Roman" w:cs="Times New Roman"/>
+        </w:rPr>
+        <w:t>；</w:t>
+      </w:r>
+      <w:r>
+        <w:rPr>
+          <w:rFonts w:hint="eastAsia" w:ascii="Times New Roman" w:hAnsi="Times New Roman" w:eastAsia="FangSong" w:cs="Times New Roman"/>
+        </w:rPr>
+        <w:t>若</w:t>
+      </w:r>
+      <w:r>
+        <w:rPr>
+          <w:rFonts w:ascii="Times New Roman" w:hAnsi="Times New Roman" w:eastAsia="Times New Roman" w:cs="Times New Roman"/>
+        </w:rPr>
+        <w:t xml:space="preserve"> </w:t>
+      </w:r>
+      <m:oMath>
+        <m:r>
+          <m:rPr>
+            <m:sty m:val="p"/>
+          </m:rPr>
+          <m:t>Δ</m:t>
+        </m:r>
+      </m:oMath>
+      <w:r>
+        <w:rPr>
+          <w:rFonts w:ascii="Times New Roman" w:hAnsi="Times New Roman" w:eastAsia="Times New Roman" w:cs="Times New Roman"/>
+        </w:rPr>
+        <w:t xml:space="preserve"> </w:t>
+      </w:r>
+      <w:r>
+        <w:rPr>
+          <w:rFonts w:hint="eastAsia" w:ascii="Times New Roman" w:hAnsi="Times New Roman" w:eastAsia="FangSong" w:cs="Times New Roman"/>
+        </w:rPr>
+        <w:t xml:space="preserve">用</w:t>
+      </w:r>
+      <w:r>
+        <w:rPr>
+          <w:rFonts w:ascii="Times New Roman" w:hAnsi="Times New Roman" w:eastAsia="Times New Roman" w:cs="Times New Roman"/>
+        </w:rPr>
+        <w:t xml:space="preserve"> kJ·mol</w:t>
+      </w:r>
+      <w:r>
+        <w:rPr>
+          <w:rFonts w:ascii="Times New Roman" w:hAnsi="Times New Roman" w:eastAsia="Times New Roman" w:cs="Times New Roman"/>
+          <w:vertAlign w:val="superscript"/>
+        </w:rPr>
+        <w:t>-1</w:t>
+      </w:r>
+      <w:r>
+        <w:rPr>
+          <w:rFonts w:ascii="Times New Roman" w:hAnsi="Times New Roman" w:eastAsia="Times New Roman" w:cs="Times New Roman"/>
+        </w:rPr>
+        <w:t xml:space="preserve"> </w:t>
+      </w:r>
+      <w:r>
+        <w:rPr>
+          <w:rFonts w:hint="eastAsia" w:ascii="Times New Roman" w:hAnsi="Times New Roman" w:eastAsia="FangSong" w:cs="Times New Roman"/>
+        </w:rPr>
+        <w:t xml:space="preserve">则为</w:t>
+      </w:r>
+      <w:r>
+        <w:rPr>
+          <w:rFonts w:ascii="Times New Roman" w:hAnsi="Times New Roman" w:eastAsia="Times New Roman" w:cs="Times New Roman"/>
+        </w:rPr>
+        <w:t xml:space="preserve"> </w:t>
+      </w:r>
+      <m:oMath>
+        <m:oMathPr>
+          <m:ctrlPr>
+            <w:rPr>
+              <w:sz w:val="28"/>
+              <w:szCs w:val="28"/>
+            </w:rPr>
+          </m:ctrlPr>
+        </m:oMathPr>
+        <m:r>
+          <m:t>0.208</m:t>
+        </m:r>
+        <m:rad>
+          <m:radPr>
+            <m:degHide m:val="on"/>
+          </m:radPr>
+          <m:deg/>
+          <m:e>
+            <m:r>
+              <m:rPr>
+                <m:sty m:val="p"/>
+              </m:rPr>
+              <m:t>Δ</m:t>
+            </m:r>
+          </m:e>
+        </m:rad>
+      </m:oMath>
+      <w:r>
+        <w:rPr>
+          <w:rFonts w:hint="eastAsia" w:ascii="Times New Roman" w:hAnsi="Times New Roman" w:eastAsia="Times New Roman" w:cs="Times New Roman"/>
+        </w:rPr>
+        <w:t>），</w:t>
       </w:r>
       <w:r>
         <w:rPr>
@@ -35691,6 +35800,235 @@
           <w:rFonts w:hint="eastAsia" w:ascii="Times New Roman" w:hAnsi="Times New Roman" w:eastAsia="Times New Roman" w:cs="Times New Roman"/>
         </w:rPr>
         <w:t>？</w:t>
+      </w:r>
+    </w:p>
+    <w:p>
+      <w:pPr>
+        <w:pStyle w:val="BodyText"/>
+      </w:pPr>
+      <w:r>
+        <w:rPr>
+          <w:rFonts w:hint="eastAsia" w:ascii="Times New Roman" w:hAnsi="Times New Roman" w:eastAsia="FangSong" w:cs="Times New Roman"/>
+          <w:b/>
+          <w:bCs/>
+        </w:rPr>
+        <w:t xml:space="preserve">校勘注</w:t>
+      </w:r>
+      <w:r>
+        <w:rPr>
+          <w:rFonts w:hint="eastAsia" w:ascii="Times New Roman" w:hAnsi="Times New Roman" w:eastAsia="Times New Roman" w:cs="Times New Roman"/>
+        </w:rPr>
+        <w:t>：</w:t>
+      </w:r>
+      <w:r>
+        <w:rPr>
+          <w:rFonts w:hint="eastAsia" w:ascii="Times New Roman" w:hAnsi="Times New Roman" w:eastAsia="FangSong" w:cs="Times New Roman"/>
+        </w:rPr>
+        <w:t>本题为</w:t>
+      </w:r>
+      <w:r>
+        <w:rPr>
+          <w:rFonts w:ascii="Times New Roman" w:hAnsi="Times New Roman" w:eastAsia="Times New Roman" w:cs="Times New Roman"/>
+        </w:rPr>
+        <w:t xml:space="preserve"> 2000 </w:t>
+      </w:r>
+      <w:r>
+        <w:rPr>
+          <w:rFonts w:hint="eastAsia" w:ascii="Times New Roman" w:hAnsi="Times New Roman" w:eastAsia="FangSong" w:cs="Times New Roman"/>
+        </w:rPr>
+        <w:t>年竞赛题</w:t>
+      </w:r>
+      <w:r>
+        <w:rPr>
+          <w:rFonts w:hint="eastAsia" w:ascii="Times New Roman" w:hAnsi="Times New Roman" w:eastAsia="Times New Roman" w:cs="Times New Roman"/>
+        </w:rPr>
+        <w:t>，</w:t>
+      </w:r>
+      <w:r>
+        <w:rPr>
+          <w:rFonts w:hint="eastAsia" w:ascii="Times New Roman" w:hAnsi="Times New Roman" w:eastAsia="FangSong" w:cs="Times New Roman"/>
+        </w:rPr>
+        <w:t>第</w:t>
+      </w:r>
+      <w:r>
+        <w:rPr>
+          <w:rFonts w:ascii="Times New Roman" w:hAnsi="Times New Roman" w:eastAsia="Times New Roman" w:cs="Times New Roman"/>
+        </w:rPr>
+        <w:t xml:space="preserve"> (b) </w:t>
+      </w:r>
+      <w:r>
+        <w:rPr>
+          <w:rFonts w:hint="eastAsia" w:ascii="Times New Roman" w:hAnsi="Times New Roman" w:eastAsia="FangSong" w:cs="Times New Roman"/>
+        </w:rPr>
+        <w:t>问答案按当时的推算口径给出</w:t>
+      </w:r>
+      <w:r>
+        <w:rPr>
+          <w:rFonts w:hint="eastAsia" w:ascii="Times New Roman" w:hAnsi="Times New Roman" w:eastAsia="Times New Roman" w:cs="Times New Roman"/>
+        </w:rPr>
+        <w:t>。</w:t>
+      </w:r>
+      <w:r>
+        <w:rPr>
+          <w:rFonts w:hint="eastAsia" w:ascii="Times New Roman" w:hAnsi="Times New Roman" w:eastAsia="FangSong" w:cs="Times New Roman"/>
+        </w:rPr>
+        <w:t>以现今通行的超重元素周期推算</w:t>
+      </w:r>
+      <w:r>
+        <w:rPr>
+          <w:rFonts w:hint="eastAsia" w:ascii="Times New Roman" w:hAnsi="Times New Roman" w:eastAsia="Times New Roman" w:cs="Times New Roman"/>
+        </w:rPr>
+        <w:t>（</w:t>
+      </w:r>
+      <w:r>
+        <w:rPr>
+          <w:rFonts w:hint="eastAsia" w:ascii="Times New Roman" w:hAnsi="Times New Roman" w:eastAsia="FangSong" w:cs="Times New Roman"/>
+        </w:rPr>
+        <w:t>第</w:t>
+      </w:r>
+      <w:r>
+        <w:rPr>
+          <w:rFonts w:ascii="Times New Roman" w:hAnsi="Times New Roman" w:eastAsia="Times New Roman" w:cs="Times New Roman"/>
+        </w:rPr>
+        <w:t xml:space="preserve"> 8 </w:t>
+      </w:r>
+      <w:r>
+        <w:rPr>
+          <w:rFonts w:hint="eastAsia" w:ascii="Times New Roman" w:hAnsi="Times New Roman" w:eastAsia="FangSong" w:cs="Times New Roman"/>
+        </w:rPr>
+        <w:t xml:space="preserve">周期含</w:t>
+      </w:r>
+      <w:r>
+        <w:rPr>
+          <w:rFonts w:ascii="Times New Roman" w:hAnsi="Times New Roman" w:eastAsia="Times New Roman" w:cs="Times New Roman"/>
+        </w:rPr>
+        <w:t xml:space="preserve"> 8s/5g/6f/7d/8p </w:t>
+      </w:r>
+      <w:r>
+        <w:rPr>
+          <w:rFonts w:hint="eastAsia" w:ascii="Times New Roman" w:hAnsi="Times New Roman" w:eastAsia="FangSong" w:cs="Times New Roman"/>
+        </w:rPr>
+        <w:t xml:space="preserve">共</w:t>
+      </w:r>
+      <w:r>
+        <w:rPr>
+          <w:rFonts w:ascii="Times New Roman" w:hAnsi="Times New Roman" w:eastAsia="Times New Roman" w:cs="Times New Roman"/>
+        </w:rPr>
+        <w:t xml:space="preserve"> 50 </w:t>
+      </w:r>
+      <w:r>
+        <w:rPr>
+          <w:rFonts w:hint="eastAsia" w:ascii="Times New Roman" w:hAnsi="Times New Roman" w:eastAsia="FangSong" w:cs="Times New Roman"/>
+        </w:rPr>
+        <w:t>种元素</w:t>
+      </w:r>
+      <w:r>
+        <w:rPr>
+          <w:rFonts w:hint="eastAsia" w:ascii="Times New Roman" w:hAnsi="Times New Roman" w:eastAsia="Times New Roman" w:cs="Times New Roman"/>
+        </w:rPr>
+        <w:t>，118~168</w:t>
+      </w:r>
+      <w:r>
+        <w:rPr>
+          <w:rFonts w:ascii="Times New Roman" w:hAnsi="Times New Roman" w:eastAsia="Times New Roman" w:cs="Times New Roman"/>
+        </w:rPr>
+        <w:t xml:space="preserve"> </w:t>
+      </w:r>
+      <w:r>
+        <w:rPr>
+          <w:rFonts w:hint="eastAsia" w:ascii="Times New Roman" w:hAnsi="Times New Roman" w:eastAsia="FangSong" w:cs="Times New Roman"/>
+        </w:rPr>
+        <w:t>号</w:t>
+      </w:r>
+      <w:r>
+        <w:rPr>
+          <w:rFonts w:hint="eastAsia" w:ascii="Times New Roman" w:hAnsi="Times New Roman" w:eastAsia="Times New Roman" w:cs="Times New Roman"/>
+        </w:rPr>
+        <w:t>），166</w:t>
+      </w:r>
+      <w:r>
+        <w:rPr>
+          <w:rFonts w:ascii="Times New Roman" w:hAnsi="Times New Roman" w:eastAsia="Times New Roman" w:cs="Times New Roman"/>
+        </w:rPr>
+        <w:t xml:space="preserve"> </w:t>
+      </w:r>
+      <w:r>
+        <w:rPr>
+          <w:rFonts w:hint="eastAsia" w:ascii="Times New Roman" w:hAnsi="Times New Roman" w:eastAsia="FangSong" w:cs="Times New Roman"/>
+        </w:rPr>
+        <w:t xml:space="preserve">号应落在</w:t>
+      </w:r>
+      <w:r>
+        <w:rPr>
+          <w:rFonts w:hint="eastAsia" w:ascii="Times New Roman" w:hAnsi="Times New Roman" w:eastAsia="FangSong" w:cs="Times New Roman"/>
+          <w:b/>
+          <w:bCs/>
+        </w:rPr>
+        <w:t xml:space="preserve">第</w:t>
+      </w:r>
+      <w:r>
+        <w:rPr>
+          <w:rFonts w:ascii="Times New Roman" w:hAnsi="Times New Roman" w:eastAsia="Times New Roman" w:cs="Times New Roman"/>
+          <w:b/>
+          <w:bCs/>
+        </w:rPr>
+        <w:t xml:space="preserve"> 8 </w:t>
+      </w:r>
+      <w:r>
+        <w:rPr>
+          <w:rFonts w:hint="eastAsia" w:ascii="Times New Roman" w:hAnsi="Times New Roman" w:eastAsia="FangSong" w:cs="Times New Roman"/>
+          <w:b/>
+          <w:bCs/>
+        </w:rPr>
+        <w:t xml:space="preserve">周期</w:t>
+      </w:r>
+      <w:r>
+        <w:rPr>
+          <w:rFonts w:hint="eastAsia" w:ascii="Times New Roman" w:hAnsi="Times New Roman" w:eastAsia="FangSong" w:cs="Times New Roman"/>
+        </w:rPr>
+        <w:t xml:space="preserve">而非第</w:t>
+      </w:r>
+      <w:r>
+        <w:rPr>
+          <w:rFonts w:ascii="Times New Roman" w:hAnsi="Times New Roman" w:eastAsia="Times New Roman" w:cs="Times New Roman"/>
+        </w:rPr>
+        <w:t xml:space="preserve"> 10 </w:t>
+      </w:r>
+      <w:r>
+        <w:rPr>
+          <w:rFonts w:hint="eastAsia" w:ascii="Times New Roman" w:hAnsi="Times New Roman" w:eastAsia="FangSong" w:cs="Times New Roman"/>
+        </w:rPr>
+        <w:t>周期</w:t>
+      </w:r>
+      <w:r>
+        <w:rPr>
+          <w:rFonts w:hint="eastAsia" w:ascii="Times New Roman" w:hAnsi="Times New Roman" w:eastAsia="Times New Roman" w:cs="Times New Roman"/>
+        </w:rPr>
+        <w:t>。</w:t>
+      </w:r>
+      <w:r>
+        <w:rPr>
+          <w:rFonts w:hint="eastAsia" w:ascii="Times New Roman" w:hAnsi="Times New Roman" w:eastAsia="FangSong" w:cs="Times New Roman"/>
+        </w:rPr>
+        <w:t>此处保留原答案以存题目原貌</w:t>
+      </w:r>
+      <w:r>
+        <w:rPr>
+          <w:rFonts w:hint="eastAsia" w:ascii="Times New Roman" w:hAnsi="Times New Roman" w:eastAsia="Times New Roman" w:cs="Times New Roman"/>
+        </w:rPr>
+        <w:t>，</w:t>
+      </w:r>
+      <w:r>
+        <w:rPr>
+          <w:rFonts w:hint="eastAsia" w:ascii="Times New Roman" w:hAnsi="Times New Roman" w:eastAsia="FangSong" w:cs="Times New Roman"/>
+        </w:rPr>
+        <w:t>引用时请以现代推算为准</w:t>
+      </w:r>
+      <w:r>
+        <w:rPr>
+          <w:rFonts w:hint="eastAsia" w:ascii="Times New Roman" w:hAnsi="Times New Roman" w:eastAsia="Times New Roman" w:cs="Times New Roman"/>
+        </w:rPr>
+        <w:t>。</w:t>
       </w:r>
     </w:p>
     <w:p>

--- a/06-学生侧材料/讲义/2-结构化学/元素周期表与周期律-超级充实版（自学完整）.docx
+++ b/06-学生侧材料/讲义/2-结构化学/元素周期表与周期律-超级充实版（自学完整）.docx
@@ -2,723 +2,7 @@
 <file path=word/document.xml><?xml version="1.0" encoding="utf-8"?>
 <w:document xmlns:w="http://schemas.openxmlformats.org/wordprocessingml/2006/main" xmlns:m="http://schemas.openxmlformats.org/officeDocument/2006/math" xmlns:r="http://schemas.openxmlformats.org/officeDocument/2006/relationships" xmlns:o="urn:schemas-microsoft-com:office:office" xmlns:v="urn:schemas-microsoft-com:vml" xmlns:w10="urn:schemas-microsoft-com:office:word" xmlns:a="http://schemas.openxmlformats.org/drawingml/2006/main" xmlns:pic="http://schemas.openxmlformats.org/drawingml/2006/picture" xmlns:wp="http://schemas.openxmlformats.org/drawingml/2006/wordprocessingDrawing">
   <w:body>
-    <w:bookmarkStart w:id="9" w:name="学习目标与考纲锚点"/>
-    <w:p>
-      <w:pPr>
-        <w:pStyle w:val="Heading2"/>
-        <w:spacing w:before="280" w:after="120"/>
-      </w:pPr>
-      <w:r>
-        <w:rPr>
-          <w:rFonts w:hint="eastAsia" w:ascii="Times New Roman" w:hAnsi="Times New Roman" w:eastAsia="SimHei" w:cs="Times New Roman"/>
-        </w:rPr>
-        <w:t xml:space="preserve">学习目标与考纲锚点</w:t>
-      </w:r>
-    </w:p>
-    <w:p>
-      <w:pPr>
-        <w:pStyle w:val="BlockText"/>
-        <w:spacing w:after="80"/>
-        <w:ind w:firstLine="420"/>
-      </w:pPr>
-      <w:r>
-        <w:rPr>
-          <w:rFonts w:hint="eastAsia" w:ascii="Times New Roman" w:hAnsi="Times New Roman" w:eastAsia="FangSong" w:cs="Times New Roman"/>
-        </w:rPr>
-        <w:t>对齐考纲</w:t>
-      </w:r>
-      <w:r>
-        <w:rPr>
-          <w:rFonts w:hint="eastAsia" w:ascii="Times New Roman" w:hAnsi="Times New Roman" w:eastAsia="Times New Roman" w:cs="Times New Roman"/>
-        </w:rPr>
-        <w:t>：§04</w:t>
-      </w:r>
-      <w:r>
-        <w:rPr>
-          <w:rFonts w:ascii="Times New Roman" w:hAnsi="Times New Roman" w:eastAsia="Times New Roman" w:cs="Times New Roman"/>
-        </w:rPr>
-        <w:t xml:space="preserve"> </w:t>
-      </w:r>
-      <w:r>
-        <w:rPr>
-          <w:rFonts w:hint="eastAsia" w:ascii="Times New Roman" w:hAnsi="Times New Roman" w:eastAsia="FangSong" w:cs="Times New Roman"/>
-        </w:rPr>
-        <w:t xml:space="preserve">元素周期律和元素周期表</w:t>
-      </w:r>
-    </w:p>
-    <w:tbl>
-      <w:tblPr>
-        <w:tblStyle w:val="Table"/>
-        <w:tblW w:type="pct" w:w="5000"/>
-        <w:tblLayout w:type="fixed"/>
-        <w:tblLook w:firstRow="1" w:lastRow="0" w:firstColumn="0" w:lastColumn="0" w:noHBand="0" w:noVBand="0" w:val="0020"/>
-        <w:jc w:val="center"/>
-        <w:tblBorders>
-          <w:top w:val="single" w:sz="12" w:space="0" w:color="333333"/>
-          <w:bottom w:val="single" w:sz="12" w:space="0" w:color="333333"/>
-          <w:left w:val="none"/>
-          <w:right w:val="none"/>
-          <w:insideH w:val="none"/>
-          <w:insideV w:val="none"/>
-        </w:tblBorders>
-      </w:tblPr>
-      <w:tblGrid>
-        <w:gridCol w:w="3960"/>
-        <w:gridCol w:w="3960"/>
-      </w:tblGrid>
-      <w:tr>
-        <w:trPr>
-          <w:tblHeader w:val="on"/>
-        </w:trPr>
-        <w:tc>
-          <w:tcPr>
-            <w:tcBorders>
-              <w:bottom w:val="single" w:sz="6" w:space="0" w:color="333333"/>
-            </w:tcBorders>
-          </w:tcPr>
-          <w:p>
-            <w:pPr>
-              <w:pStyle w:val="Compact"/>
-              <w:jc w:val="center"/>
-            </w:pPr>
-            <w:r>
-              <w:rPr>
-                <w:rFonts w:hint="eastAsia" w:ascii="Times New Roman" w:hAnsi="Times New Roman" w:eastAsia="SimHei" w:cs="Times New Roman"/>
-                <w:b/>
-              </w:rPr>
-              <w:t xml:space="preserve">考纲条目</w:t>
-            </w:r>
-          </w:p>
-        </w:tc>
-        <w:tc>
-          <w:tcPr>
-            <w:tcBorders>
-              <w:bottom w:val="single" w:sz="6" w:space="0" w:color="333333"/>
-            </w:tcBorders>
-          </w:tcPr>
-          <w:p>
-            <w:pPr>
-              <w:pStyle w:val="Compact"/>
-              <w:jc w:val="center"/>
-            </w:pPr>
-            <w:r>
-              <w:rPr>
-                <w:rFonts w:hint="eastAsia" w:ascii="Times New Roman" w:hAnsi="Times New Roman" w:eastAsia="SimHei" w:cs="Times New Roman"/>
-                <w:b/>
-              </w:rPr>
-              <w:t xml:space="preserve">学完本讲应能</w:t>
-            </w:r>
-          </w:p>
-        </w:tc>
-      </w:tr>
-      <w:tr>
-        <w:tc>
-          <w:tcPr/>
-          <w:p>
-            <w:pPr>
-              <w:pStyle w:val="Compact"/>
-              <w:jc w:val="center"/>
-            </w:pPr>
-            <w:r>
-              <w:rPr>
-                <w:rFonts w:ascii="Times New Roman" w:hAnsi="Times New Roman" w:eastAsia="Times New Roman" w:cs="Times New Roman"/>
-              </w:rPr>
-              <w:t xml:space="preserve">§04 </w:t>
-            </w:r>
-            <w:r>
-              <w:rPr>
-                <w:rFonts w:hint="eastAsia" w:ascii="Times New Roman" w:hAnsi="Times New Roman" w:eastAsia="FangSong" w:cs="Times New Roman"/>
-              </w:rPr>
-              <w:t xml:space="preserve">元素周期律和元素周期表</w:t>
-            </w:r>
-            <w:r>
-              <w:rPr>
-                <w:rFonts w:ascii="Times New Roman" w:hAnsi="Times New Roman" w:eastAsia="Times New Roman" w:cs="Times New Roman"/>
-              </w:rPr>
-              <w:t xml:space="preserve"> · </w:t>
-            </w:r>
-            <w:r>
-              <w:rPr>
-                <w:rFonts w:hint="eastAsia" w:ascii="Times New Roman" w:hAnsi="Times New Roman" w:eastAsia="FangSong" w:cs="Times New Roman"/>
-              </w:rPr>
-              <w:t xml:space="preserve">周期表结构与能级组</w:t>
-            </w:r>
-          </w:p>
-        </w:tc>
-        <w:tc>
-          <w:tcPr/>
-          <w:p>
-            <w:pPr>
-              <w:pStyle w:val="Compact"/>
-              <w:jc w:val="center"/>
-            </w:pPr>
-            <w:r>
-              <w:rPr>
-                <w:rFonts w:hint="eastAsia" w:ascii="Times New Roman" w:hAnsi="Times New Roman" w:eastAsia="FangSong" w:cs="Times New Roman"/>
-              </w:rPr>
-              <w:t>由能级组拓扑映射说明周期与族的划分依据</w:t>
-            </w:r>
-            <w:r>
-              <w:rPr>
-                <w:rFonts w:hint="eastAsia" w:ascii="Times New Roman" w:hAnsi="Times New Roman" w:eastAsia="Times New Roman" w:cs="Times New Roman"/>
-              </w:rPr>
-              <w:t>，</w:t>
-            </w:r>
-            <w:r>
-              <w:rPr>
-                <w:rFonts w:hint="eastAsia" w:ascii="Times New Roman" w:hAnsi="Times New Roman" w:eastAsia="FangSong" w:cs="Times New Roman"/>
-              </w:rPr>
-              <w:t>理解莫塞莱定律确立原子序数的意义</w:t>
-            </w:r>
-          </w:p>
-        </w:tc>
-      </w:tr>
-      <w:tr>
-        <w:tc>
-          <w:tcPr/>
-          <w:p>
-            <w:pPr>
-              <w:pStyle w:val="Compact"/>
-              <w:jc w:val="center"/>
-            </w:pPr>
-            <w:r>
-              <w:rPr>
-                <w:rFonts w:ascii="Times New Roman" w:hAnsi="Times New Roman" w:eastAsia="Times New Roman" w:cs="Times New Roman"/>
-              </w:rPr>
-              <w:t xml:space="preserve">§04 </w:t>
-            </w:r>
-            <w:r>
-              <w:rPr>
-                <w:rFonts w:hint="eastAsia" w:ascii="Times New Roman" w:hAnsi="Times New Roman" w:eastAsia="FangSong" w:cs="Times New Roman"/>
-              </w:rPr>
-              <w:t xml:space="preserve">元素周期律和元素周期表</w:t>
-            </w:r>
-            <w:r>
-              <w:rPr>
-                <w:rFonts w:ascii="Times New Roman" w:hAnsi="Times New Roman" w:eastAsia="Times New Roman" w:cs="Times New Roman"/>
-              </w:rPr>
-              <w:t xml:space="preserve"> · </w:t>
-            </w:r>
-            <w:r>
-              <w:rPr>
-                <w:rFonts w:hint="eastAsia" w:ascii="Times New Roman" w:hAnsi="Times New Roman" w:eastAsia="FangSong" w:cs="Times New Roman"/>
-              </w:rPr>
-              <w:t xml:space="preserve">原子半径口径</w:t>
-            </w:r>
-          </w:p>
-        </w:tc>
-        <w:tc>
-          <w:tcPr/>
-          <w:p>
-            <w:pPr>
-              <w:pStyle w:val="Compact"/>
-              <w:jc w:val="center"/>
-            </w:pPr>
-            <w:r>
-              <w:rPr>
-                <w:rFonts w:hint="eastAsia" w:ascii="Times New Roman" w:hAnsi="Times New Roman" w:eastAsia="FangSong" w:cs="Times New Roman"/>
-              </w:rPr>
-              <w:t>辨析共价半径</w:t>
-            </w:r>
-            <w:r>
-              <w:rPr>
-                <w:rFonts w:hint="eastAsia" w:ascii="Times New Roman" w:hAnsi="Times New Roman" w:eastAsia="Times New Roman" w:cs="Times New Roman"/>
-              </w:rPr>
-              <w:t>、</w:t>
-            </w:r>
-            <w:r>
-              <w:rPr>
-                <w:rFonts w:hint="eastAsia" w:ascii="Times New Roman" w:hAnsi="Times New Roman" w:eastAsia="FangSong" w:cs="Times New Roman"/>
-              </w:rPr>
-              <w:t>范德华半径与离子半径三种口径</w:t>
-            </w:r>
-            <w:r>
-              <w:rPr>
-                <w:rFonts w:hint="eastAsia" w:ascii="Times New Roman" w:hAnsi="Times New Roman" w:eastAsia="Times New Roman" w:cs="Times New Roman"/>
-              </w:rPr>
-              <w:t>，</w:t>
-            </w:r>
-            <w:r>
-              <w:rPr>
-                <w:rFonts w:hint="eastAsia" w:ascii="Times New Roman" w:hAnsi="Times New Roman" w:eastAsia="FangSong" w:cs="Times New Roman"/>
-              </w:rPr>
-              <w:t>解释镧系与锕系收缩</w:t>
-            </w:r>
-          </w:p>
-        </w:tc>
-      </w:tr>
-      <w:tr>
-        <w:tc>
-          <w:tcPr/>
-          <w:p>
-            <w:pPr>
-              <w:pStyle w:val="Compact"/>
-              <w:jc w:val="center"/>
-            </w:pPr>
-            <w:r>
-              <w:rPr>
-                <w:rFonts w:ascii="Times New Roman" w:hAnsi="Times New Roman" w:eastAsia="Times New Roman" w:cs="Times New Roman"/>
-              </w:rPr>
-              <w:t xml:space="preserve">§04 </w:t>
-            </w:r>
-            <w:r>
-              <w:rPr>
-                <w:rFonts w:hint="eastAsia" w:ascii="Times New Roman" w:hAnsi="Times New Roman" w:eastAsia="FangSong" w:cs="Times New Roman"/>
-              </w:rPr>
-              <w:t xml:space="preserve">元素周期律和元素周期表</w:t>
-            </w:r>
-            <w:r>
-              <w:rPr>
-                <w:rFonts w:ascii="Times New Roman" w:hAnsi="Times New Roman" w:eastAsia="Times New Roman" w:cs="Times New Roman"/>
-              </w:rPr>
-              <w:t xml:space="preserve"> · </w:t>
-            </w:r>
-            <w:r>
-              <w:rPr>
-                <w:rFonts w:hint="eastAsia" w:ascii="Times New Roman" w:hAnsi="Times New Roman" w:eastAsia="FangSong" w:cs="Times New Roman"/>
-              </w:rPr>
-              <w:t xml:space="preserve">电离能与电子亲和能</w:t>
-            </w:r>
-          </w:p>
-        </w:tc>
-        <w:tc>
-          <w:tcPr/>
-          <w:p>
-            <w:pPr>
-              <w:pStyle w:val="Compact"/>
-              <w:jc w:val="center"/>
-            </w:pPr>
-            <w:r>
-              <w:rPr>
-                <w:rFonts w:hint="eastAsia" w:ascii="Times New Roman" w:hAnsi="Times New Roman" w:eastAsia="FangSong" w:cs="Times New Roman"/>
-              </w:rPr>
-              <w:t xml:space="preserve">解释电离能双峰齿状反常与第二周期电子亲和能反常</w:t>
-            </w:r>
-          </w:p>
-        </w:tc>
-      </w:tr>
-      <w:tr>
-        <w:tc>
-          <w:tcPr/>
-          <w:p>
-            <w:pPr>
-              <w:pStyle w:val="Compact"/>
-              <w:jc w:val="center"/>
-            </w:pPr>
-            <w:r>
-              <w:rPr>
-                <w:rFonts w:ascii="Times New Roman" w:hAnsi="Times New Roman" w:eastAsia="Times New Roman" w:cs="Times New Roman"/>
-              </w:rPr>
-              <w:t xml:space="preserve">§04 </w:t>
-            </w:r>
-            <w:r>
-              <w:rPr>
-                <w:rFonts w:hint="eastAsia" w:ascii="Times New Roman" w:hAnsi="Times New Roman" w:eastAsia="FangSong" w:cs="Times New Roman"/>
-              </w:rPr>
-              <w:t xml:space="preserve">元素周期律和元素周期表</w:t>
-            </w:r>
-            <w:r>
-              <w:rPr>
-                <w:rFonts w:ascii="Times New Roman" w:hAnsi="Times New Roman" w:eastAsia="Times New Roman" w:cs="Times New Roman"/>
-              </w:rPr>
-              <w:t xml:space="preserve"> · </w:t>
-            </w:r>
-            <w:r>
-              <w:rPr>
-                <w:rFonts w:hint="eastAsia" w:ascii="Times New Roman" w:hAnsi="Times New Roman" w:eastAsia="FangSong" w:cs="Times New Roman"/>
-              </w:rPr>
-              <w:t xml:space="preserve">电负性标度</w:t>
-            </w:r>
-          </w:p>
-        </w:tc>
-        <w:tc>
-          <w:tcPr/>
-          <w:p>
-            <w:pPr>
-              <w:pStyle w:val="Compact"/>
-              <w:jc w:val="center"/>
-            </w:pPr>
-            <w:r>
-              <w:rPr>
-                <w:rFonts w:hint="eastAsia" w:ascii="Times New Roman" w:hAnsi="Times New Roman" w:eastAsia="FangSong" w:cs="Times New Roman"/>
-              </w:rPr>
-              <w:t xml:space="preserve">比较</w:t>
-            </w:r>
-            <w:r>
-              <w:rPr>
-                <w:rFonts w:ascii="Times New Roman" w:hAnsi="Times New Roman" w:eastAsia="Times New Roman" w:cs="Times New Roman"/>
-              </w:rPr>
-              <w:t xml:space="preserve"> Pauling、Mulliken </w:t>
-            </w:r>
-            <w:r>
-              <w:rPr>
-                <w:rFonts w:hint="eastAsia" w:ascii="Times New Roman" w:hAnsi="Times New Roman" w:eastAsia="FangSong" w:cs="Times New Roman"/>
-              </w:rPr>
-              <w:t xml:space="preserve">与</w:t>
-            </w:r>
-            <w:r>
-              <w:rPr>
-                <w:rFonts w:ascii="Times New Roman" w:hAnsi="Times New Roman" w:eastAsia="Times New Roman" w:cs="Times New Roman"/>
-              </w:rPr>
-              <w:t xml:space="preserve"> Allred-Rochow </w:t>
-            </w:r>
-            <w:r>
-              <w:rPr>
-                <w:rFonts w:hint="eastAsia" w:ascii="Times New Roman" w:hAnsi="Times New Roman" w:eastAsia="FangSong" w:cs="Times New Roman"/>
-              </w:rPr>
-              <w:t xml:space="preserve">三种标度并用于成键极性判断</w:t>
-            </w:r>
-          </w:p>
-        </w:tc>
-      </w:tr>
-      <w:tr>
-        <w:tc>
-          <w:tcPr/>
-          <w:p>
-            <w:pPr>
-              <w:pStyle w:val="Compact"/>
-              <w:jc w:val="center"/>
-            </w:pPr>
-            <w:r>
-              <w:rPr>
-                <w:rFonts w:ascii="Times New Roman" w:hAnsi="Times New Roman" w:eastAsia="Times New Roman" w:cs="Times New Roman"/>
-              </w:rPr>
-              <w:t xml:space="preserve">§04 </w:t>
-            </w:r>
-            <w:r>
-              <w:rPr>
-                <w:rFonts w:hint="eastAsia" w:ascii="Times New Roman" w:hAnsi="Times New Roman" w:eastAsia="FangSong" w:cs="Times New Roman"/>
-              </w:rPr>
-              <w:t xml:space="preserve">元素周期律和元素周期表</w:t>
-            </w:r>
-            <w:r>
-              <w:rPr>
-                <w:rFonts w:ascii="Times New Roman" w:hAnsi="Times New Roman" w:eastAsia="Times New Roman" w:cs="Times New Roman"/>
-              </w:rPr>
-              <w:t xml:space="preserve"> · </w:t>
-            </w:r>
-            <w:r>
-              <w:rPr>
-                <w:rFonts w:hint="eastAsia" w:ascii="Times New Roman" w:hAnsi="Times New Roman" w:eastAsia="FangSong" w:cs="Times New Roman"/>
-              </w:rPr>
-              <w:t xml:space="preserve">次级周期性与相对论反常</w:t>
-            </w:r>
-          </w:p>
-        </w:tc>
-        <w:tc>
-          <w:tcPr/>
-          <w:p>
-            <w:pPr>
-              <w:pStyle w:val="Compact"/>
-              <w:jc w:val="center"/>
-            </w:pPr>
-            <w:r>
-              <w:rPr>
-                <w:rFonts w:hint="eastAsia" w:ascii="Times New Roman" w:hAnsi="Times New Roman" w:eastAsia="FangSong" w:cs="Times New Roman"/>
-              </w:rPr>
-              <w:t xml:space="preserve">用</w:t>
-            </w:r>
-            <w:r>
-              <w:rPr>
-                <w:rFonts w:ascii="Times New Roman" w:hAnsi="Times New Roman" w:eastAsia="Times New Roman" w:cs="Times New Roman"/>
-              </w:rPr>
-              <w:t xml:space="preserve"> d </w:t>
-            </w:r>
-            <w:r>
-              <w:rPr>
-                <w:rFonts w:hint="eastAsia" w:ascii="Times New Roman" w:hAnsi="Times New Roman" w:eastAsia="FangSong" w:cs="Times New Roman"/>
-              </w:rPr>
-              <w:t>区收缩</w:t>
-            </w:r>
-            <w:r>
-              <w:rPr>
-                <w:rFonts w:hint="eastAsia" w:ascii="Times New Roman" w:hAnsi="Times New Roman" w:eastAsia="Times New Roman" w:cs="Times New Roman"/>
-              </w:rPr>
-              <w:t>、</w:t>
-            </w:r>
-            <w:r>
-              <w:rPr>
-                <w:rFonts w:hint="eastAsia" w:ascii="Times New Roman" w:hAnsi="Times New Roman" w:eastAsia="FangSong" w:cs="Times New Roman"/>
-              </w:rPr>
-              <w:t>惰性电子对与相对论效应解释非典型周期律</w:t>
-            </w:r>
-          </w:p>
-        </w:tc>
-      </w:tr>
-      <w:tr>
-        <w:tc>
-          <w:tcPr/>
-          <w:p>
-            <w:pPr>
-              <w:pStyle w:val="Compact"/>
-              <w:jc w:val="center"/>
-            </w:pPr>
-            <w:r>
-              <w:rPr>
-                <w:rFonts w:ascii="Times New Roman" w:hAnsi="Times New Roman" w:eastAsia="Times New Roman" w:cs="Times New Roman"/>
-              </w:rPr>
-              <w:t xml:space="preserve">§04 </w:t>
-            </w:r>
-            <w:r>
-              <w:rPr>
-                <w:rFonts w:hint="eastAsia" w:ascii="Times New Roman" w:hAnsi="Times New Roman" w:eastAsia="FangSong" w:cs="Times New Roman"/>
-              </w:rPr>
-              <w:t xml:space="preserve">元素周期律和元素周期表</w:t>
-            </w:r>
-            <w:r>
-              <w:rPr>
-                <w:rFonts w:ascii="Times New Roman" w:hAnsi="Times New Roman" w:eastAsia="Times New Roman" w:cs="Times New Roman"/>
-              </w:rPr>
-              <w:t xml:space="preserve"> · </w:t>
-            </w:r>
-            <w:r>
-              <w:rPr>
-                <w:rFonts w:hint="eastAsia" w:ascii="Times New Roman" w:hAnsi="Times New Roman" w:eastAsia="FangSong" w:cs="Times New Roman"/>
-              </w:rPr>
-              <w:t xml:space="preserve">综合推断</w:t>
-            </w:r>
-          </w:p>
-        </w:tc>
-        <w:tc>
-          <w:tcPr/>
-          <w:p>
-            <w:pPr>
-              <w:pStyle w:val="Compact"/>
-              <w:jc w:val="center"/>
-            </w:pPr>
-            <w:r>
-              <w:rPr>
-                <w:rFonts w:hint="eastAsia" w:ascii="Times New Roman" w:hAnsi="Times New Roman" w:eastAsia="FangSong" w:cs="Times New Roman"/>
-              </w:rPr>
-              <w:t>由周期性数据完成元素推断与性质预测</w:t>
-            </w:r>
-            <w:r>
-              <w:rPr>
-                <w:rFonts w:hint="eastAsia" w:ascii="Times New Roman" w:hAnsi="Times New Roman" w:eastAsia="Times New Roman" w:cs="Times New Roman"/>
-              </w:rPr>
-              <w:t>，</w:t>
-            </w:r>
-            <w:r>
-              <w:rPr>
-                <w:rFonts w:hint="eastAsia" w:ascii="Times New Roman" w:hAnsi="Times New Roman" w:eastAsia="FangSong" w:cs="Times New Roman"/>
-              </w:rPr>
-              <w:t>识别高频失分陷阱</w:t>
-            </w:r>
-          </w:p>
-        </w:tc>
-      </w:tr>
-    </w:tbl>
-    <w:p>
-      <w:pPr>
-        <w:pStyle w:val="BodyText"/>
-        <w:spacing w:before="120"/>
-        <w:ind w:firstLine="420"/>
-      </w:pPr>
-      <w:r>
-        <w:rPr>
-          <w:rFonts w:hint="eastAsia" w:ascii="Times New Roman" w:hAnsi="Times New Roman" w:eastAsia="FangSong" w:cs="Times New Roman"/>
-        </w:rPr>
-        <w:t>本讲系统构建从能级组拓扑映射</w:t>
-      </w:r>
-      <w:r>
-        <w:rPr>
-          <w:rFonts w:hint="eastAsia" w:ascii="Times New Roman" w:hAnsi="Times New Roman" w:eastAsia="Times New Roman" w:cs="Times New Roman"/>
-        </w:rPr>
-        <w:t>、</w:t>
-      </w:r>
-      <w:r>
-        <w:rPr>
-          <w:rFonts w:hint="eastAsia" w:ascii="Times New Roman" w:hAnsi="Times New Roman" w:eastAsia="FangSong" w:cs="Times New Roman"/>
-        </w:rPr>
-        <w:t>微观静电屏蔽与钻穿效应到宏观周期律演化与反常机制的完整竞赛认知框架</w:t>
-      </w:r>
-      <w:r>
-        <w:rPr>
-          <w:rFonts w:hint="eastAsia" w:ascii="Times New Roman" w:hAnsi="Times New Roman" w:eastAsia="Times New Roman" w:cs="Times New Roman"/>
-        </w:rPr>
-        <w:t>。</w:t>
-      </w:r>
-      <w:r>
-        <w:rPr>
-          <w:rFonts w:hint="eastAsia" w:ascii="Times New Roman" w:hAnsi="Times New Roman" w:eastAsia="FangSong" w:cs="Times New Roman"/>
-        </w:rPr>
-        <w:t>完成本讲学习后</w:t>
-      </w:r>
-      <w:r>
-        <w:rPr>
-          <w:rFonts w:hint="eastAsia" w:ascii="Times New Roman" w:hAnsi="Times New Roman" w:eastAsia="Times New Roman" w:cs="Times New Roman"/>
-        </w:rPr>
-        <w:t>，</w:t>
-      </w:r>
-      <w:r>
-        <w:rPr>
-          <w:rFonts w:hint="eastAsia" w:ascii="Times New Roman" w:hAnsi="Times New Roman" w:eastAsia="FangSong" w:cs="Times New Roman"/>
-        </w:rPr>
-        <w:t>应能熟练掌握莫塞莱定律与能级组划分的微观数理本质</w:t>
-      </w:r>
-      <w:r>
-        <w:rPr>
-          <w:rFonts w:hint="eastAsia" w:ascii="Times New Roman" w:hAnsi="Times New Roman" w:eastAsia="Times New Roman" w:cs="Times New Roman"/>
-        </w:rPr>
-        <w:t>，</w:t>
-      </w:r>
-      <w:r>
-        <w:rPr>
-          <w:rFonts w:hint="eastAsia" w:ascii="Times New Roman" w:hAnsi="Times New Roman" w:eastAsia="FangSong" w:cs="Times New Roman"/>
-        </w:rPr>
-        <w:t>精通共价半径</w:t>
-      </w:r>
-      <w:r>
-        <w:rPr>
-          <w:rFonts w:hint="eastAsia" w:ascii="Times New Roman" w:hAnsi="Times New Roman" w:eastAsia="Times New Roman" w:cs="Times New Roman"/>
-        </w:rPr>
-        <w:t>、</w:t>
-      </w:r>
-      <w:r>
-        <w:rPr>
-          <w:rFonts w:hint="eastAsia" w:ascii="Times New Roman" w:hAnsi="Times New Roman" w:eastAsia="FangSong" w:cs="Times New Roman"/>
-        </w:rPr>
-        <w:t>范德华半径与离子半径的判据口径及镧系收缩的后滞影响</w:t>
-      </w:r>
-      <w:r>
-        <w:rPr>
-          <w:rFonts w:hint="eastAsia" w:ascii="Times New Roman" w:hAnsi="Times New Roman" w:eastAsia="Times New Roman" w:cs="Times New Roman"/>
-        </w:rPr>
-        <w:t>，</w:t>
-      </w:r>
-      <w:r>
-        <w:rPr>
-          <w:rFonts w:hint="eastAsia" w:ascii="Times New Roman" w:hAnsi="Times New Roman" w:eastAsia="FangSong" w:cs="Times New Roman"/>
-        </w:rPr>
-        <w:t>深入理解第一电离能锯齿状台阶</w:t>
-      </w:r>
-      <w:r>
-        <w:rPr>
-          <w:rFonts w:hint="eastAsia" w:ascii="Times New Roman" w:hAnsi="Times New Roman" w:eastAsia="Times New Roman" w:cs="Times New Roman"/>
-        </w:rPr>
-        <w:t>（</w:t>
-      </w:r>
-      <w:r>
-        <w:rPr>
-          <w:rFonts w:hint="eastAsia" w:ascii="Times New Roman" w:hAnsi="Times New Roman" w:eastAsia="FangSong" w:cs="Times New Roman"/>
-        </w:rPr>
-        <w:t>第</w:t>
-      </w:r>
-      <w:r>
-        <w:rPr>
-          <w:rFonts w:hint="eastAsia" w:ascii="Times New Roman" w:hAnsi="Times New Roman" w:eastAsia="Times New Roman" w:cs="Times New Roman"/>
-        </w:rPr>
-        <w:t>2/13</w:t>
-      </w:r>
-      <w:r>
-        <w:rPr>
-          <w:rFonts w:hint="eastAsia" w:ascii="Times New Roman" w:hAnsi="Times New Roman" w:eastAsia="FangSong" w:cs="Times New Roman"/>
-        </w:rPr>
-        <w:t>族与第</w:t>
-      </w:r>
-      <w:r>
-        <w:rPr>
-          <w:rFonts w:hint="eastAsia" w:ascii="Times New Roman" w:hAnsi="Times New Roman" w:eastAsia="Times New Roman" w:cs="Times New Roman"/>
-        </w:rPr>
-        <w:t>15/16</w:t>
-      </w:r>
-      <w:r>
-        <w:rPr>
-          <w:rFonts w:hint="eastAsia" w:ascii="Times New Roman" w:hAnsi="Times New Roman" w:eastAsia="FangSong" w:cs="Times New Roman"/>
-        </w:rPr>
-        <w:t>族反常</w:t>
-      </w:r>
-      <w:r>
-        <w:rPr>
-          <w:rFonts w:hint="eastAsia" w:ascii="Times New Roman" w:hAnsi="Times New Roman" w:eastAsia="Times New Roman" w:cs="Times New Roman"/>
-        </w:rPr>
-        <w:t>）、</w:t>
-      </w:r>
-      <w:r>
-        <w:rPr>
-          <w:rFonts w:hint="eastAsia" w:ascii="Times New Roman" w:hAnsi="Times New Roman" w:eastAsia="FangSong" w:cs="Times New Roman"/>
-        </w:rPr>
-        <w:t>电子亲和能第二周期反常及三大电负性标度的微观本质</w:t>
-      </w:r>
-      <w:r>
-        <w:rPr>
-          <w:rFonts w:hint="eastAsia" w:ascii="Times New Roman" w:hAnsi="Times New Roman" w:eastAsia="Times New Roman" w:cs="Times New Roman"/>
-        </w:rPr>
-        <w:t>，</w:t>
-      </w:r>
-      <w:r>
-        <w:rPr>
-          <w:rFonts w:hint="eastAsia" w:ascii="Times New Roman" w:hAnsi="Times New Roman" w:eastAsia="FangSong" w:cs="Times New Roman"/>
-        </w:rPr>
-        <w:t>掌握对角线规则</w:t>
-      </w:r>
-      <w:r>
-        <w:rPr>
-          <w:rFonts w:hint="eastAsia" w:ascii="Times New Roman" w:hAnsi="Times New Roman" w:eastAsia="Times New Roman" w:cs="Times New Roman"/>
-        </w:rPr>
-        <w:t>、</w:t>
-      </w:r>
-      <w:r>
-        <w:rPr>
-          <w:rFonts w:hint="eastAsia" w:ascii="Times New Roman" w:hAnsi="Times New Roman" w:eastAsia="FangSong" w:cs="Times New Roman"/>
-        </w:rPr>
-        <w:t>次级周期性</w:t>
-      </w:r>
-      <w:r>
-        <w:rPr>
-          <w:rFonts w:hint="eastAsia" w:ascii="Times New Roman" w:hAnsi="Times New Roman" w:eastAsia="Times New Roman" w:cs="Times New Roman"/>
-        </w:rPr>
-        <w:t>（d</w:t>
-      </w:r>
-      <w:r>
-        <w:rPr>
-          <w:rFonts w:hint="eastAsia" w:ascii="Times New Roman" w:hAnsi="Times New Roman" w:eastAsia="FangSong" w:cs="Times New Roman"/>
-        </w:rPr>
-        <w:t>区收缩</w:t>
-      </w:r>
-      <w:r>
-        <w:rPr>
-          <w:rFonts w:hint="eastAsia" w:ascii="Times New Roman" w:hAnsi="Times New Roman" w:eastAsia="Times New Roman" w:cs="Times New Roman"/>
-        </w:rPr>
-        <w:t>）</w:t>
-      </w:r>
-      <w:r>
-        <w:rPr>
-          <w:rFonts w:hint="eastAsia" w:ascii="Times New Roman" w:hAnsi="Times New Roman" w:eastAsia="FangSong" w:cs="Times New Roman"/>
-        </w:rPr>
-        <w:t>与惰性电子对效应的相对论物理成因</w:t>
-      </w:r>
-      <w:r>
-        <w:rPr>
-          <w:rFonts w:hint="eastAsia" w:ascii="Times New Roman" w:hAnsi="Times New Roman" w:eastAsia="Times New Roman" w:cs="Times New Roman"/>
-        </w:rPr>
-        <w:t>，</w:t>
-      </w:r>
-      <w:r>
-        <w:rPr>
-          <w:rFonts w:hint="eastAsia" w:ascii="Times New Roman" w:hAnsi="Times New Roman" w:eastAsia="FangSong" w:cs="Times New Roman"/>
-        </w:rPr>
-        <w:t>并能综合运用原子参数微观因果链解析高难度竞赛推断大题</w:t>
-      </w:r>
-      <w:r>
-        <w:rPr>
-          <w:rFonts w:hint="eastAsia" w:ascii="Times New Roman" w:hAnsi="Times New Roman" w:eastAsia="Times New Roman" w:cs="Times New Roman"/>
-        </w:rPr>
-        <w:t>。</w:t>
-      </w:r>
-    </w:p>
-    <w:p>
-      <w:pPr>
-        <w:spacing w:before="160" w:after="80"/>
-      </w:pPr>
-      <w:r>
-        <w:pict>
-          <v:rect style="width:0;height:1.5pt" o:hralign="center" o:hrstd="t" o:hr="t"/>
-        </w:pict>
-      </w:r>
-    </w:p>
-    <w:bookmarkEnd w:id="9"/>
-    <w:bookmarkStart w:id="13" w:name="元素周期表结构与能级组拓扑映射"/>
+    <w:bookmarkStart w:id="12" w:name="元素周期表结构与能级组拓扑映射"/>
     <w:p>
       <w:pPr>
         <w:pStyle w:val="Heading2"/>
@@ -1958,18 +1242,18 @@
           <wp:inline>
             <wp:extent cx="2667000" cy="1414065"/>
             <wp:effectExtent b="0" l="0" r="0" t="0"/>
-            <wp:docPr descr="" title="" id="11" name="Picture"/>
+            <wp:docPr descr="" title="" id="10" name="Picture"/>
             <a:graphic>
               <a:graphicData uri="http://schemas.openxmlformats.org/drawingml/2006/picture">
                 <pic:pic>
                   <pic:nvPicPr>
-                    <pic:cNvPr descr="d7b77637ad60a77012788e81b3baa7d751140f459589d56f86bbc3487b7cae6c.png" id="12" name="Picture"/>
+                    <pic:cNvPr descr="d7b77637ad60a77012788e81b3baa7d751140f459589d56f86bbc3487b7cae6c.png" id="11" name="Picture"/>
                     <pic:cNvPicPr>
                       <a:picLocks noChangeArrowheads="1" noChangeAspect="1"/>
                     </pic:cNvPicPr>
                   </pic:nvPicPr>
                   <pic:blipFill>
-                    <a:blip r:embed="rId10"/>
+                    <a:blip r:embed="rId9"/>
                     <a:stretch>
                       <a:fillRect/>
                     </a:stretch>
@@ -3573,8 +2857,8 @@
         <w:t>。</w:t>
       </w:r>
     </w:p>
-    <w:bookmarkEnd w:id="13"/>
-    <w:bookmarkStart w:id="17" w:name="原子尺寸参数与空间收缩效应"/>
+    <w:bookmarkEnd w:id="12"/>
+    <w:bookmarkStart w:id="16" w:name="原子尺寸参数与空间收缩效应"/>
     <w:p>
       <w:pPr>
         <w:pStyle w:val="Heading2"/>
@@ -4352,18 +3636,18 @@
           <wp:inline>
             <wp:extent cx="2667000" cy="1961270"/>
             <wp:effectExtent b="0" l="0" r="0" t="0"/>
-            <wp:docPr descr="" title="" id="15" name="Picture"/>
+            <wp:docPr descr="" title="" id="14" name="Picture"/>
             <a:graphic>
               <a:graphicData uri="http://schemas.openxmlformats.org/drawingml/2006/picture">
                 <pic:pic>
                   <pic:nvPicPr>
-                    <pic:cNvPr descr="e1bb40386ec9b26ad256cc019aa8b1cfe0bccb02ed392776d8557e02f1190ba4.jpg" id="16" name="Picture"/>
+                    <pic:cNvPr descr="e1bb40386ec9b26ad256cc019aa8b1cfe0bccb02ed392776d8557e02f1190ba4.jpg" id="15" name="Picture"/>
                     <pic:cNvPicPr>
                       <a:picLocks noChangeArrowheads="1" noChangeAspect="1"/>
                     </pic:cNvPicPr>
                   </pic:nvPicPr>
                   <pic:blipFill>
-                    <a:blip r:embed="rId14"/>
+                    <a:blip r:embed="rId13"/>
                     <a:stretch>
                       <a:fillRect/>
                     </a:stretch>
@@ -7577,8 +6861,8 @@
         <w:t>。</w:t>
       </w:r>
     </w:p>
-    <w:bookmarkEnd w:id="17"/>
-    <w:bookmarkStart w:id="24" w:name="电离能电子亲和能与电负性热力学"/>
+    <w:bookmarkEnd w:id="16"/>
+    <w:bookmarkStart w:id="23" w:name="电离能电子亲和能与电负性热力学"/>
     <w:p>
       <w:pPr>
         <w:pStyle w:val="Heading2"/>
@@ -7821,18 +7105,18 @@
           <wp:inline>
             <wp:extent cx="2667000" cy="1885363"/>
             <wp:effectExtent b="0" l="0" r="0" t="0"/>
-            <wp:docPr descr="" title="" id="19" name="Picture"/>
+            <wp:docPr descr="" title="" id="18" name="Picture"/>
             <a:graphic>
               <a:graphicData uri="http://schemas.openxmlformats.org/drawingml/2006/picture">
                 <pic:pic>
                   <pic:nvPicPr>
-                    <pic:cNvPr descr="499e6d5b90a6817b601c1189657f2181d2a9ad4fc426e2fe14be7913e6eb6914.jpg" id="20" name="Picture"/>
+                    <pic:cNvPr descr="499e6d5b90a6817b601c1189657f2181d2a9ad4fc426e2fe14be7913e6eb6914.jpg" id="19" name="Picture"/>
                     <pic:cNvPicPr>
                       <a:picLocks noChangeArrowheads="1" noChangeAspect="1"/>
                     </pic:cNvPicPr>
                   </pic:nvPicPr>
                   <pic:blipFill>
-                    <a:blip r:embed="rId18"/>
+                    <a:blip r:embed="rId17"/>
                     <a:stretch>
                       <a:fillRect/>
                     </a:stretch>
@@ -12799,18 +12083,18 @@
           <wp:inline>
             <wp:extent cx="2667000" cy="1138353"/>
             <wp:effectExtent b="0" l="0" r="0" t="0"/>
-            <wp:docPr descr="" title="" id="22" name="Picture"/>
+            <wp:docPr descr="" title="" id="21" name="Picture"/>
             <a:graphic>
               <a:graphicData uri="http://schemas.openxmlformats.org/drawingml/2006/picture">
                 <pic:pic>
                   <pic:nvPicPr>
-                    <pic:cNvPr descr="96a565dd86b87715d110f1e3d7d3b38844ffdc3aad2fba3779ab0c0008091270.jpg" id="23" name="Picture"/>
+                    <pic:cNvPr descr="96a565dd86b87715d110f1e3d7d3b38844ffdc3aad2fba3779ab0c0008091270.jpg" id="22" name="Picture"/>
                     <pic:cNvPicPr>
                       <a:picLocks noChangeArrowheads="1" noChangeAspect="1"/>
                     </pic:cNvPicPr>
                   </pic:nvPicPr>
                   <pic:blipFill>
-                    <a:blip r:embed="rId21"/>
+                    <a:blip r:embed="rId20"/>
                     <a:stretch>
                       <a:fillRect/>
                     </a:stretch>
@@ -13596,8 +12880,8 @@
         <w:t>。</w:t>
       </w:r>
     </w:p>
-    <w:bookmarkEnd w:id="24"/>
-    <w:bookmarkStart w:id="28" w:name="非典型周期律演化与相对论微观反常"/>
+    <w:bookmarkEnd w:id="23"/>
+    <w:bookmarkStart w:id="27" w:name="非典型周期律演化与相对论微观反常"/>
     <w:p>
       <w:pPr>
         <w:pStyle w:val="Heading2"/>
@@ -13894,18 +13178,18 @@
           <wp:inline>
             <wp:extent cx="2667000" cy="1408176"/>
             <wp:effectExtent b="0" l="0" r="0" t="0"/>
-            <wp:docPr descr="" title="" id="26" name="Picture"/>
+            <wp:docPr descr="" title="" id="25" name="Picture"/>
             <a:graphic>
               <a:graphicData uri="http://schemas.openxmlformats.org/drawingml/2006/picture">
                 <pic:pic>
                   <pic:nvPicPr>
-                    <pic:cNvPr descr="9acf486f946cff0fce307112fa9f4aec98610256830532620718341ca2f0d9ed.png" id="27" name="Picture"/>
+                    <pic:cNvPr descr="9acf486f946cff0fce307112fa9f4aec98610256830532620718341ca2f0d9ed.png" id="26" name="Picture"/>
                     <pic:cNvPicPr>
                       <a:picLocks noChangeArrowheads="1" noChangeAspect="1"/>
                     </pic:cNvPicPr>
                   </pic:nvPicPr>
                   <pic:blipFill>
-                    <a:blip r:embed="rId25"/>
+                    <a:blip r:embed="rId24"/>
                     <a:stretch>
                       <a:fillRect/>
                     </a:stretch>
@@ -17844,8 +17128,8 @@
         <w:t>。</w:t>
       </w:r>
     </w:p>
-    <w:bookmarkEnd w:id="28"/>
-    <w:bookmarkStart w:id="29" w:name="元素性质周期律综合推断与赛场高频失分点清单"/>
+    <w:bookmarkEnd w:id="27"/>
+    <w:bookmarkStart w:id="29" w:name="课后习题"/>
     <w:p>
       <w:pPr>
         <w:pStyle w:val="Heading2"/>
@@ -17861,1212 +17145,7 @@
         <w:rPr>
           <w:rFonts w:hint="eastAsia" w:ascii="Times New Roman" w:hAnsi="Times New Roman" w:eastAsia="SimHei" w:cs="Times New Roman"/>
         </w:rPr>
-        <w:t xml:space="preserve">元素性质周期律综合推断与赛场高频失分点清单</w:t>
-      </w:r>
-    </w:p>
-    <w:p>
-      <w:pPr>
-        <w:pStyle w:val="FirstParagraph"/>
-        <w:ind w:firstLine="420"/>
-      </w:pPr>
-      <w:r>
-        <w:rPr>
-          <w:rFonts w:hint="eastAsia" w:ascii="Times New Roman" w:hAnsi="Times New Roman" w:eastAsia="FangSong" w:cs="Times New Roman"/>
-        </w:rPr>
-        <w:t>在化学奥林匹克竞赛中</w:t>
-      </w:r>
-      <w:r>
-        <w:rPr>
-          <w:rFonts w:hint="eastAsia" w:ascii="Times New Roman" w:hAnsi="Times New Roman" w:eastAsia="Times New Roman" w:cs="Times New Roman"/>
-        </w:rPr>
-        <w:t>，</w:t>
-      </w:r>
-      <w:r>
-        <w:rPr>
-          <w:rFonts w:hint="eastAsia" w:ascii="Times New Roman" w:hAnsi="Times New Roman" w:eastAsia="FangSong" w:cs="Times New Roman"/>
-        </w:rPr>
-        <w:t>周期律推断题是考察微观结构认知深度的核心载体</w:t>
-      </w:r>
-      <w:r>
-        <w:rPr>
-          <w:rFonts w:hint="eastAsia" w:ascii="Times New Roman" w:hAnsi="Times New Roman" w:eastAsia="Times New Roman" w:cs="Times New Roman"/>
-        </w:rPr>
-        <w:t>。</w:t>
-      </w:r>
-      <w:r>
-        <w:rPr>
-          <w:rFonts w:hint="eastAsia" w:ascii="Times New Roman" w:hAnsi="Times New Roman" w:eastAsia="FangSong" w:cs="Times New Roman"/>
-        </w:rPr>
-        <w:t>解构元素推断题必须熟练运用以下物理化学决策树</w:t>
-      </w:r>
-      <w:r>
-        <w:rPr>
-          <w:rFonts w:hint="eastAsia" w:ascii="Times New Roman" w:hAnsi="Times New Roman" w:eastAsia="Times New Roman" w:cs="Times New Roman"/>
-        </w:rPr>
-        <w:t>：</w:t>
-      </w:r>
-      <w:r>
-        <w:rPr>
-          <w:rFonts w:hint="eastAsia" w:ascii="Times New Roman" w:hAnsi="Times New Roman" w:eastAsia="FangSong" w:cs="Times New Roman"/>
-        </w:rPr>
-        <w:t>其一</w:t>
-      </w:r>
-      <w:r>
-        <w:rPr>
-          <w:rFonts w:hint="eastAsia" w:ascii="Times New Roman" w:hAnsi="Times New Roman" w:eastAsia="Times New Roman" w:cs="Times New Roman"/>
-        </w:rPr>
-        <w:t>，</w:t>
-      </w:r>
-      <w:r>
-        <w:rPr>
-          <w:rFonts w:hint="eastAsia" w:ascii="Times New Roman" w:hAnsi="Times New Roman" w:eastAsia="FangSong" w:cs="Times New Roman"/>
-        </w:rPr>
-        <w:t>根据电离能断崖比值锁定主族族数</w:t>
-      </w:r>
-      <w:r>
-        <w:rPr>
-          <w:rFonts w:hint="eastAsia" w:ascii="Times New Roman" w:hAnsi="Times New Roman" w:eastAsia="Times New Roman" w:cs="Times New Roman"/>
-        </w:rPr>
-        <w:t>；</w:t>
-      </w:r>
-      <w:r>
-        <w:rPr>
-          <w:rFonts w:hint="eastAsia" w:ascii="Times New Roman" w:hAnsi="Times New Roman" w:eastAsia="FangSong" w:cs="Times New Roman"/>
-        </w:rPr>
-        <w:t>其二</w:t>
-      </w:r>
-      <w:r>
-        <w:rPr>
-          <w:rFonts w:hint="eastAsia" w:ascii="Times New Roman" w:hAnsi="Times New Roman" w:eastAsia="Times New Roman" w:cs="Times New Roman"/>
-        </w:rPr>
-        <w:t>，</w:t>
-      </w:r>
-      <w:r>
-        <w:rPr>
-          <w:rFonts w:hint="eastAsia" w:ascii="Times New Roman" w:hAnsi="Times New Roman" w:eastAsia="FangSong" w:cs="Times New Roman"/>
-        </w:rPr>
-        <w:t>根据周期律反常台阶</w:t>
-      </w:r>
-      <w:r>
-        <w:rPr>
-          <w:rFonts w:hint="eastAsia" w:ascii="Times New Roman" w:hAnsi="Times New Roman" w:eastAsia="Times New Roman" w:cs="Times New Roman"/>
-        </w:rPr>
-        <w:t>（</w:t>
-      </w:r>
-      <m:oMath>
-        <m:oMathPr>
-          <m:ctrlPr>
-            <w:rPr>
-              <w:sz w:val="28"/>
-              <w:szCs w:val="28"/>
-            </w:rPr>
-          </m:ctrlPr>
-        </m:oMathPr>
-        <m:r>
-          <m:rPr>
-            <m:sty m:val="p"/>
-          </m:rPr>
-          <m:t>B</m:t>
-        </m:r>
-        <m:r>
-          <m:rPr>
-            <m:sty m:val="p"/>
-          </m:rPr>
-          <m:t>e</m:t>
-        </m:r>
-        <m:r>
-          <m:rPr>
-            <m:sty m:val="p"/>
-          </m:rPr>
-          <m:t>/</m:t>
-        </m:r>
-        <m:r>
-          <m:rPr>
-            <m:sty m:val="p"/>
-          </m:rPr>
-          <m:t>B</m:t>
-        </m:r>
-        <m:r>
-          <m:rPr>
-            <m:sty m:val="p"/>
-          </m:rPr>
-          <m:t>,</m:t>
-        </m:r>
-        <m:r>
-          <m:rPr>
-            <m:sty m:val="p"/>
-          </m:rPr>
-          <m:t>N</m:t>
-        </m:r>
-        <m:r>
-          <m:rPr>
-            <m:sty m:val="p"/>
-          </m:rPr>
-          <m:t>/</m:t>
-        </m:r>
-        <m:r>
-          <m:rPr>
-            <m:sty m:val="p"/>
-          </m:rPr>
-          <m:t>O</m:t>
-        </m:r>
-        <m:r>
-          <m:rPr>
-            <m:sty m:val="p"/>
-          </m:rPr>
-          <m:t>,</m:t>
-        </m:r>
-        <m:r>
-          <m:rPr>
-            <m:sty m:val="p"/>
-          </m:rPr>
-          <m:t>M</m:t>
-        </m:r>
-        <m:r>
-          <m:rPr>
-            <m:sty m:val="p"/>
-          </m:rPr>
-          <m:t>g</m:t>
-        </m:r>
-        <m:r>
-          <m:rPr>
-            <m:sty m:val="p"/>
-          </m:rPr>
-          <m:t>/</m:t>
-        </m:r>
-        <m:r>
-          <m:rPr>
-            <m:sty m:val="p"/>
-          </m:rPr>
-          <m:t>A</m:t>
-        </m:r>
-        <m:r>
-          <m:rPr>
-            <m:sty m:val="p"/>
-          </m:rPr>
-          <m:t>l</m:t>
-        </m:r>
-        <m:r>
-          <m:rPr>
-            <m:sty m:val="p"/>
-          </m:rPr>
-          <m:t>,</m:t>
-        </m:r>
-        <m:r>
-          <m:rPr>
-            <m:sty m:val="p"/>
-          </m:rPr>
-          <m:t>P</m:t>
-        </m:r>
-        <m:r>
-          <m:rPr>
-            <m:sty m:val="p"/>
-          </m:rPr>
-          <m:t>/</m:t>
-        </m:r>
-        <m:r>
-          <m:rPr>
-            <m:sty m:val="p"/>
-          </m:rPr>
-          <m:t>S</m:t>
-        </m:r>
-      </m:oMath>
-      <w:r>
-        <w:rPr>
-          <w:rFonts w:hint="eastAsia" w:ascii="Times New Roman" w:hAnsi="Times New Roman" w:eastAsia="Times New Roman" w:cs="Times New Roman"/>
-        </w:rPr>
-        <w:t>）</w:t>
-      </w:r>
-      <w:r>
-        <w:rPr>
-          <w:rFonts w:hint="eastAsia" w:ascii="Times New Roman" w:hAnsi="Times New Roman" w:eastAsia="FangSong" w:cs="Times New Roman"/>
-        </w:rPr>
-        <w:t>识别临近元素</w:t>
-      </w:r>
-      <w:r>
-        <w:rPr>
-          <w:rFonts w:hint="eastAsia" w:ascii="Times New Roman" w:hAnsi="Times New Roman" w:eastAsia="Times New Roman" w:cs="Times New Roman"/>
-        </w:rPr>
-        <w:t>；</w:t>
-      </w:r>
-      <w:r>
-        <w:rPr>
-          <w:rFonts w:hint="eastAsia" w:ascii="Times New Roman" w:hAnsi="Times New Roman" w:eastAsia="FangSong" w:cs="Times New Roman"/>
-        </w:rPr>
-        <w:t>其三</w:t>
-      </w:r>
-      <w:r>
-        <w:rPr>
-          <w:rFonts w:hint="eastAsia" w:ascii="Times New Roman" w:hAnsi="Times New Roman" w:eastAsia="Times New Roman" w:cs="Times New Roman"/>
-        </w:rPr>
-        <w:t>，</w:t>
-      </w:r>
-      <w:r>
-        <w:rPr>
-          <w:rFonts w:hint="eastAsia" w:ascii="Times New Roman" w:hAnsi="Times New Roman" w:eastAsia="FangSong" w:cs="Times New Roman"/>
-        </w:rPr>
-        <w:t>根据对角线规则关联轻元素反应性</w:t>
-      </w:r>
-      <w:r>
-        <w:rPr>
-          <w:rFonts w:hint="eastAsia" w:ascii="Times New Roman" w:hAnsi="Times New Roman" w:eastAsia="Times New Roman" w:cs="Times New Roman"/>
-        </w:rPr>
-        <w:t>；</w:t>
-      </w:r>
-      <w:r>
-        <w:rPr>
-          <w:rFonts w:hint="eastAsia" w:ascii="Times New Roman" w:hAnsi="Times New Roman" w:eastAsia="FangSong" w:cs="Times New Roman"/>
-        </w:rPr>
-        <w:t>其四</w:t>
-      </w:r>
-      <w:r>
-        <w:rPr>
-          <w:rFonts w:hint="eastAsia" w:ascii="Times New Roman" w:hAnsi="Times New Roman" w:eastAsia="Times New Roman" w:cs="Times New Roman"/>
-        </w:rPr>
-        <w:t>，</w:t>
-      </w:r>
-      <w:r>
-        <w:rPr>
-          <w:rFonts w:hint="eastAsia" w:ascii="Times New Roman" w:hAnsi="Times New Roman" w:eastAsia="FangSong" w:cs="Times New Roman"/>
-        </w:rPr>
-        <w:t>根据次级周期性与惰性电子对效应推断高低价态稳定性与氧化还原电位</w:t>
-      </w:r>
-      <w:r>
-        <w:rPr>
-          <w:rFonts w:hint="eastAsia" w:ascii="Times New Roman" w:hAnsi="Times New Roman" w:eastAsia="Times New Roman" w:cs="Times New Roman"/>
-        </w:rPr>
-        <w:t>；</w:t>
-      </w:r>
-      <w:r>
-        <w:rPr>
-          <w:rFonts w:hint="eastAsia" w:ascii="Times New Roman" w:hAnsi="Times New Roman" w:eastAsia="FangSong" w:cs="Times New Roman"/>
-        </w:rPr>
-        <w:t>其五</w:t>
-      </w:r>
-      <w:r>
-        <w:rPr>
-          <w:rFonts w:hint="eastAsia" w:ascii="Times New Roman" w:hAnsi="Times New Roman" w:eastAsia="Times New Roman" w:cs="Times New Roman"/>
-        </w:rPr>
-        <w:t>，</w:t>
-      </w:r>
-      <w:r>
-        <w:rPr>
-          <w:rFonts w:hint="eastAsia" w:ascii="Times New Roman" w:hAnsi="Times New Roman" w:eastAsia="FangSong" w:cs="Times New Roman"/>
-        </w:rPr>
-        <w:t>根据等电子体半径衰减规律计算晶胞参数与晶格能</w:t>
-      </w:r>
-      <w:r>
-        <w:rPr>
-          <w:rFonts w:hint="eastAsia" w:ascii="Times New Roman" w:hAnsi="Times New Roman" w:eastAsia="Times New Roman" w:cs="Times New Roman"/>
-        </w:rPr>
-        <w:t>。</w:t>
-      </w:r>
-    </w:p>
-    <w:p>
-      <w:pPr>
-        <w:pStyle w:val="BodyText"/>
-        <w:ind w:firstLine="420"/>
-      </w:pPr>
-      <w:r>
-        <w:rPr>
-          <w:rFonts w:hint="eastAsia" w:ascii="Times New Roman" w:hAnsi="Times New Roman" w:eastAsia="FangSong" w:cs="Times New Roman"/>
-        </w:rPr>
-        <w:t>在解构周期律大题时</w:t>
-      </w:r>
-      <w:r>
-        <w:rPr>
-          <w:rFonts w:hint="eastAsia" w:ascii="Times New Roman" w:hAnsi="Times New Roman" w:eastAsia="Times New Roman" w:cs="Times New Roman"/>
-        </w:rPr>
-        <w:t>，</w:t>
-      </w:r>
-      <w:r>
-        <w:rPr>
-          <w:rFonts w:hint="eastAsia" w:ascii="Times New Roman" w:hAnsi="Times New Roman" w:eastAsia="FangSong" w:cs="Times New Roman"/>
-        </w:rPr>
-        <w:t>必须严格规避以下八大高频致死误区</w:t>
-      </w:r>
-      <w:r>
-        <w:rPr>
-          <w:rFonts w:hint="eastAsia" w:ascii="Times New Roman" w:hAnsi="Times New Roman" w:eastAsia="Times New Roman" w:cs="Times New Roman"/>
-        </w:rPr>
-        <w:t>：</w:t>
-      </w:r>
-      <w:r>
-        <w:rPr>
-          <w:rFonts w:hint="eastAsia" w:ascii="Times New Roman" w:hAnsi="Times New Roman" w:eastAsia="FangSong" w:cs="Times New Roman"/>
-        </w:rPr>
-        <w:t>其一</w:t>
-      </w:r>
-      <w:r>
-        <w:rPr>
-          <w:rFonts w:hint="eastAsia" w:ascii="Times New Roman" w:hAnsi="Times New Roman" w:eastAsia="Times New Roman" w:cs="Times New Roman"/>
-        </w:rPr>
-        <w:t>，</w:t>
-      </w:r>
-      <w:r>
-        <w:rPr>
-          <w:rFonts w:hint="eastAsia" w:ascii="Times New Roman" w:hAnsi="Times New Roman" w:eastAsia="FangSong" w:cs="Times New Roman"/>
-        </w:rPr>
-        <w:t>严禁将第一电离能单调爬升作为绝对铁律</w:t>
-      </w:r>
-      <w:r>
-        <w:rPr>
-          <w:rFonts w:hint="eastAsia" w:ascii="Times New Roman" w:hAnsi="Times New Roman" w:eastAsia="Times New Roman" w:cs="Times New Roman"/>
-        </w:rPr>
-        <w:t>，</w:t>
-      </w:r>
-      <w:r>
-        <w:rPr>
-          <w:rFonts w:hint="eastAsia" w:ascii="Times New Roman" w:hAnsi="Times New Roman" w:eastAsia="FangSong" w:cs="Times New Roman"/>
-        </w:rPr>
-        <w:t>牢记第</w:t>
-      </w:r>
-      <w:r>
-        <w:rPr>
-          <w:rFonts w:ascii="Times New Roman" w:hAnsi="Times New Roman" w:eastAsia="Times New Roman" w:cs="Times New Roman"/>
-        </w:rPr>
-        <w:t xml:space="preserve"> 2/13 </w:t>
-      </w:r>
-      <w:r>
-        <w:rPr>
-          <w:rFonts w:hint="eastAsia" w:ascii="Times New Roman" w:hAnsi="Times New Roman" w:eastAsia="FangSong" w:cs="Times New Roman"/>
-        </w:rPr>
-        <w:t xml:space="preserve">族与第</w:t>
-      </w:r>
-      <w:r>
-        <w:rPr>
-          <w:rFonts w:ascii="Times New Roman" w:hAnsi="Times New Roman" w:eastAsia="Times New Roman" w:cs="Times New Roman"/>
-        </w:rPr>
-        <w:t xml:space="preserve"> 15/16 </w:t>
-      </w:r>
-      <w:r>
-        <w:rPr>
-          <w:rFonts w:hint="eastAsia" w:ascii="Times New Roman" w:hAnsi="Times New Roman" w:eastAsia="FangSong" w:cs="Times New Roman"/>
-        </w:rPr>
-        <w:t>族在同周期的逆向倒挂台阶</w:t>
-      </w:r>
-      <w:r>
-        <w:rPr>
-          <w:rFonts w:hint="eastAsia" w:ascii="Times New Roman" w:hAnsi="Times New Roman" w:eastAsia="Times New Roman" w:cs="Times New Roman"/>
-        </w:rPr>
-        <w:t>；</w:t>
-      </w:r>
-      <w:r>
-        <w:rPr>
-          <w:rFonts w:hint="eastAsia" w:ascii="Times New Roman" w:hAnsi="Times New Roman" w:eastAsia="FangSong" w:cs="Times New Roman"/>
-        </w:rPr>
-        <w:t>其二</w:t>
-      </w:r>
-      <w:r>
-        <w:rPr>
-          <w:rFonts w:hint="eastAsia" w:ascii="Times New Roman" w:hAnsi="Times New Roman" w:eastAsia="Times New Roman" w:cs="Times New Roman"/>
-        </w:rPr>
-        <w:t>，</w:t>
-      </w:r>
-      <w:r>
-        <w:rPr>
-          <w:rFonts w:hint="eastAsia" w:ascii="Times New Roman" w:hAnsi="Times New Roman" w:eastAsia="FangSong" w:cs="Times New Roman"/>
-        </w:rPr>
-        <w:t>严禁忽视氟与氧在第一电子亲和能上的反常收缩</w:t>
-      </w:r>
-      <w:r>
-        <w:rPr>
-          <w:rFonts w:hint="eastAsia" w:ascii="Times New Roman" w:hAnsi="Times New Roman" w:eastAsia="Times New Roman" w:cs="Times New Roman"/>
-        </w:rPr>
-        <w:t>，</w:t>
-      </w:r>
-      <w:r>
-        <w:rPr>
-          <w:rFonts w:hint="eastAsia" w:ascii="Times New Roman" w:hAnsi="Times New Roman" w:eastAsia="FangSong" w:cs="Times New Roman"/>
-        </w:rPr>
-        <w:t>氟的电子亲和能严格小于氯</w:t>
-      </w:r>
-      <w:r>
-        <w:rPr>
-          <w:rFonts w:hint="eastAsia" w:ascii="Times New Roman" w:hAnsi="Times New Roman" w:eastAsia="Times New Roman" w:cs="Times New Roman"/>
-        </w:rPr>
-        <w:t>，</w:t>
-      </w:r>
-      <w:r>
-        <w:rPr>
-          <w:rFonts w:hint="eastAsia" w:ascii="Times New Roman" w:hAnsi="Times New Roman" w:eastAsia="FangSong" w:cs="Times New Roman"/>
-        </w:rPr>
-        <w:t>氧的电子亲和能严格小于硫</w:t>
-      </w:r>
-      <w:r>
-        <w:rPr>
-          <w:rFonts w:hint="eastAsia" w:ascii="Times New Roman" w:hAnsi="Times New Roman" w:eastAsia="Times New Roman" w:cs="Times New Roman"/>
-        </w:rPr>
-        <w:t>；</w:t>
-      </w:r>
-      <w:r>
-        <w:rPr>
-          <w:rFonts w:hint="eastAsia" w:ascii="Times New Roman" w:hAnsi="Times New Roman" w:eastAsia="FangSong" w:cs="Times New Roman"/>
-        </w:rPr>
-        <w:t>其三</w:t>
-      </w:r>
-      <w:r>
-        <w:rPr>
-          <w:rFonts w:hint="eastAsia" w:ascii="Times New Roman" w:hAnsi="Times New Roman" w:eastAsia="Times New Roman" w:cs="Times New Roman"/>
-        </w:rPr>
-        <w:t>，</w:t>
-      </w:r>
-      <w:r>
-        <w:rPr>
-          <w:rFonts w:hint="eastAsia" w:ascii="Times New Roman" w:hAnsi="Times New Roman" w:eastAsia="FangSong" w:cs="Times New Roman"/>
-        </w:rPr>
-        <w:t>严禁将二价氧负离子</w:t>
-      </w:r>
-      <w:r>
-        <w:rPr>
-          <w:rFonts w:hint="eastAsia" w:ascii="Times New Roman" w:hAnsi="Times New Roman" w:eastAsia="Times New Roman" w:cs="Times New Roman"/>
-        </w:rPr>
-        <w:t>（</w:t>
-      </w:r>
-      <m:oMath>
-        <m:sSup>
-          <m:e>
-            <m:r>
-              <m:rPr>
-                <m:sty m:val="p"/>
-              </m:rPr>
-              <m:t>O</m:t>
-            </m:r>
-          </m:e>
-          <m:sup>
-            <m:r>
-              <m:rPr>
-                <m:sty m:val="p"/>
-              </m:rPr>
-              <m:t>2</m:t>
-            </m:r>
-            <m:r>
-              <m:rPr>
-                <m:sty m:val="p"/>
-              </m:rPr>
-              <m:t>−</m:t>
-            </m:r>
-          </m:sup>
-        </m:sSup>
-      </m:oMath>
-      <w:r>
-        <w:rPr>
-          <w:rFonts w:hint="eastAsia" w:ascii="Times New Roman" w:hAnsi="Times New Roman" w:eastAsia="Times New Roman" w:cs="Times New Roman"/>
-        </w:rPr>
-        <w:t>）</w:t>
-      </w:r>
-      <w:r>
-        <w:rPr>
-          <w:rFonts w:hint="eastAsia" w:ascii="Times New Roman" w:hAnsi="Times New Roman" w:eastAsia="FangSong" w:cs="Times New Roman"/>
-        </w:rPr>
-        <w:t>或二价硫负离子</w:t>
-      </w:r>
-      <w:r>
-        <w:rPr>
-          <w:rFonts w:hint="eastAsia" w:ascii="Times New Roman" w:hAnsi="Times New Roman" w:eastAsia="Times New Roman" w:cs="Times New Roman"/>
-        </w:rPr>
-        <w:t>（</w:t>
-      </w:r>
-      <m:oMath>
-        <m:sSup>
-          <m:e>
-            <m:r>
-              <m:rPr>
-                <m:sty m:val="p"/>
-              </m:rPr>
-              <m:t>S</m:t>
-            </m:r>
-          </m:e>
-          <m:sup>
-            <m:r>
-              <m:rPr>
-                <m:sty m:val="p"/>
-              </m:rPr>
-              <m:t>2</m:t>
-            </m:r>
-            <m:r>
-              <m:rPr>
-                <m:sty m:val="p"/>
-              </m:rPr>
-              <m:t>−</m:t>
-            </m:r>
-          </m:sup>
-        </m:sSup>
-      </m:oMath>
-      <w:r>
-        <w:rPr>
-          <w:rFonts w:hint="eastAsia" w:ascii="Times New Roman" w:hAnsi="Times New Roman" w:eastAsia="Times New Roman" w:cs="Times New Roman"/>
-        </w:rPr>
-        <w:t>）</w:t>
-      </w:r>
-      <w:r>
-        <w:rPr>
-          <w:rFonts w:hint="eastAsia" w:ascii="Times New Roman" w:hAnsi="Times New Roman" w:eastAsia="FangSong" w:cs="Times New Roman"/>
-        </w:rPr>
-        <w:t>当作气态稳定微粒</w:t>
-      </w:r>
-      <w:r>
-        <w:rPr>
-          <w:rFonts w:hint="eastAsia" w:ascii="Times New Roman" w:hAnsi="Times New Roman" w:eastAsia="Times New Roman" w:cs="Times New Roman"/>
-        </w:rPr>
-        <w:t>，</w:t>
-      </w:r>
-      <w:r>
-        <w:rPr>
-          <w:rFonts w:hint="eastAsia" w:ascii="Times New Roman" w:hAnsi="Times New Roman" w:eastAsia="FangSong" w:cs="Times New Roman"/>
-        </w:rPr>
-        <w:t>气态下结合第二电子恒为强吸热</w:t>
-      </w:r>
-      <w:r>
-        <w:rPr>
-          <w:rFonts w:hint="eastAsia" w:ascii="Times New Roman" w:hAnsi="Times New Roman" w:eastAsia="Times New Roman" w:cs="Times New Roman"/>
-        </w:rPr>
-        <w:t>，</w:t>
-      </w:r>
-      <w:r>
-        <w:rPr>
-          <w:rFonts w:hint="eastAsia" w:ascii="Times New Roman" w:hAnsi="Times New Roman" w:eastAsia="FangSong" w:cs="Times New Roman"/>
-        </w:rPr>
-        <w:t>唯在晶格能补偿下于固相点阵中稳定</w:t>
-      </w:r>
-      <w:r>
-        <w:rPr>
-          <w:rFonts w:hint="eastAsia" w:ascii="Times New Roman" w:hAnsi="Times New Roman" w:eastAsia="Times New Roman" w:cs="Times New Roman"/>
-        </w:rPr>
-        <w:t>；</w:t>
-      </w:r>
-      <w:r>
-        <w:rPr>
-          <w:rFonts w:hint="eastAsia" w:ascii="Times New Roman" w:hAnsi="Times New Roman" w:eastAsia="FangSong" w:cs="Times New Roman"/>
-        </w:rPr>
-        <w:t>其四</w:t>
-      </w:r>
-      <w:r>
-        <w:rPr>
-          <w:rFonts w:hint="eastAsia" w:ascii="Times New Roman" w:hAnsi="Times New Roman" w:eastAsia="Times New Roman" w:cs="Times New Roman"/>
-        </w:rPr>
-        <w:t>，</w:t>
-      </w:r>
-      <w:r>
-        <w:rPr>
-          <w:rFonts w:hint="eastAsia" w:ascii="Times New Roman" w:hAnsi="Times New Roman" w:eastAsia="FangSong" w:cs="Times New Roman"/>
-        </w:rPr>
-        <w:t>严禁将过渡金属与主族的同族半径递变混为一谈</w:t>
-      </w:r>
-      <w:r>
-        <w:rPr>
-          <w:rFonts w:hint="eastAsia" w:ascii="Times New Roman" w:hAnsi="Times New Roman" w:eastAsia="Times New Roman" w:cs="Times New Roman"/>
-        </w:rPr>
-        <w:t>，</w:t>
-      </w:r>
-      <w:r>
-        <w:rPr>
-          <w:rFonts w:hint="eastAsia" w:ascii="Times New Roman" w:hAnsi="Times New Roman" w:eastAsia="FangSong" w:cs="Times New Roman"/>
-        </w:rPr>
-        <w:t>受镧系收缩主导</w:t>
-      </w:r>
-      <w:r>
-        <w:rPr>
-          <w:rFonts w:hint="eastAsia" w:ascii="Times New Roman" w:hAnsi="Times New Roman" w:eastAsia="Times New Roman" w:cs="Times New Roman"/>
-        </w:rPr>
-        <w:t>，</w:t>
-      </w:r>
-      <w:r>
-        <w:rPr>
-          <w:rFonts w:hint="eastAsia" w:ascii="Times New Roman" w:hAnsi="Times New Roman" w:eastAsia="FangSong" w:cs="Times New Roman"/>
-        </w:rPr>
-        <w:t>第五与第六周期同族副族元素原子半径几乎完全重合</w:t>
-      </w:r>
-      <w:r>
-        <w:rPr>
-          <w:rFonts w:hint="eastAsia" w:ascii="Times New Roman" w:hAnsi="Times New Roman" w:eastAsia="Times New Roman" w:cs="Times New Roman"/>
-        </w:rPr>
-        <w:t>；</w:t>
-      </w:r>
-      <w:r>
-        <w:rPr>
-          <w:rFonts w:hint="eastAsia" w:ascii="Times New Roman" w:hAnsi="Times New Roman" w:eastAsia="FangSong" w:cs="Times New Roman"/>
-        </w:rPr>
-        <w:t>其五</w:t>
-      </w:r>
-      <w:r>
-        <w:rPr>
-          <w:rFonts w:hint="eastAsia" w:ascii="Times New Roman" w:hAnsi="Times New Roman" w:eastAsia="Times New Roman" w:cs="Times New Roman"/>
-        </w:rPr>
-        <w:t>，</w:t>
-      </w:r>
-      <w:r>
-        <w:rPr>
-          <w:rFonts w:hint="eastAsia" w:ascii="Times New Roman" w:hAnsi="Times New Roman" w:eastAsia="FangSong" w:cs="Times New Roman"/>
-        </w:rPr>
-        <w:t>严禁混淆电负性大小与元素实际化学反应极性</w:t>
-      </w:r>
-      <w:r>
-        <w:rPr>
-          <w:rFonts w:hint="eastAsia" w:ascii="Times New Roman" w:hAnsi="Times New Roman" w:eastAsia="Times New Roman" w:cs="Times New Roman"/>
-        </w:rPr>
-        <w:t>，</w:t>
-      </w:r>
-      <w:r>
-        <w:rPr>
-          <w:rFonts w:hint="eastAsia" w:ascii="Times New Roman" w:hAnsi="Times New Roman" w:eastAsia="FangSong" w:cs="Times New Roman"/>
-        </w:rPr>
-        <w:t>例如鲍林电负性下</w:t>
-      </w:r>
-      <w:r>
-        <w:rPr>
-          <w:rFonts w:ascii="Times New Roman" w:hAnsi="Times New Roman" w:eastAsia="Times New Roman" w:cs="Times New Roman"/>
-        </w:rPr>
-        <w:t xml:space="preserve"> </w:t>
-      </w:r>
-      <m:oMath>
-        <m:r>
-          <m:rPr>
-            <m:sty m:val="p"/>
-          </m:rPr>
-          <m:t>N</m:t>
-        </m:r>
-        <m:r>
-          <m:rPr>
-            <m:sty m:val="p"/>
-          </m:rPr>
-          <m:t>&lt;</m:t>
-        </m:r>
-        <m:r>
-          <m:rPr>
-            <m:sty m:val="p"/>
-          </m:rPr>
-          <m:t>C</m:t>
-        </m:r>
-        <m:r>
-          <m:rPr>
-            <m:sty m:val="p"/>
-          </m:rPr>
-          <m:t>l</m:t>
-        </m:r>
-      </m:oMath>
-      <w:r>
-        <w:rPr>
-          <w:rFonts w:hint="eastAsia" w:ascii="Times New Roman" w:hAnsi="Times New Roman" w:eastAsia="Times New Roman" w:cs="Times New Roman"/>
-        </w:rPr>
-        <w:t>，</w:t>
-      </w:r>
-      <w:r>
-        <w:rPr>
-          <w:rFonts w:hint="eastAsia" w:ascii="Times New Roman" w:hAnsi="Times New Roman" w:eastAsia="FangSong" w:cs="Times New Roman"/>
-        </w:rPr>
-        <w:t>但在水解反应中由于紧凑第二周期的电荷吸引优势</w:t>
-      </w:r>
-      <w:r>
-        <w:rPr>
-          <w:rFonts w:hint="eastAsia" w:ascii="Times New Roman" w:hAnsi="Times New Roman" w:eastAsia="Times New Roman" w:cs="Times New Roman"/>
-        </w:rPr>
-        <w:t>，</w:t>
-      </w:r>
-      <w:r>
-        <w:rPr>
-          <w:rFonts w:hint="eastAsia" w:ascii="Times New Roman" w:hAnsi="Times New Roman" w:eastAsia="FangSong" w:cs="Times New Roman"/>
-        </w:rPr>
-        <w:t>电子对严格偏向氮</w:t>
-      </w:r>
-      <w:r>
-        <w:rPr>
-          <w:rFonts w:hint="eastAsia" w:ascii="Times New Roman" w:hAnsi="Times New Roman" w:eastAsia="Times New Roman" w:cs="Times New Roman"/>
-        </w:rPr>
-        <w:t>（</w:t>
-      </w:r>
-      <w:r>
-        <w:rPr>
-          <w:rFonts w:hint="eastAsia" w:ascii="Times New Roman" w:hAnsi="Times New Roman" w:eastAsia="FangSong" w:cs="Times New Roman"/>
-        </w:rPr>
-        <w:t>水解生成</w:t>
-      </w:r>
-      <w:r>
-        <w:rPr>
-          <w:rFonts w:ascii="Times New Roman" w:hAnsi="Times New Roman" w:eastAsia="Times New Roman" w:cs="Times New Roman"/>
-        </w:rPr>
-        <w:t xml:space="preserve"> </w:t>
-      </w:r>
-      <m:oMath>
-        <m:oMathPr>
-          <m:ctrlPr>
-            <w:rPr>
-              <w:sz w:val="28"/>
-              <w:szCs w:val="28"/>
-            </w:rPr>
-          </m:ctrlPr>
-        </m:oMathPr>
-        <m:r>
-          <m:rPr>
-            <m:sty m:val="p"/>
-          </m:rPr>
-          <m:t>N</m:t>
-        </m:r>
-        <m:sSub>
-          <m:e>
-            <m:r>
-              <m:rPr>
-                <m:sty m:val="p"/>
-              </m:rPr>
-              <m:t>H</m:t>
-            </m:r>
-          </m:e>
-          <m:sub>
-            <m:r>
-              <m:rPr>
-                <m:sty m:val="p"/>
-              </m:rPr>
-              <m:t>3</m:t>
-            </m:r>
-          </m:sub>
-        </m:sSub>
-        <m:r>
-          <m:rPr>
-            <m:sty m:val="p"/>
-          </m:rPr>
-          <m:t>+</m:t>
-        </m:r>
-        <m:r>
-          <m:rPr>
-            <m:sty m:val="p"/>
-          </m:rPr>
-          <m:t>H</m:t>
-        </m:r>
-        <m:r>
-          <m:rPr>
-            <m:sty m:val="p"/>
-          </m:rPr>
-          <m:t>C</m:t>
-        </m:r>
-        <m:r>
-          <m:rPr>
-            <m:sty m:val="p"/>
-          </m:rPr>
-          <m:t>l</m:t>
-        </m:r>
-        <m:r>
-          <m:rPr>
-            <m:sty m:val="p"/>
-          </m:rPr>
-          <m:t>O</m:t>
-        </m:r>
-      </m:oMath>
-      <w:r>
-        <w:rPr>
-          <w:rFonts w:hint="eastAsia" w:ascii="Times New Roman" w:hAnsi="Times New Roman" w:eastAsia="Times New Roman" w:cs="Times New Roman"/>
-        </w:rPr>
-        <w:t>）；</w:t>
-      </w:r>
-      <w:r>
-        <w:rPr>
-          <w:rFonts w:hint="eastAsia" w:ascii="Times New Roman" w:hAnsi="Times New Roman" w:eastAsia="FangSong" w:cs="Times New Roman"/>
-        </w:rPr>
-        <w:t>其六</w:t>
-      </w:r>
-      <w:r>
-        <w:rPr>
-          <w:rFonts w:hint="eastAsia" w:ascii="Times New Roman" w:hAnsi="Times New Roman" w:eastAsia="Times New Roman" w:cs="Times New Roman"/>
-        </w:rPr>
-        <w:t>，</w:t>
-      </w:r>
-      <w:r>
-        <w:rPr>
-          <w:rFonts w:hint="eastAsia" w:ascii="Times New Roman" w:hAnsi="Times New Roman" w:eastAsia="FangSong" w:cs="Times New Roman"/>
-        </w:rPr>
-        <w:t>严禁误判第四周期非金属最高氧化态的强氧化性</w:t>
-      </w:r>
-      <w:r>
-        <w:rPr>
-          <w:rFonts w:hint="eastAsia" w:ascii="Times New Roman" w:hAnsi="Times New Roman" w:eastAsia="Times New Roman" w:cs="Times New Roman"/>
-        </w:rPr>
-        <w:t>，</w:t>
-      </w:r>
-      <w:r>
-        <w:rPr>
-          <w:rFonts w:hint="eastAsia" w:ascii="Times New Roman" w:hAnsi="Times New Roman" w:eastAsia="FangSong" w:cs="Times New Roman"/>
-        </w:rPr>
-        <w:t>高溴酸是强氧化剂而高氯酸与高碘酸相对稳定</w:t>
-      </w:r>
-      <w:r>
-        <w:rPr>
-          <w:rFonts w:hint="eastAsia" w:ascii="Times New Roman" w:hAnsi="Times New Roman" w:eastAsia="Times New Roman" w:cs="Times New Roman"/>
-        </w:rPr>
-        <w:t>，</w:t>
-      </w:r>
-      <w:r>
-        <w:rPr>
-          <w:rFonts w:hint="eastAsia" w:ascii="Times New Roman" w:hAnsi="Times New Roman" w:eastAsia="FangSong" w:cs="Times New Roman"/>
-        </w:rPr>
-        <w:t>其根源来自内层</w:t>
-      </w:r>
-      <w:r>
-        <w:rPr>
-          <w:rFonts w:ascii="Times New Roman" w:hAnsi="Times New Roman" w:eastAsia="Times New Roman" w:cs="Times New Roman"/>
-        </w:rPr>
-        <w:t xml:space="preserve"> </w:t>
-      </w:r>
-      <m:oMath>
-        <m:r>
-          <m:t>3</m:t>
-        </m:r>
-        <m:sSup>
-          <m:e>
-            <m:r>
-              <m:t>d</m:t>
-            </m:r>
-          </m:e>
-          <m:sup>
-            <m:r>
-              <m:t>10</m:t>
-            </m:r>
-          </m:sup>
-        </m:sSup>
-      </m:oMath>
-      <w:r>
-        <w:rPr>
-          <w:rFonts w:ascii="Times New Roman" w:hAnsi="Times New Roman" w:eastAsia="Times New Roman" w:cs="Times New Roman"/>
-        </w:rPr>
-        <w:t xml:space="preserve"> </w:t>
-      </w:r>
-      <w:r>
-        <w:rPr>
-          <w:rFonts w:hint="eastAsia" w:ascii="Times New Roman" w:hAnsi="Times New Roman" w:eastAsia="FangSong" w:cs="Times New Roman"/>
-        </w:rPr>
-        <w:t xml:space="preserve">填充导致的</w:t>
-      </w:r>
-      <w:r>
-        <w:rPr>
-          <w:rFonts w:ascii="Times New Roman" w:hAnsi="Times New Roman" w:eastAsia="Times New Roman" w:cs="Times New Roman"/>
-        </w:rPr>
-        <w:t xml:space="preserve"> </w:t>
-      </w:r>
-      <m:oMath>
-        <m:r>
-          <m:t>d</m:t>
-        </m:r>
-      </m:oMath>
-      <w:r>
-        <w:rPr>
-          <w:rFonts w:ascii="Times New Roman" w:hAnsi="Times New Roman" w:eastAsia="Times New Roman" w:cs="Times New Roman"/>
-        </w:rPr>
-        <w:t xml:space="preserve"> </w:t>
-      </w:r>
-      <w:r>
-        <w:rPr>
-          <w:rFonts w:hint="eastAsia" w:ascii="Times New Roman" w:hAnsi="Times New Roman" w:eastAsia="FangSong" w:cs="Times New Roman"/>
-        </w:rPr>
-        <w:t>区收缩</w:t>
-      </w:r>
-      <w:r>
-        <w:rPr>
-          <w:rFonts w:hint="eastAsia" w:ascii="Times New Roman" w:hAnsi="Times New Roman" w:eastAsia="Times New Roman" w:cs="Times New Roman"/>
-        </w:rPr>
-        <w:t>；</w:t>
-      </w:r>
-      <w:r>
-        <w:rPr>
-          <w:rFonts w:hint="eastAsia" w:ascii="Times New Roman" w:hAnsi="Times New Roman" w:eastAsia="FangSong" w:cs="Times New Roman"/>
-        </w:rPr>
-        <w:t>其七</w:t>
-      </w:r>
-      <w:r>
-        <w:rPr>
-          <w:rFonts w:hint="eastAsia" w:ascii="Times New Roman" w:hAnsi="Times New Roman" w:eastAsia="Times New Roman" w:cs="Times New Roman"/>
-        </w:rPr>
-        <w:t>，</w:t>
-      </w:r>
-      <w:r>
-        <w:rPr>
-          <w:rFonts w:hint="eastAsia" w:ascii="Times New Roman" w:hAnsi="Times New Roman" w:eastAsia="FangSong" w:cs="Times New Roman"/>
-        </w:rPr>
-        <w:t>严禁将重金属的最高族价当作其最稳定氧化态</w:t>
-      </w:r>
-      <w:r>
-        <w:rPr>
-          <w:rFonts w:hint="eastAsia" w:ascii="Times New Roman" w:hAnsi="Times New Roman" w:eastAsia="Times New Roman" w:cs="Times New Roman"/>
-        </w:rPr>
-        <w:t>，</w:t>
-      </w:r>
-      <w:r>
-        <w:rPr>
-          <w:rFonts w:hint="eastAsia" w:ascii="Times New Roman" w:hAnsi="Times New Roman" w:eastAsia="FangSong" w:cs="Times New Roman"/>
-        </w:rPr>
-        <w:t>铊的特征氧化态为</w:t>
-      </w:r>
-      <w:r>
-        <w:rPr>
-          <w:rFonts w:ascii="Times New Roman" w:hAnsi="Times New Roman" w:eastAsia="Times New Roman" w:cs="Times New Roman"/>
-        </w:rPr>
-        <w:t xml:space="preserve"> </w:t>
-      </w:r>
-      <m:oMath>
-        <m:r>
-          <m:rPr>
-            <m:sty m:val="p"/>
-          </m:rPr>
-          <m:t>+</m:t>
-        </m:r>
-        <m:r>
-          <m:t>1</m:t>
-        </m:r>
-      </m:oMath>
-      <w:r>
-        <w:rPr>
-          <w:rFonts w:hint="eastAsia" w:ascii="Times New Roman" w:hAnsi="Times New Roman" w:eastAsia="Times New Roman" w:cs="Times New Roman"/>
-        </w:rPr>
-        <w:t>、</w:t>
-      </w:r>
-      <w:r>
-        <w:rPr>
-          <w:rFonts w:hint="eastAsia" w:ascii="Times New Roman" w:hAnsi="Times New Roman" w:eastAsia="FangSong" w:cs="Times New Roman"/>
-        </w:rPr>
-        <w:t>铅为</w:t>
-      </w:r>
-      <w:r>
-        <w:rPr>
-          <w:rFonts w:ascii="Times New Roman" w:hAnsi="Times New Roman" w:eastAsia="Times New Roman" w:cs="Times New Roman"/>
-        </w:rPr>
-        <w:t xml:space="preserve"> </w:t>
-      </w:r>
-      <m:oMath>
-        <m:r>
-          <m:rPr>
-            <m:sty m:val="p"/>
-          </m:rPr>
-          <m:t>+</m:t>
-        </m:r>
-        <m:r>
-          <m:t>2</m:t>
-        </m:r>
-      </m:oMath>
-      <w:r>
-        <w:rPr>
-          <w:rFonts w:hint="eastAsia" w:ascii="Times New Roman" w:hAnsi="Times New Roman" w:eastAsia="Times New Roman" w:cs="Times New Roman"/>
-        </w:rPr>
-        <w:t>、</w:t>
-      </w:r>
-      <w:r>
-        <w:rPr>
-          <w:rFonts w:hint="eastAsia" w:ascii="Times New Roman" w:hAnsi="Times New Roman" w:eastAsia="FangSong" w:cs="Times New Roman"/>
-        </w:rPr>
-        <w:t>铋为</w:t>
-      </w:r>
-      <w:r>
-        <w:rPr>
-          <w:rFonts w:ascii="Times New Roman" w:hAnsi="Times New Roman" w:eastAsia="Times New Roman" w:cs="Times New Roman"/>
-        </w:rPr>
-        <w:t xml:space="preserve"> </w:t>
-      </w:r>
-      <m:oMath>
-        <m:r>
-          <m:rPr>
-            <m:sty m:val="p"/>
-          </m:rPr>
-          <m:t>+</m:t>
-        </m:r>
-        <m:r>
-          <m:t>3</m:t>
-        </m:r>
-      </m:oMath>
-      <w:r>
-        <w:rPr>
-          <w:rFonts w:hint="eastAsia" w:ascii="Times New Roman" w:hAnsi="Times New Roman" w:eastAsia="Times New Roman" w:cs="Times New Roman"/>
-        </w:rPr>
-        <w:t>，</w:t>
-      </w:r>
-      <w:r>
-        <w:rPr>
-          <w:rFonts w:hint="eastAsia" w:ascii="Times New Roman" w:hAnsi="Times New Roman" w:eastAsia="FangSong" w:cs="Times New Roman"/>
-        </w:rPr>
-        <w:t>受惰性电子对效应主导</w:t>
-      </w:r>
-      <w:r>
-        <w:rPr>
-          <w:rFonts w:hint="eastAsia" w:ascii="Times New Roman" w:hAnsi="Times New Roman" w:eastAsia="Times New Roman" w:cs="Times New Roman"/>
-        </w:rPr>
-        <w:t>，</w:t>
-      </w:r>
-      <w:r>
-        <w:rPr>
-          <w:rFonts w:hint="eastAsia" w:ascii="Times New Roman" w:hAnsi="Times New Roman" w:eastAsia="FangSong" w:cs="Times New Roman"/>
-        </w:rPr>
-        <w:t>其高价态化合物具有极其狂暴的强氧化性</w:t>
-      </w:r>
-      <w:r>
-        <w:rPr>
-          <w:rFonts w:hint="eastAsia" w:ascii="Times New Roman" w:hAnsi="Times New Roman" w:eastAsia="Times New Roman" w:cs="Times New Roman"/>
-        </w:rPr>
-        <w:t>；</w:t>
-      </w:r>
-      <w:r>
-        <w:rPr>
-          <w:rFonts w:hint="eastAsia" w:ascii="Times New Roman" w:hAnsi="Times New Roman" w:eastAsia="FangSong" w:cs="Times New Roman"/>
-        </w:rPr>
-        <w:t>其八</w:t>
-      </w:r>
-      <w:r>
-        <w:rPr>
-          <w:rFonts w:hint="eastAsia" w:ascii="Times New Roman" w:hAnsi="Times New Roman" w:eastAsia="Times New Roman" w:cs="Times New Roman"/>
-        </w:rPr>
-        <w:t>，</w:t>
-      </w:r>
-      <w:r>
-        <w:rPr>
-          <w:rFonts w:hint="eastAsia" w:ascii="Times New Roman" w:hAnsi="Times New Roman" w:eastAsia="FangSong" w:cs="Times New Roman"/>
-        </w:rPr>
-        <w:t>严禁将简单氢离子的水溶液行为外推至气相</w:t>
-      </w:r>
-      <w:r>
-        <w:rPr>
-          <w:rFonts w:hint="eastAsia" w:ascii="Times New Roman" w:hAnsi="Times New Roman" w:eastAsia="Times New Roman" w:cs="Times New Roman"/>
-        </w:rPr>
-        <w:t>，</w:t>
-      </w:r>
-      <w:r>
-        <w:rPr>
-          <w:rFonts w:hint="eastAsia" w:ascii="Times New Roman" w:hAnsi="Times New Roman" w:eastAsia="FangSong" w:cs="Times New Roman"/>
-        </w:rPr>
-        <w:t>游离裸质子在凝聚态下必须完全溶剂化为水合氢离子</w:t>
-      </w:r>
-      <w:r>
-        <w:rPr>
-          <w:rFonts w:hint="eastAsia" w:ascii="Times New Roman" w:hAnsi="Times New Roman" w:eastAsia="Times New Roman" w:cs="Times New Roman"/>
-        </w:rPr>
-        <w:t>（</w:t>
-      </w:r>
-      <m:oMath>
-        <m:oMathPr>
-          <m:ctrlPr>
-            <w:rPr>
-              <w:sz w:val="28"/>
-              <w:szCs w:val="28"/>
-            </w:rPr>
-          </m:ctrlPr>
-        </m:oMathPr>
-        <m:sSub>
-          <m:e>
-            <m:r>
-              <m:rPr>
-                <m:sty m:val="p"/>
-              </m:rPr>
-              <m:t>H</m:t>
-            </m:r>
-          </m:e>
-          <m:sub>
-            <m:r>
-              <m:rPr>
-                <m:sty m:val="p"/>
-              </m:rPr>
-              <m:t>3</m:t>
-            </m:r>
-          </m:sub>
-        </m:sSub>
-        <m:sSup>
-          <m:e>
-            <m:r>
-              <m:rPr>
-                <m:sty m:val="p"/>
-              </m:rPr>
-              <m:t>O</m:t>
-            </m:r>
-          </m:e>
-          <m:sup>
-            <m:r>
-              <m:rPr>
-                <m:sty m:val="p"/>
-              </m:rPr>
-              <m:t>+</m:t>
-            </m:r>
-          </m:sup>
-        </m:sSup>
-        <m:r>
-          <m:rPr>
-            <m:sty m:val="p"/>
-          </m:rPr>
-          <m:t>,</m:t>
-        </m:r>
-        <m:sSub>
-          <m:e>
-            <m:r>
-              <m:rPr>
-                <m:sty m:val="p"/>
-              </m:rPr>
-              <m:t>H</m:t>
-            </m:r>
-          </m:e>
-          <m:sub>
-            <m:r>
-              <m:rPr>
-                <m:sty m:val="p"/>
-              </m:rPr>
-              <m:t>9</m:t>
-            </m:r>
-          </m:sub>
-        </m:sSub>
-        <m:sSubSup>
-          <m:e>
-            <m:r>
-              <m:rPr>
-                <m:sty m:val="p"/>
-              </m:rPr>
-              <m:t>O</m:t>
-            </m:r>
-          </m:e>
-          <m:sub>
-            <m:r>
-              <m:rPr>
-                <m:sty m:val="p"/>
-              </m:rPr>
-              <m:t>4</m:t>
-            </m:r>
-          </m:sub>
-          <m:sup>
-            <m:r>
-              <m:rPr>
-                <m:sty m:val="p"/>
-              </m:rPr>
-              <m:t>+</m:t>
-            </m:r>
-          </m:sup>
-        </m:sSubSup>
-      </m:oMath>
-      <w:r>
-        <w:rPr>
-          <w:rFonts w:hint="eastAsia" w:ascii="Times New Roman" w:hAnsi="Times New Roman" w:eastAsia="Times New Roman" w:cs="Times New Roman"/>
-        </w:rPr>
-        <w:t>），</w:t>
-      </w:r>
-      <w:r>
-        <w:rPr>
-          <w:rFonts w:hint="eastAsia" w:ascii="Times New Roman" w:hAnsi="Times New Roman" w:eastAsia="FangSong" w:cs="Times New Roman"/>
-        </w:rPr>
-        <w:t>在真实晶体与溶液中绝无裸质子独立存在的物理现实</w:t>
-      </w:r>
-      <w:r>
-        <w:rPr>
-          <w:rFonts w:hint="eastAsia" w:ascii="Times New Roman" w:hAnsi="Times New Roman" w:eastAsia="Times New Roman" w:cs="Times New Roman"/>
-        </w:rPr>
-        <w:t>。</w:t>
-      </w:r>
-    </w:p>
-    <w:bookmarkEnd w:id="29"/>
-    <w:bookmarkStart w:id="31" w:name="竞赛思考强化题与微观机理精解"/>
-    <w:p>
-      <w:pPr>
-        <w:pStyle w:val="Heading2"/>
-        <w:spacing w:before="280" w:after="120"/>
-      </w:pPr>
-      <w:r>
-        <w:rPr>
-          <w:rFonts w:ascii="Times New Roman" w:hAnsi="Times New Roman" w:eastAsia="Times New Roman" w:cs="Times New Roman"/>
-        </w:rPr>
-        <w:t xml:space="preserve">§6 </w:t>
-      </w:r>
-      <w:r>
-        <w:rPr>
-          <w:rFonts w:hint="eastAsia" w:ascii="Times New Roman" w:hAnsi="Times New Roman" w:eastAsia="SimHei" w:cs="Times New Roman"/>
-        </w:rPr>
-        <w:t xml:space="preserve">竞赛思考强化题与微观机理精解</w:t>
+        <w:t xml:space="preserve">课后习题</w:t>
       </w:r>
     </w:p>
     <w:p>
@@ -30455,7 +28534,7 @@
         <w:t>。</w:t>
       </w:r>
     </w:p>
-    <w:bookmarkStart w:id="30" w:name="参考答案与精解"/>
+    <w:bookmarkStart w:id="28" w:name="参考答案与精解"/>
     <w:p>
       <w:pPr>
         <w:pStyle w:val="Heading3"/>
@@ -30495,12 +28574,12 @@
         </w:rPr>
         <w:t xml:space="preserve">：</w:t>
       </w:r>
-      <w:r>
-        <w:rPr>
-          <w:rFonts w:ascii="Times New Roman" w:hAnsi="Times New Roman" w:eastAsia="Times New Roman" w:cs="Times New Roman"/>
-        </w:rPr>
-        <w:t xml:space="preserve"> </w:t>
-      </w:r>
+    </w:p>
+    <w:p>
+      <w:pPr>
+        <w:pStyle w:val="BodyText"/>
+        <w:ind w:firstLine="420"/>
+      </w:pPr>
       <w:r>
         <w:rPr>
           <w:rFonts w:ascii="Times New Roman" w:hAnsi="Times New Roman" w:eastAsia="Times New Roman" w:cs="Times New Roman"/>
@@ -32347,12 +30426,12 @@
         </w:rPr>
         <w:t xml:space="preserve">：</w:t>
       </w:r>
-      <w:r>
-        <w:rPr>
-          <w:rFonts w:ascii="Times New Roman" w:hAnsi="Times New Roman" w:eastAsia="Times New Roman" w:cs="Times New Roman"/>
-        </w:rPr>
-        <w:t xml:space="preserve"> </w:t>
-      </w:r>
+    </w:p>
+    <w:p>
+      <w:pPr>
+        <w:pStyle w:val="BodyText"/>
+        <w:ind w:firstLine="420"/>
+      </w:pPr>
       <w:r>
         <w:rPr>
           <w:rFonts w:ascii="Times New Roman" w:hAnsi="Times New Roman" w:eastAsia="Times New Roman" w:cs="Times New Roman"/>
@@ -34792,12 +32871,12 @@
         </w:rPr>
         <w:t xml:space="preserve">：</w:t>
       </w:r>
-      <w:r>
-        <w:rPr>
-          <w:rFonts w:ascii="Times New Roman" w:hAnsi="Times New Roman" w:eastAsia="Times New Roman" w:cs="Times New Roman"/>
-        </w:rPr>
-        <w:t xml:space="preserve"> </w:t>
-      </w:r>
+    </w:p>
+    <w:p>
+      <w:pPr>
+        <w:pStyle w:val="BodyText"/>
+        <w:ind w:firstLine="420"/>
+      </w:pPr>
       <w:r>
         <w:rPr>
           <w:rFonts w:ascii="Times New Roman" w:hAnsi="Times New Roman" w:eastAsia="Times New Roman" w:cs="Times New Roman"/>
@@ -35997,12 +34076,12 @@
         </w:rPr>
         <w:t xml:space="preserve">：</w:t>
       </w:r>
-      <w:r>
-        <w:rPr>
-          <w:rFonts w:ascii="Times New Roman" w:hAnsi="Times New Roman" w:eastAsia="Times New Roman" w:cs="Times New Roman"/>
-        </w:rPr>
-        <w:t xml:space="preserve"> </w:t>
-      </w:r>
+    </w:p>
+    <w:p>
+      <w:pPr>
+        <w:pStyle w:val="BodyText"/>
+        <w:ind w:firstLine="420"/>
+      </w:pPr>
       <w:r>
         <w:rPr>
           <w:rFonts w:ascii="Times New Roman" w:hAnsi="Times New Roman" w:eastAsia="Times New Roman" w:cs="Times New Roman"/>
@@ -36956,12 +35035,12 @@
         </w:rPr>
         <w:t xml:space="preserve">：</w:t>
       </w:r>
-      <w:r>
-        <w:rPr>
-          <w:rFonts w:ascii="Times New Roman" w:hAnsi="Times New Roman" w:eastAsia="Times New Roman" w:cs="Times New Roman"/>
-        </w:rPr>
-        <w:t xml:space="preserve"> </w:t>
-      </w:r>
+    </w:p>
+    <w:p>
+      <w:pPr>
+        <w:pStyle w:val="BodyText"/>
+        <w:ind w:firstLine="420"/>
+      </w:pPr>
       <w:r>
         <w:rPr>
           <w:rFonts w:ascii="Times New Roman" w:hAnsi="Times New Roman" w:eastAsia="Times New Roman" w:cs="Times New Roman"/>
@@ -38165,12 +36244,12 @@
         </w:rPr>
         <w:t xml:space="preserve">：</w:t>
       </w:r>
-      <w:r>
-        <w:rPr>
-          <w:rFonts w:ascii="Times New Roman" w:hAnsi="Times New Roman" w:eastAsia="Times New Roman" w:cs="Times New Roman"/>
-        </w:rPr>
-        <w:t xml:space="preserve"> </w:t>
-      </w:r>
+    </w:p>
+    <w:p>
+      <w:pPr>
+        <w:pStyle w:val="BodyText"/>
+        <w:ind w:firstLine="420"/>
+      </w:pPr>
       <w:r>
         <w:rPr>
           <w:rFonts w:ascii="Times New Roman" w:hAnsi="Times New Roman" w:eastAsia="Times New Roman" w:cs="Times New Roman"/>
@@ -39491,12 +37570,12 @@
         </w:rPr>
         <w:t xml:space="preserve">：</w:t>
       </w:r>
-      <w:r>
-        <w:rPr>
-          <w:rFonts w:ascii="Times New Roman" w:hAnsi="Times New Roman" w:eastAsia="Times New Roman" w:cs="Times New Roman"/>
-        </w:rPr>
-        <w:t xml:space="preserve"> </w:t>
-      </w:r>
+    </w:p>
+    <w:p>
+      <w:pPr>
+        <w:pStyle w:val="BodyText"/>
+        <w:ind w:firstLine="420"/>
+      </w:pPr>
       <w:r>
         <w:rPr>
           <w:rFonts w:ascii="Times New Roman" w:hAnsi="Times New Roman" w:eastAsia="Times New Roman" w:cs="Times New Roman"/>
@@ -41429,12 +39508,12 @@
         </w:rPr>
         <w:t xml:space="preserve">：</w:t>
       </w:r>
-      <w:r>
-        <w:rPr>
-          <w:rFonts w:ascii="Times New Roman" w:hAnsi="Times New Roman" w:eastAsia="Times New Roman" w:cs="Times New Roman"/>
-        </w:rPr>
-        <w:t xml:space="preserve"> </w:t>
-      </w:r>
+    </w:p>
+    <w:p>
+      <w:pPr>
+        <w:pStyle w:val="BodyText"/>
+        <w:ind w:firstLine="420"/>
+      </w:pPr>
       <w:r>
         <w:rPr>
           <w:rFonts w:ascii="Times New Roman" w:hAnsi="Times New Roman" w:eastAsia="Times New Roman" w:cs="Times New Roman"/>
@@ -42372,12 +40451,12 @@
         </w:rPr>
         <w:t xml:space="preserve">：</w:t>
       </w:r>
-      <w:r>
-        <w:rPr>
-          <w:rFonts w:ascii="Times New Roman" w:hAnsi="Times New Roman" w:eastAsia="Times New Roman" w:cs="Times New Roman"/>
-        </w:rPr>
-        <w:t xml:space="preserve"> </w:t>
-      </w:r>
+    </w:p>
+    <w:p>
+      <w:pPr>
+        <w:pStyle w:val="BodyText"/>
+        <w:ind w:firstLine="420"/>
+      </w:pPr>
       <w:r>
         <w:rPr>
           <w:rFonts w:ascii="Times New Roman" w:hAnsi="Times New Roman" w:eastAsia="Times New Roman" w:cs="Times New Roman"/>
@@ -43214,12 +41293,12 @@
         </w:rPr>
         <w:t xml:space="preserve">：</w:t>
       </w:r>
-      <w:r>
-        <w:rPr>
-          <w:rFonts w:ascii="Times New Roman" w:hAnsi="Times New Roman" w:eastAsia="Times New Roman" w:cs="Times New Roman"/>
-        </w:rPr>
-        <w:t xml:space="preserve"> </w:t>
-      </w:r>
+    </w:p>
+    <w:p>
+      <w:pPr>
+        <w:pStyle w:val="BodyText"/>
+        <w:ind w:firstLine="420"/>
+      </w:pPr>
       <w:r>
         <w:rPr>
           <w:rFonts w:ascii="Times New Roman" w:hAnsi="Times New Roman" w:eastAsia="Times New Roman" w:cs="Times New Roman"/>
@@ -44657,12 +42736,12 @@
         </w:rPr>
         <w:t xml:space="preserve">：</w:t>
       </w:r>
-      <w:r>
-        <w:rPr>
-          <w:rFonts w:ascii="Times New Roman" w:hAnsi="Times New Roman" w:eastAsia="Times New Roman" w:cs="Times New Roman"/>
-        </w:rPr>
-        <w:t xml:space="preserve"> </w:t>
-      </w:r>
+    </w:p>
+    <w:p>
+      <w:pPr>
+        <w:pStyle w:val="BodyText"/>
+        <w:ind w:firstLine="420"/>
+      </w:pPr>
       <w:r>
         <w:rPr>
           <w:rFonts w:ascii="Times New Roman" w:hAnsi="Times New Roman" w:eastAsia="Times New Roman" w:cs="Times New Roman"/>
@@ -45999,12 +44078,12 @@
         </w:rPr>
         <w:t xml:space="preserve">：</w:t>
       </w:r>
-      <w:r>
-        <w:rPr>
-          <w:rFonts w:ascii="Times New Roman" w:hAnsi="Times New Roman" w:eastAsia="Times New Roman" w:cs="Times New Roman"/>
-        </w:rPr>
-        <w:t xml:space="preserve"> </w:t>
-      </w:r>
+    </w:p>
+    <w:p>
+      <w:pPr>
+        <w:pStyle w:val="BodyText"/>
+        <w:ind w:firstLine="420"/>
+      </w:pPr>
       <w:r>
         <w:rPr>
           <w:rFonts w:ascii="Times New Roman" w:hAnsi="Times New Roman" w:eastAsia="Times New Roman" w:cs="Times New Roman"/>
@@ -46620,12 +44699,12 @@
         </w:rPr>
         <w:t xml:space="preserve">：</w:t>
       </w:r>
-      <w:r>
-        <w:rPr>
-          <w:rFonts w:ascii="Times New Roman" w:hAnsi="Times New Roman" w:eastAsia="Times New Roman" w:cs="Times New Roman"/>
-        </w:rPr>
-        <w:t xml:space="preserve"> </w:t>
-      </w:r>
+    </w:p>
+    <w:p>
+      <w:pPr>
+        <w:pStyle w:val="BodyText"/>
+        <w:ind w:firstLine="420"/>
+      </w:pPr>
       <w:r>
         <w:rPr>
           <w:rFonts w:ascii="Times New Roman" w:hAnsi="Times New Roman" w:eastAsia="Times New Roman" w:cs="Times New Roman"/>
@@ -47682,12 +45761,12 @@
         </w:rPr>
         <w:t xml:space="preserve">：</w:t>
       </w:r>
-      <w:r>
-        <w:rPr>
-          <w:rFonts w:ascii="Times New Roman" w:hAnsi="Times New Roman" w:eastAsia="Times New Roman" w:cs="Times New Roman"/>
-        </w:rPr>
-        <w:t xml:space="preserve"> </w:t>
-      </w:r>
+    </w:p>
+    <w:p>
+      <w:pPr>
+        <w:pStyle w:val="BodyText"/>
+        <w:ind w:firstLine="420"/>
+      </w:pPr>
       <w:r>
         <w:rPr>
           <w:rFonts w:ascii="Times New Roman" w:hAnsi="Times New Roman" w:eastAsia="Times New Roman" w:cs="Times New Roman"/>
@@ -48960,12 +47039,12 @@
         </w:rPr>
         <w:t xml:space="preserve">：</w:t>
       </w:r>
-      <w:r>
-        <w:rPr>
-          <w:rFonts w:ascii="Times New Roman" w:hAnsi="Times New Roman" w:eastAsia="Times New Roman" w:cs="Times New Roman"/>
-        </w:rPr>
-        <w:t xml:space="preserve"> </w:t>
-      </w:r>
+    </w:p>
+    <w:p>
+      <w:pPr>
+        <w:pStyle w:val="BodyText"/>
+        <w:ind w:firstLine="420"/>
+      </w:pPr>
       <w:r>
         <w:rPr>
           <w:rFonts w:ascii="Times New Roman" w:hAnsi="Times New Roman" w:eastAsia="Times New Roman" w:cs="Times New Roman"/>
@@ -50091,12 +48170,12 @@
         </w:rPr>
         <w:t xml:space="preserve">：</w:t>
       </w:r>
-      <w:r>
-        <w:rPr>
-          <w:rFonts w:ascii="Times New Roman" w:hAnsi="Times New Roman" w:eastAsia="Times New Roman" w:cs="Times New Roman"/>
-        </w:rPr>
-        <w:t xml:space="preserve"> </w:t>
-      </w:r>
+    </w:p>
+    <w:p>
+      <w:pPr>
+        <w:pStyle w:val="BodyText"/>
+        <w:ind w:firstLine="420"/>
+      </w:pPr>
       <w:r>
         <w:rPr>
           <w:rFonts w:ascii="Times New Roman" w:hAnsi="Times New Roman" w:eastAsia="Times New Roman" w:cs="Times New Roman"/>
@@ -51106,12 +49185,12 @@
         </w:rPr>
         <w:t xml:space="preserve">：</w:t>
       </w:r>
-      <w:r>
-        <w:rPr>
-          <w:rFonts w:ascii="Times New Roman" w:hAnsi="Times New Roman" w:eastAsia="Times New Roman" w:cs="Times New Roman"/>
-        </w:rPr>
-        <w:t xml:space="preserve"> </w:t>
-      </w:r>
+    </w:p>
+    <w:p>
+      <w:pPr>
+        <w:pStyle w:val="BodyText"/>
+        <w:ind w:firstLine="420"/>
+      </w:pPr>
       <w:r>
         <w:rPr>
           <w:rFonts w:ascii="Times New Roman" w:hAnsi="Times New Roman" w:eastAsia="Times New Roman" w:cs="Times New Roman"/>
@@ -52344,12 +50423,12 @@
         </w:rPr>
         <w:t xml:space="preserve">：</w:t>
       </w:r>
-      <w:r>
-        <w:rPr>
-          <w:rFonts w:ascii="Times New Roman" w:hAnsi="Times New Roman" w:eastAsia="Times New Roman" w:cs="Times New Roman"/>
-        </w:rPr>
-        <w:t xml:space="preserve"> </w:t>
-      </w:r>
+    </w:p>
+    <w:p>
+      <w:pPr>
+        <w:pStyle w:val="BodyText"/>
+        <w:ind w:firstLine="420"/>
+      </w:pPr>
       <w:r>
         <w:rPr>
           <w:rFonts w:ascii="Times New Roman" w:hAnsi="Times New Roman" w:eastAsia="Times New Roman" w:cs="Times New Roman"/>
@@ -53447,12 +51526,12 @@
         </w:rPr>
         <w:t xml:space="preserve">：</w:t>
       </w:r>
-      <w:r>
-        <w:rPr>
-          <w:rFonts w:ascii="Times New Roman" w:hAnsi="Times New Roman" w:eastAsia="Times New Roman" w:cs="Times New Roman"/>
-        </w:rPr>
-        <w:t xml:space="preserve"> </w:t>
-      </w:r>
+    </w:p>
+    <w:p>
+      <w:pPr>
+        <w:pStyle w:val="BodyText"/>
+        <w:ind w:firstLine="420"/>
+      </w:pPr>
       <w:r>
         <w:rPr>
           <w:rFonts w:ascii="Times New Roman" w:hAnsi="Times New Roman" w:eastAsia="Times New Roman" w:cs="Times New Roman"/>
@@ -54724,12 +52803,12 @@
         </w:rPr>
         <w:t xml:space="preserve">：</w:t>
       </w:r>
-      <w:r>
-        <w:rPr>
-          <w:rFonts w:ascii="Times New Roman" w:hAnsi="Times New Roman" w:eastAsia="Times New Roman" w:cs="Times New Roman"/>
-        </w:rPr>
-        <w:t xml:space="preserve"> </w:t>
-      </w:r>
+    </w:p>
+    <w:p>
+      <w:pPr>
+        <w:pStyle w:val="BodyText"/>
+        <w:ind w:firstLine="420"/>
+      </w:pPr>
       <w:r>
         <w:rPr>
           <w:rFonts w:ascii="Times New Roman" w:hAnsi="Times New Roman" w:eastAsia="Times New Roman" w:cs="Times New Roman"/>
@@ -56064,12 +54143,12 @@
         </w:rPr>
         <w:t xml:space="preserve">：</w:t>
       </w:r>
-      <w:r>
-        <w:rPr>
-          <w:rFonts w:ascii="Times New Roman" w:hAnsi="Times New Roman" w:eastAsia="Times New Roman" w:cs="Times New Roman"/>
-        </w:rPr>
-        <w:t xml:space="preserve"> </w:t>
-      </w:r>
+    </w:p>
+    <w:p>
+      <w:pPr>
+        <w:pStyle w:val="BodyText"/>
+        <w:ind w:firstLine="420"/>
+      </w:pPr>
       <w:r>
         <w:rPr>
           <w:rFonts w:ascii="Times New Roman" w:hAnsi="Times New Roman" w:eastAsia="Times New Roman" w:cs="Times New Roman"/>
@@ -57516,12 +55595,12 @@
         </w:rPr>
         <w:t xml:space="preserve">：</w:t>
       </w:r>
-      <w:r>
-        <w:rPr>
-          <w:rFonts w:ascii="Times New Roman" w:hAnsi="Times New Roman" w:eastAsia="Times New Roman" w:cs="Times New Roman"/>
-        </w:rPr>
-        <w:t xml:space="preserve"> </w:t>
-      </w:r>
+    </w:p>
+    <w:p>
+      <w:pPr>
+        <w:pStyle w:val="BodyText"/>
+        <w:ind w:firstLine="420"/>
+      </w:pPr>
       <w:r>
         <w:rPr>
           <w:rFonts w:ascii="Times New Roman" w:hAnsi="Times New Roman" w:eastAsia="Times New Roman" w:cs="Times New Roman"/>
@@ -59176,12 +57255,12 @@
         </w:rPr>
         <w:t xml:space="preserve">：</w:t>
       </w:r>
-      <w:r>
-        <w:rPr>
-          <w:rFonts w:ascii="Times New Roman" w:hAnsi="Times New Roman" w:eastAsia="Times New Roman" w:cs="Times New Roman"/>
-        </w:rPr>
-        <w:t xml:space="preserve"> </w:t>
-      </w:r>
+    </w:p>
+    <w:p>
+      <w:pPr>
+        <w:pStyle w:val="BodyText"/>
+        <w:ind w:firstLine="420"/>
+      </w:pPr>
       <w:r>
         <w:rPr>
           <w:rFonts w:ascii="Times New Roman" w:hAnsi="Times New Roman" w:eastAsia="Times New Roman" w:cs="Times New Roman"/>
@@ -60501,12 +58580,12 @@
         </w:rPr>
         <w:t xml:space="preserve">：</w:t>
       </w:r>
-      <w:r>
-        <w:rPr>
-          <w:rFonts w:ascii="Times New Roman" w:hAnsi="Times New Roman" w:eastAsia="Times New Roman" w:cs="Times New Roman"/>
-        </w:rPr>
-        <w:t xml:space="preserve"> </w:t>
-      </w:r>
+    </w:p>
+    <w:p>
+      <w:pPr>
+        <w:pStyle w:val="BodyText"/>
+        <w:ind w:firstLine="420"/>
+      </w:pPr>
       <w:r>
         <w:rPr>
           <w:rFonts w:ascii="Times New Roman" w:hAnsi="Times New Roman" w:eastAsia="Times New Roman" w:cs="Times New Roman"/>
@@ -61409,12 +59488,12 @@
         </w:rPr>
         <w:t xml:space="preserve">：</w:t>
       </w:r>
-      <w:r>
-        <w:rPr>
-          <w:rFonts w:ascii="Times New Roman" w:hAnsi="Times New Roman" w:eastAsia="Times New Roman" w:cs="Times New Roman"/>
-        </w:rPr>
-        <w:t xml:space="preserve"> </w:t>
-      </w:r>
+    </w:p>
+    <w:p>
+      <w:pPr>
+        <w:pStyle w:val="BodyText"/>
+        <w:ind w:firstLine="420"/>
+      </w:pPr>
       <w:r>
         <w:rPr>
           <w:rFonts w:ascii="Times New Roman" w:hAnsi="Times New Roman" w:eastAsia="Times New Roman" w:cs="Times New Roman"/>
@@ -63244,10 +61323,10 @@
         <w:t>。</w:t>
       </w:r>
     </w:p>
-    <w:bookmarkEnd w:id="30"/>
-    <w:bookmarkEnd w:id="31"/>
+    <w:bookmarkEnd w:id="28"/>
+    <w:bookmarkEnd w:id="29"/>
     <w:sectPr>
-      <w:footerReference w:type="default" r:id="rId9"/>
+      <w:footerReference w:type="default" r:id="rId10"/>
       <w:footnotePr>
         <w:numRestart w:val="eachSect"/>
       </w:footnotePr>

--- a/06-学生侧材料/讲义/2-结构化学/元素周期表与周期律-超级充实版（自学完整）.docx
+++ b/06-学生侧材料/讲义/2-结构化学/元素周期表与周期律-超级充实版（自学完整）.docx
@@ -2479,7 +2479,7 @@
         <w:rPr>
           <w:rFonts w:hint="eastAsia" w:ascii="Times New Roman" w:hAnsi="Times New Roman" w:eastAsia="FangSong" w:cs="Times New Roman"/>
         </w:rPr>
-        <w:t>轨道主导了极度相似的化学共生属性</w:t>
+        <w:t>轨道主导了相似的化学共性</w:t>
       </w:r>
       <w:r>
         <w:rPr>
@@ -4297,7 +4297,7 @@
         <w:rPr>
           <w:rFonts w:hint="eastAsia" w:ascii="Times New Roman" w:hAnsi="Times New Roman" w:eastAsia="FangSong" w:cs="Times New Roman"/>
         </w:rPr>
-        <w:t>暴增了</w:t>
+        <w:t>显著增大了</w:t>
       </w:r>
       <w:r>
         <w:rPr>
@@ -4326,7 +4326,7 @@
         <w:rPr>
           <w:rFonts w:hint="eastAsia" w:ascii="Times New Roman" w:hAnsi="Times New Roman" w:eastAsia="FangSong" w:cs="Times New Roman"/>
         </w:rPr>
-        <w:t>暴增的核电荷使外层电子承受极强的向心电荷场</w:t>
+        <w:t>显著增大的核电荷使外层电子承受极强的向心电荷场</w:t>
       </w:r>
       <w:r>
         <w:rPr>
@@ -4350,7 +4350,7 @@
         <w:rPr>
           <w:rFonts w:hint="eastAsia" w:ascii="Times New Roman" w:hAnsi="Times New Roman" w:eastAsia="FangSong" w:cs="Times New Roman"/>
         </w:rPr>
-        <w:t>呈现出极度陡峭的半径单调衰减曲线</w:t>
+        <w:t>呈现出陡峭的半径单调衰减曲线</w:t>
       </w:r>
       <w:r>
         <w:rPr>
@@ -5933,7 +5933,7 @@
         <w:rPr>
           <w:rFonts w:hint="eastAsia" w:ascii="Times New Roman" w:hAnsi="Times New Roman" w:eastAsia="FangSong" w:cs="Times New Roman"/>
         </w:rPr>
-        <w:t>轨道具有极其复杂的角向节面形态与高度发散的空间空间取向</w:t>
+        <w:t>轨道具有复杂的角向节面形态与高度发散的空间空间取向</w:t>
       </w:r>
       <w:r>
         <w:rPr>
@@ -5957,7 +5957,7 @@
         <w:rPr>
           <w:rFonts w:hint="eastAsia" w:ascii="Times New Roman" w:hAnsi="Times New Roman" w:eastAsia="FangSong" w:cs="Times New Roman"/>
         </w:rPr>
-        <w:t>其对核电荷的屏蔽效率极其低下</w:t>
+        <w:t>其对核电荷的屏蔽效率低下</w:t>
       </w:r>
       <w:r>
         <w:rPr>
@@ -6005,7 +6005,7 @@
         <w:rPr>
           <w:rFonts w:hint="eastAsia" w:ascii="Times New Roman" w:hAnsi="Times New Roman" w:eastAsia="FangSong" w:cs="Times New Roman"/>
         </w:rPr>
-        <w:t>个元素累积的有效核电荷净增量产生了极其强烈的径向拉紧效应</w:t>
+        <w:t>个元素累积的有效核电荷净增量产生了强烈的径向拉紧效应</w:t>
       </w:r>
       <w:r>
         <w:rPr>
@@ -6792,7 +6792,7 @@
         <w:rPr>
           <w:rFonts w:hint="eastAsia" w:ascii="Times New Roman" w:hAnsi="Times New Roman" w:eastAsia="FangSong" w:cs="Times New Roman"/>
         </w:rPr>
-        <w:t>两者化学性质极度相似</w:t>
+        <w:t>两者化学性质相似</w:t>
       </w:r>
       <w:r>
         <w:rPr>
@@ -6816,7 +6816,7 @@
         <w:rPr>
           <w:rFonts w:hint="eastAsia" w:ascii="Times New Roman" w:hAnsi="Times New Roman" w:eastAsia="FangSong" w:cs="Times New Roman"/>
         </w:rPr>
-        <w:t>同族孪生对</w:t>
+        <w:t>同族相似对</w:t>
       </w:r>
       <w:r>
         <w:rPr>
@@ -8980,7 +8980,7 @@
         <w:rPr>
           <w:rFonts w:hint="eastAsia" w:ascii="Times New Roman" w:hAnsi="Times New Roman" w:eastAsia="FangSong" w:cs="Times New Roman"/>
         </w:rPr>
-        <w:t>电离能的比值将发生爆发式台阶跳跃</w:t>
+        <w:t>电离能的比值将发生台阶式跃升</w:t>
       </w:r>
       <w:r>
         <w:rPr>
@@ -9092,7 +9092,7 @@
         <w:rPr>
           <w:rFonts w:hint="eastAsia" w:ascii="Times New Roman" w:hAnsi="Times New Roman" w:eastAsia="FangSong" w:cs="Times New Roman"/>
         </w:rPr>
-        <w:t>呈现出极度强烈的二级突跃</w:t>
+        <w:t>呈现出强烈的二级突跃</w:t>
       </w:r>
       <w:r>
         <w:rPr>
@@ -9240,7 +9240,7 @@
         <w:rPr>
           <w:rFonts w:hint="eastAsia" w:ascii="Times New Roman" w:hAnsi="Times New Roman" w:eastAsia="FangSong" w:cs="Times New Roman"/>
         </w:rPr>
-        <w:t>而在第四级电离时发生断崖跃迁</w:t>
+        <w:t>而在第四级电离时发生阶跃跃迁</w:t>
       </w:r>
       <w:r>
         <w:rPr>
@@ -9328,7 +9328,7 @@
         <w:rPr>
           <w:rFonts w:hint="eastAsia" w:ascii="Times New Roman" w:hAnsi="Times New Roman" w:eastAsia="FangSong" w:cs="Times New Roman"/>
         </w:rPr>
-        <w:t>逐级电离能的断崖位置是精确判定未知元素价电子数与主族族属的不可动摇的数理金标准</w:t>
+        <w:t>逐级电离能的阶跃位置是精确判定未知元素价电子数与主族族属的定量判据</w:t>
       </w:r>
       <w:r>
         <w:rPr>
@@ -9917,7 +9917,7 @@
                 <w:rFonts w:hint="eastAsia" w:ascii="Times New Roman" w:hAnsi="Times New Roman" w:eastAsia="SimHei" w:cs="Times New Roman"/>
                 <w:b/>
               </w:rPr>
-              <w:t xml:space="preserve">突跃倍数与核心断崖位置</w:t>
+              <w:t xml:space="preserve">突跃倍数与核心阶跃位置</w:t>
             </w:r>
           </w:p>
         </w:tc>
@@ -10075,7 +10075,7 @@
               <w:rPr>
                 <w:rFonts w:hint="eastAsia" w:ascii="Times New Roman" w:hAnsi="Times New Roman" w:eastAsia="FangSong" w:cs="Times New Roman"/>
               </w:rPr>
-              <w:t>断崖位于第</w:t>
+              <w:t>阶跃位于第</w:t>
             </w:r>
             <w:r>
               <w:rPr>
@@ -10275,7 +10275,7 @@
               <w:rPr>
                 <w:rFonts w:hint="eastAsia" w:ascii="Times New Roman" w:hAnsi="Times New Roman" w:eastAsia="FangSong" w:cs="Times New Roman"/>
               </w:rPr>
-              <w:t>断崖位于第</w:t>
+              <w:t>阶跃位于第</w:t>
             </w:r>
             <w:r>
               <w:rPr>
@@ -10475,7 +10475,7 @@
               <w:rPr>
                 <w:rFonts w:hint="eastAsia" w:ascii="Times New Roman" w:hAnsi="Times New Roman" w:eastAsia="FangSong" w:cs="Times New Roman"/>
               </w:rPr>
-              <w:t>断崖位于第</w:t>
+              <w:t>阶跃位于第</w:t>
             </w:r>
             <w:r>
               <w:rPr>
@@ -10675,7 +10675,7 @@
               <w:rPr>
                 <w:rFonts w:hint="eastAsia" w:ascii="Times New Roman" w:hAnsi="Times New Roman" w:eastAsia="FangSong" w:cs="Times New Roman"/>
               </w:rPr>
-              <w:t>断崖位于第</w:t>
+              <w:t>阶跃位于第</w:t>
             </w:r>
             <w:r>
               <w:rPr>
@@ -11115,7 +11115,7 @@
         <w:rPr>
           <w:rFonts w:hint="eastAsia" w:ascii="Times New Roman" w:hAnsi="Times New Roman" w:eastAsia="FangSong" w:cs="Times New Roman"/>
         </w:rPr>
-        <w:t>族卤素中存在一条极富竞赛辨识度的微观反常</w:t>
+        <w:t>族卤素中存在一条具有竞赛辨识度的微观反常</w:t>
       </w:r>
       <w:r>
         <w:rPr>
@@ -11557,7 +11557,7 @@
         <w:rPr>
           <w:rFonts w:hint="eastAsia" w:ascii="Times New Roman" w:hAnsi="Times New Roman" w:eastAsia="FangSong" w:cs="Times New Roman"/>
         </w:rPr>
-        <w:t>共价半径与微观体积极其狭窄局促</w:t>
+        <w:t>共价半径与微观体积狭窄局促</w:t>
       </w:r>
       <w:r>
         <w:rPr>
@@ -11569,7 +11569,7 @@
         <w:rPr>
           <w:rFonts w:hint="eastAsia" w:ascii="Times New Roman" w:hAnsi="Times New Roman" w:eastAsia="FangSong" w:cs="Times New Roman"/>
         </w:rPr>
-        <w:t>在极为致密的空间内已经密集分布了价电子</w:t>
+        <w:t>在致密的空间内已经密集分布了价电子</w:t>
       </w:r>
       <w:r>
         <w:rPr>
@@ -12975,7 +12975,7 @@
         <w:rPr>
           <w:rFonts w:hint="eastAsia" w:ascii="Times New Roman" w:hAnsi="Times New Roman" w:eastAsia="FangSong" w:cs="Times New Roman"/>
         </w:rPr>
-        <w:t>揭示了第二周期轻元素与其右下方第三周期元素在化学性质上的惊人相似性</w:t>
+        <w:t>揭示了第二周期轻元素与其右下方第三周期元素在化学性质上的显著相似性</w:t>
       </w:r>
       <w:r>
         <w:rPr>
@@ -12987,7 +12987,7 @@
         <w:rPr>
           <w:rFonts w:hint="eastAsia" w:ascii="Times New Roman" w:hAnsi="Times New Roman" w:eastAsia="FangSong" w:cs="Times New Roman"/>
         </w:rPr>
-        <w:t>最经典的对角线三兄弟为锂</w:t>
+        <w:t>最典型的三对对角线元素为锂</w:t>
       </w:r>
       <w:r>
         <w:rPr>
@@ -14143,7 +14143,7 @@
         <w:rPr>
           <w:rFonts w:hint="eastAsia" w:ascii="Times New Roman" w:hAnsi="Times New Roman" w:eastAsia="FangSong" w:cs="Times New Roman"/>
         </w:rPr>
-        <w:t>表现出极度反常的热力学不稳定性与强氧化性</w:t>
+        <w:t>表现出反常的热力学不稳定性与强氧化性</w:t>
       </w:r>
       <w:r>
         <w:rPr>
@@ -14360,7 +14360,7 @@
         <w:rPr>
           <w:rFonts w:hint="eastAsia" w:ascii="Times New Roman" w:hAnsi="Times New Roman" w:eastAsia="FangSong" w:cs="Times New Roman"/>
         </w:rPr>
-        <w:t>核电荷的暴增导致有效核电荷剧烈爬升</w:t>
+        <w:t>核电荷的显著增大导致有效核电荷剧烈爬升</w:t>
       </w:r>
       <w:r>
         <w:rPr>
@@ -14490,7 +14490,7 @@
         <w:rPr>
           <w:rFonts w:hint="eastAsia" w:ascii="Times New Roman" w:hAnsi="Times New Roman" w:eastAsia="FangSong" w:cs="Times New Roman"/>
         </w:rPr>
-        <w:t>所付出的轨道激发能代价极其巨大</w:t>
+        <w:t>所付出的轨道激发能代价巨大</w:t>
       </w:r>
       <w:r>
         <w:rPr>
@@ -14502,7 +14502,7 @@
         <w:rPr>
           <w:rFonts w:hint="eastAsia" w:ascii="Times New Roman" w:hAnsi="Times New Roman" w:eastAsia="FangSong" w:cs="Times New Roman"/>
         </w:rPr>
-        <w:t>从而造成第四周期非金属的最高氧化态稳定性出现周期性深谷</w:t>
+        <w:t>从而造成第四周期非金属的最高氧化态稳定性出现周期性低谷</w:t>
       </w:r>
       <w:r>
         <w:rPr>
@@ -14514,7 +14514,7 @@
         <w:rPr>
           <w:rFonts w:hint="eastAsia" w:ascii="Times New Roman" w:hAnsi="Times New Roman" w:eastAsia="FangSong" w:cs="Times New Roman"/>
         </w:rPr>
-        <w:t>表现出狂暴的强氧化活性</w:t>
+        <w:t>表现出强氧化活性</w:t>
       </w:r>
       <w:r>
         <w:rPr>
@@ -15533,7 +15533,7 @@
         <w:rPr>
           <w:rFonts w:hint="eastAsia" w:ascii="Times New Roman" w:hAnsi="Times New Roman" w:eastAsia="FangSong" w:cs="Times New Roman"/>
         </w:rPr>
-        <w:t>相对论效应在过渡金属体系中同样引发了奇妙的物理化学异变</w:t>
+        <w:t>相对论效应在过渡金属体系中同样引发了特殊的物理化学变化</w:t>
       </w:r>
       <w:r>
         <w:rPr>
@@ -15717,7 +15717,7 @@
         <w:rPr>
           <w:rFonts w:hint="eastAsia" w:ascii="Times New Roman" w:hAnsi="Times New Roman" w:eastAsia="FangSong" w:cs="Times New Roman"/>
         </w:rPr>
-        <w:t>这直接解释了宏观物质世界中的诸多谜团</w:t>
+        <w:t>这直接解释了宏观物质世界中的诸多现象</w:t>
       </w:r>
       <w:r>
         <w:rPr>
@@ -16076,7 +16076,7 @@
         <w:rPr>
           <w:rFonts w:hint="eastAsia" w:ascii="Times New Roman" w:hAnsi="Times New Roman" w:eastAsia="FangSong" w:cs="Times New Roman"/>
         </w:rPr>
-        <w:t>原子间的金属键极其微弱</w:t>
+        <w:t>原子间的金属键微弱</w:t>
       </w:r>
       <w:r>
         <w:rPr>
@@ -16210,7 +16210,7 @@
         <w:rPr>
           <w:rFonts w:hint="eastAsia" w:ascii="Times New Roman" w:hAnsi="Times New Roman" w:eastAsia="FangSong" w:cs="Times New Roman"/>
         </w:rPr>
-        <w:t>能够稳定存在极其罕见的超高氧化态</w:t>
+        <w:t>能够稳定存在罕见的超高氧化态</w:t>
       </w:r>
       <w:r>
         <w:rPr>
@@ -16371,7 +16371,7 @@
         <w:rPr>
           <w:rFonts w:hint="eastAsia" w:ascii="Times New Roman" w:hAnsi="Times New Roman" w:eastAsia="FangSong" w:cs="Times New Roman"/>
         </w:rPr>
-        <w:t xml:space="preserve">中铱达到惊人的</w:t>
+        <w:t xml:space="preserve">中铱达到显著的</w:t>
       </w:r>
       <w:r>
         <w:rPr>
@@ -16418,7 +16418,7 @@
         <w:rPr>
           <w:rFonts w:hint="eastAsia" w:ascii="Times New Roman" w:hAnsi="Times New Roman" w:eastAsia="FangSong" w:cs="Times New Roman"/>
         </w:rPr>
-        <w:t>氢元素在周期表中的独特异数体现了其无内层电子的物理本质</w:t>
+        <w:t>氢元素在周期表中的特殊地位体现了其无内层电子的物理本质</w:t>
       </w:r>
       <w:r>
         <w:rPr>
@@ -16995,7 +16995,7 @@
         <w:rPr>
           <w:rFonts w:hint="eastAsia" w:ascii="Times New Roman" w:hAnsi="Times New Roman" w:eastAsia="FangSong" w:cs="Times New Roman"/>
         </w:rPr>
-        <w:t>电子云极度松散且具有极强还原性</w:t>
+        <w:t>电子云松散且具有极强还原性</w:t>
       </w:r>
       <w:r>
         <w:rPr>
@@ -20110,7 +20110,7 @@
         <w:rPr>
           <w:rFonts w:hint="eastAsia" w:ascii="Times New Roman" w:hAnsi="Times New Roman" w:eastAsia="FangSong" w:cs="Times New Roman"/>
         </w:rPr>
-        <w:t>指出电离能发生断崖式阶梯跃迁的位置</w:t>
+        <w:t>指出电离能发生显著阶梯跃迁的位置</w:t>
       </w:r>
       <w:r>
         <w:rPr>
@@ -25154,7 +25154,7 @@
         <w:rPr>
           <w:rFonts w:hint="eastAsia" w:ascii="Times New Roman" w:hAnsi="Times New Roman" w:eastAsia="FangSong" w:cs="Times New Roman"/>
         </w:rPr>
-        <w:t>极其稳定</w:t>
+        <w:t>稳定</w:t>
       </w:r>
       <w:r>
         <w:rPr>
@@ -26125,7 +26125,7 @@
         <w:rPr>
           <w:rFonts w:hint="eastAsia" w:ascii="Times New Roman" w:hAnsi="Times New Roman" w:eastAsia="FangSong" w:cs="Times New Roman"/>
         </w:rPr>
-        <w:t>并指出其最致命的物理反常点</w:t>
+        <w:t>并指出其最突出的物理反常点</w:t>
       </w:r>
       <w:r>
         <w:rPr>
@@ -27196,7 +27196,7 @@
         <w:rPr>
           <w:rFonts w:hint="eastAsia" w:ascii="Times New Roman" w:hAnsi="Times New Roman" w:eastAsia="FangSong" w:cs="Times New Roman"/>
         </w:rPr>
-        <w:t>解释为什么第三周期氢化物键角极为接近</w:t>
+        <w:t>解释为什么第三周期氢化物键角接近</w:t>
       </w:r>
       <w:r>
         <w:rPr>
@@ -36092,7 +36092,7 @@
         <w:rPr>
           <w:rFonts w:hint="eastAsia" w:ascii="Times New Roman" w:hAnsi="Times New Roman" w:eastAsia="FangSong" w:cs="Times New Roman"/>
         </w:rPr>
-        <w:t>线性暴增</w:t>
+        <w:t>线性显著增大</w:t>
       </w:r>
       <w:r>
         <w:rPr>
@@ -36196,7 +36196,7 @@
         <w:rPr>
           <w:rFonts w:hint="eastAsia" w:ascii="Times New Roman" w:hAnsi="Times New Roman" w:eastAsia="FangSong" w:cs="Times New Roman"/>
         </w:rPr>
-        <w:t>电子云被极度压缩</w:t>
+        <w:t>电子云被压缩</w:t>
       </w:r>
       <w:r>
         <w:rPr>
@@ -36208,7 +36208,7 @@
         <w:rPr>
           <w:rFonts w:hint="eastAsia" w:ascii="Times New Roman" w:hAnsi="Times New Roman" w:eastAsia="FangSong" w:cs="Times New Roman"/>
         </w:rPr>
-        <w:t>因而呈现出极度陡峭的半径单调骤缩规律</w:t>
+        <w:t>因而呈现出陡峭的半径单调骤缩规律</w:t>
       </w:r>
       <w:r>
         <w:rPr>
@@ -36414,7 +36414,7 @@
         <w:rPr>
           <w:rFonts w:hint="eastAsia" w:ascii="Times New Roman" w:hAnsi="Times New Roman" w:eastAsia="FangSong" w:cs="Times New Roman"/>
         </w:rPr>
-        <w:t>轨道具有极其复杂的角向节面形态与高度发散的空间空间取向</w:t>
+        <w:t>轨道具有复杂的角向节面形态与高度发散的空间空间取向</w:t>
       </w:r>
       <w:r>
         <w:rPr>
@@ -39704,7 +39704,7 @@
         <w:rPr>
           <w:rFonts w:hint="eastAsia" w:ascii="Times New Roman" w:hAnsi="Times New Roman" w:eastAsia="FangSong" w:cs="Times New Roman"/>
         </w:rPr>
-        <w:t>然而从第三级到第四级电离能发生暴增</w:t>
+        <w:t>然而从第三级到第四级电离能发生显著增大</w:t>
       </w:r>
       <w:r>
         <w:rPr>
@@ -39955,7 +39955,7 @@
         <w:rPr>
           <w:rFonts w:hint="eastAsia" w:ascii="Times New Roman" w:hAnsi="Times New Roman" w:eastAsia="FangSong" w:cs="Times New Roman"/>
         </w:rPr>
-        <w:t>呈现出极其显著的断崖式台阶跳跃</w:t>
+        <w:t>呈现出显著的台阶跳跃</w:t>
       </w:r>
       <w:r>
         <w:rPr>
@@ -40815,7 +40815,7 @@
         <w:rPr>
           <w:rFonts w:hint="eastAsia" w:ascii="Times New Roman" w:hAnsi="Times New Roman" w:eastAsia="FangSong" w:cs="Times New Roman"/>
         </w:rPr>
-        <w:t>整个原子空间极其紧缩局促</w:t>
+        <w:t>整个原子空间紧缩局促</w:t>
       </w:r>
       <w:r>
         <w:rPr>
@@ -42097,7 +42097,7 @@
         <w:rPr>
           <w:rFonts w:hint="eastAsia" w:ascii="Times New Roman" w:hAnsi="Times New Roman" w:eastAsia="FangSong" w:cs="Times New Roman"/>
         </w:rPr>
-        <w:t>必须直接克服同种电荷之间极其强大的宏观库仑静电排斥力</w:t>
+        <w:t>必须直接克服同种电荷之间强大的宏观库仑静电排斥力</w:t>
       </w:r>
       <w:r>
         <w:rPr>
@@ -42456,7 +42456,7 @@
         <w:rPr>
           <w:rFonts w:hint="eastAsia" w:ascii="Times New Roman" w:hAnsi="Times New Roman" w:eastAsia="FangSong" w:cs="Times New Roman"/>
         </w:rPr>
-        <w:t>其晶格能高达惊人的</w:t>
+        <w:t>其晶格能高达</w:t>
       </w:r>
       <w:r>
         <w:rPr>
@@ -42550,7 +42550,7 @@
         <w:rPr>
           <w:rFonts w:hint="eastAsia" w:ascii="Times New Roman" w:hAnsi="Times New Roman" w:eastAsia="FangSong" w:cs="Times New Roman"/>
         </w:rPr>
-        <w:t>这笔巨大的晶格结合释放能不仅极其充裕地补偿了生成气态</w:t>
+        <w:t>这笔巨大的晶格结合释放能不仅充裕地补偿了生成气态</w:t>
       </w:r>
       <w:r>
         <w:rPr>
@@ -45245,7 +45245,7 @@
         <w:rPr>
           <w:rFonts w:hint="eastAsia" w:ascii="Times New Roman" w:hAnsi="Times New Roman" w:eastAsia="FangSong" w:cs="Times New Roman"/>
         </w:rPr>
-        <w:t>溶剂化与晶体结合能上极其相似的化学行为</w:t>
+        <w:t>溶剂化与晶体结合能上相似的化学行为</w:t>
       </w:r>
       <w:r>
         <w:rPr>
@@ -48274,7 +48274,7 @@
         <w:rPr>
           <w:rFonts w:hint="eastAsia" w:ascii="Times New Roman" w:hAnsi="Times New Roman" w:eastAsia="FangSong" w:cs="Times New Roman"/>
         </w:rPr>
-        <w:t>且在热力学与动力学上合成极为困难</w:t>
+        <w:t>且在热力学与动力学上合成困难</w:t>
       </w:r>
       <w:r>
         <w:rPr>
@@ -48518,7 +48518,7 @@
         <w:rPr>
           <w:rFonts w:hint="eastAsia" w:ascii="Times New Roman" w:hAnsi="Times New Roman" w:eastAsia="FangSong" w:cs="Times New Roman"/>
         </w:rPr>
-        <w:t>导致有效核电荷暴增</w:t>
+        <w:t>导致有效核电荷显著增大</w:t>
       </w:r>
       <w:r>
         <w:rPr>
@@ -51049,7 +51049,7 @@
         <w:rPr>
           <w:rFonts w:hint="eastAsia" w:ascii="Times New Roman" w:hAnsi="Times New Roman" w:eastAsia="FangSong" w:cs="Times New Roman"/>
         </w:rPr>
-        <w:t>在极其强烈的直接相对论收缩下</w:t>
+        <w:t>在强烈的直接相对论收缩下</w:t>
       </w:r>
       <w:r>
         <w:rPr>
@@ -51096,7 +51096,7 @@
         <w:rPr>
           <w:rFonts w:hint="eastAsia" w:ascii="Times New Roman" w:hAnsi="Times New Roman" w:eastAsia="FangSong" w:cs="Times New Roman"/>
         </w:rPr>
-        <w:t>轨道紧紧向核收缩并发生能量暴跌</w:t>
+        <w:t>轨道紧紧向核收缩并发生能量显著下降</w:t>
       </w:r>
       <w:r>
         <w:rPr>
@@ -51170,7 +51170,7 @@
         <w:rPr>
           <w:rFonts w:hint="eastAsia" w:ascii="Times New Roman" w:hAnsi="Times New Roman" w:eastAsia="FangSong" w:cs="Times New Roman"/>
         </w:rPr>
-        <w:t>导致晶格点阵中的金属键强度极其微弱</w:t>
+        <w:t>导致晶格点阵中的金属键强度微弱</w:t>
       </w:r>
       <w:r>
         <w:rPr>
@@ -51182,7 +51182,7 @@
         <w:rPr>
           <w:rFonts w:hint="eastAsia" w:ascii="Times New Roman" w:hAnsi="Times New Roman" w:eastAsia="FangSong" w:cs="Times New Roman"/>
         </w:rPr>
-        <w:t>在常温的热运动扰动下晶格即发生崩塌解离</w:t>
+        <w:t>在常温的热运动扰动下晶格即发生解离</w:t>
       </w:r>
       <w:r>
         <w:rPr>
@@ -52683,7 +52683,7 @@
         <w:rPr>
           <w:rFonts w:hint="eastAsia" w:ascii="Times New Roman" w:hAnsi="Times New Roman" w:eastAsia="FangSong" w:cs="Times New Roman"/>
         </w:rPr>
-        <w:t>极度坚固的金属</w:t>
+        <w:t>坚固的金属</w:t>
       </w:r>
       <w:r>
         <w:rPr>
@@ -53024,7 +53024,7 @@
         <w:rPr>
           <w:rFonts w:hint="eastAsia" w:ascii="Times New Roman" w:hAnsi="Times New Roman" w:eastAsia="FangSong" w:cs="Times New Roman"/>
         </w:rPr>
-        <w:t>致命物理反常点在于</w:t>
+        <w:t>突出物理反常点在于</w:t>
       </w:r>
       <w:r>
         <w:rPr>
@@ -53157,7 +53157,7 @@
         <w:rPr>
           <w:rFonts w:hint="eastAsia" w:ascii="Times New Roman" w:hAnsi="Times New Roman" w:eastAsia="FangSong" w:cs="Times New Roman"/>
         </w:rPr>
-        <w:t>第一电离能高达惊人的</w:t>
+        <w:t>第一电离能高达</w:t>
       </w:r>
       <w:r>
         <w:rPr>
@@ -53760,7 +53760,7 @@
         <w:rPr>
           <w:rFonts w:hint="eastAsia" w:ascii="Times New Roman" w:hAnsi="Times New Roman" w:eastAsia="FangSong" w:cs="Times New Roman"/>
         </w:rPr>
-        <w:t>电子云极其松散</w:t>
+        <w:t>电子云松散</w:t>
       </w:r>
       <w:r>
         <w:rPr>
@@ -53978,7 +53978,7 @@
         <w:rPr>
           <w:rFonts w:hint="eastAsia" w:ascii="Times New Roman" w:hAnsi="Times New Roman" w:eastAsia="FangSong" w:cs="Times New Roman"/>
         </w:rPr>
-        <w:t>展现出惊人的拓扑相似性</w:t>
+        <w:t>展现出显著的拓扑相似性</w:t>
       </w:r>
       <w:r>
         <w:rPr>
@@ -56565,7 +56565,7 @@
         <w:rPr>
           <w:rFonts w:hint="eastAsia" w:ascii="Times New Roman" w:hAnsi="Times New Roman" w:eastAsia="FangSong" w:cs="Times New Roman"/>
         </w:rPr>
-        <w:t>呈现单调且极度鲜明的</w:t>
+        <w:t>呈现单调且鲜明的</w:t>
       </w:r>
       <w:r>
         <w:rPr>
@@ -56739,7 +56739,7 @@
         <w:rPr>
           <w:rFonts w:hint="eastAsia" w:ascii="Times New Roman" w:hAnsi="Times New Roman" w:eastAsia="FangSong" w:cs="Times New Roman"/>
         </w:rPr>
-        <w:t>暴增</w:t>
+        <w:t>显著增大</w:t>
       </w:r>
       <w:r>
         <w:rPr>
@@ -57786,7 +57786,7 @@
         <w:rPr>
           <w:rFonts w:hint="eastAsia" w:ascii="Times New Roman" w:hAnsi="Times New Roman" w:eastAsia="FangSong" w:cs="Times New Roman"/>
         </w:rPr>
-        <w:t>因此键角极度接近</w:t>
+        <w:t>因此键角接近</w:t>
       </w:r>
       <w:r>
         <w:rPr>
@@ -58168,7 +58168,7 @@
         <w:rPr>
           <w:rFonts w:hint="eastAsia" w:ascii="Times New Roman" w:hAnsi="Times New Roman" w:eastAsia="FangSong" w:cs="Times New Roman"/>
         </w:rPr>
-        <w:t>空间极度弥散且不具备方向性</w:t>
+        <w:t>空间弥散且不具备方向性</w:t>
       </w:r>
       <w:r>
         <w:rPr>
@@ -58180,7 +58180,7 @@
         <w:rPr>
           <w:rFonts w:hint="eastAsia" w:ascii="Times New Roman" w:hAnsi="Times New Roman" w:eastAsia="FangSong" w:cs="Times New Roman"/>
         </w:rPr>
-        <w:t>对外配位能力极其微弱</w:t>
+        <w:t>对外配位能力微弱</w:t>
       </w:r>
       <w:r>
         <w:rPr>
@@ -58336,7 +58336,7 @@
         <w:rPr>
           <w:rFonts w:hint="eastAsia" w:ascii="Times New Roman" w:hAnsi="Times New Roman" w:eastAsia="FangSong" w:cs="Times New Roman"/>
         </w:rPr>
-        <w:t>的沸点发生反常的断崖式飙升</w:t>
+        <w:t>的沸点发生反常的显著增大</w:t>
       </w:r>
       <w:r>
         <w:rPr>
@@ -59292,7 +59292,7 @@
         <w:rPr>
           <w:rFonts w:hint="eastAsia" w:ascii="Times New Roman" w:hAnsi="Times New Roman" w:eastAsia="FangSong" w:cs="Times New Roman"/>
         </w:rPr>
-        <w:t>号元素应表现出极其活泼的金属性</w:t>
+        <w:t>号元素应表现出活泼的金属性</w:t>
       </w:r>
       <w:r>
         <w:rPr>
@@ -59304,7 +59304,7 @@
         <w:rPr>
           <w:rFonts w:hint="eastAsia" w:ascii="Times New Roman" w:hAnsi="Times New Roman" w:eastAsia="FangSong" w:cs="Times New Roman"/>
         </w:rPr>
-        <w:t>与水反应将呈现爆发式的极度剧烈自燃</w:t>
+        <w:t>与水反应将呈现爆发式的剧烈自燃</w:t>
       </w:r>
       <w:r>
         <w:rPr>

--- a/06-学生侧材料/讲义/2-结构化学/元素周期表与周期律-超级充实版（自学完整）.docx
+++ b/06-学生侧材料/讲义/2-结构化学/元素周期表与周期律-超级充实版（自学完整）.docx
@@ -48869,7 +48869,7 @@
         <w:rPr>
           <w:rFonts w:hint="eastAsia" w:ascii="Times New Roman" w:hAnsi="Times New Roman" w:eastAsia="FangSong" w:cs="Times New Roman"/>
         </w:rPr>
-        <w:t>位于中间第四周期的高溴酸处于热力学稳定性的深渊</w:t>
+        <w:t>位于中间第四周期的高溴酸处在热力学稳定性的最低点</w:t>
       </w:r>
       <w:r>
         <w:rPr>
@@ -48893,7 +48893,7 @@
         <w:rPr>
           <w:rFonts w:hint="eastAsia" w:ascii="Times New Roman" w:hAnsi="Times New Roman" w:eastAsia="FangSong" w:cs="Times New Roman"/>
         </w:rPr>
-        <w:t>展现出异常狂暴的强氧化性</w:t>
+        <w:t>表现出很强的氧化性</w:t>
       </w:r>
       <w:r>
         <w:rPr>

--- a/06-学生侧材料/讲义/2-结构化学/元素周期表与周期律-超级充实版（自学完整）.docx
+++ b/06-学生侧材料/讲义/2-结构化学/元素周期表与周期律-超级充实版（自学完整）.docx
@@ -414,6 +414,7 @@
     <w:p>
       <w:pPr>
         <w:pStyle w:val="BodyText"/>
+        <w:spacing w:after="80"/>
         <w:ind w:firstLine="420"/>
       </w:pPr>
       <w:r>
@@ -1228,97 +1229,152 @@
         <w:t xml:space="preserve">）。</w:t>
       </w:r>
     </w:p>
+    <w:tbl>
+      <w:tblPr>
+        <w:tblStyle w:val="Table"/>
+        <w:tblW w:type="pct" w:w="5000"/>
+        <w:tblLayout w:type="fixed"/>
+        <w:tblLook w:firstRow="1" w:lastRow="0" w:firstColumn="0" w:lastColumn="0" w:noHBand="0" w:noVBand="0" w:val="0020"/>
+        <w:jc w:val="center"/>
+        <w:tblBorders>
+          <w:top w:val="single" w:sz="12" w:space="0" w:color="333333"/>
+          <w:bottom w:val="single" w:sz="12" w:space="0" w:color="333333"/>
+          <w:left w:val="none"/>
+          <w:right w:val="none"/>
+          <w:insideH w:val="none"/>
+          <w:insideV w:val="none"/>
+        </w:tblBorders>
+      </w:tblPr>
+      <w:tblGrid>
+        <w:gridCol w:w="7920"/>
+      </w:tblGrid>
+      <w:tr>
+        <w:trPr>
+          <w:tblHeader w:val="on"/>
+        </w:trPr>
+        <w:tc>
+          <w:tcPr>
+            <w:tcBorders>
+              <w:bottom w:val="single" w:sz="6" w:space="0" w:color="333333"/>
+            </w:tcBorders>
+          </w:tcPr>
+          <w:p>
+            <w:pPr>
+              <w:pStyle w:val="Compact"/>
+              <w:jc w:val="center"/>
+            </w:pPr>
+            <w:r>
+              <w:rPr>
+                <w:rFonts w:hint="eastAsia" w:ascii="Times New Roman" w:hAnsi="Times New Roman" w:eastAsia="SimHei" w:cs="Times New Roman"/>
+                <w:b/>
+              </w:rPr>
+              <w:t xml:space="preserve">元素周期表能级组</w:t>
+            </w:r>
+          </w:p>
+        </w:tc>
+      </w:tr>
+      <w:tr>
+        <w:tc>
+          <w:tcPr/>
+          <w:p>
+            <w:pPr>
+              <w:pStyle w:val="Compact"/>
+              <w:jc w:val="center"/>
+            </w:pPr>
+            <w:r>
+              <w:rPr>
+                <w:rFonts w:ascii="Times New Roman" w:hAnsi="Times New Roman" w:eastAsia="Times New Roman" w:cs="Times New Roman"/>
+              </w:rPr>
+              <w:drawing>
+                <wp:inline>
+                  <wp:extent cx="2667000" cy="1414065"/>
+                  <wp:effectExtent b="0" l="0" r="0" t="0"/>
+                  <wp:docPr descr="" title="" id="10" name="Picture"/>
+                  <a:graphic>
+                    <a:graphicData uri="http://schemas.openxmlformats.org/drawingml/2006/picture">
+                      <pic:pic>
+                        <pic:nvPicPr>
+                          <pic:cNvPr descr="d7b77637ad60a77012788e81b3baa7d751140f459589d56f86bbc3487b7cae6c.png" id="11" name="Picture"/>
+                          <pic:cNvPicPr>
+                            <a:picLocks noChangeArrowheads="1" noChangeAspect="1"/>
+                          </pic:cNvPicPr>
+                        </pic:nvPicPr>
+                        <pic:blipFill>
+                          <a:blip r:embed="rId9"/>
+                          <a:stretch>
+                            <a:fillRect/>
+                          </a:stretch>
+                        </pic:blipFill>
+                        <pic:spPr bwMode="auto">
+                          <a:xfrm>
+                            <a:off x="0" y="0"/>
+                            <a:ext cx="2667000" cy="1414065"/>
+                          </a:xfrm>
+                          <a:prstGeom prst="rect">
+                            <a:avLst/>
+                          </a:prstGeom>
+                          <a:noFill/>
+                          <a:ln w="9525">
+                            <a:noFill/>
+                            <a:headEnd/>
+                            <a:tailEnd/>
+                          </a:ln>
+                        </pic:spPr>
+                      </pic:pic>
+                    </a:graphicData>
+                  </a:graphic>
+                </wp:inline>
+              </w:drawing>
+            </w:r>
+          </w:p>
+        </w:tc>
+      </w:tr>
+      <w:tr>
+        <w:tc>
+          <w:tcPr/>
+          <w:p>
+            <w:pPr>
+              <w:pStyle w:val="Compact"/>
+              <w:jc w:val="center"/>
+            </w:pPr>
+            <w:r>
+              <w:rPr>
+                <w:rFonts w:ascii="Times New Roman" w:hAnsi="Times New Roman" w:eastAsia="Times New Roman" w:cs="Times New Roman"/>
+              </w:rPr>
+              <w:t xml:space="preserve">&gt; </w:t>
+            </w:r>
+            <w:r>
+              <w:rPr>
+                <w:rFonts w:hint="eastAsia" w:ascii="Times New Roman" w:hAnsi="Times New Roman" w:eastAsia="FangSong" w:cs="Times New Roman"/>
+              </w:rPr>
+              <w:t xml:space="preserve">图</w:t>
+            </w:r>
+            <w:r>
+              <w:rPr>
+                <w:rFonts w:ascii="Times New Roman" w:hAnsi="Times New Roman" w:eastAsia="Times New Roman" w:cs="Times New Roman"/>
+              </w:rPr>
+              <w:t xml:space="preserve"> </w:t>
+            </w:r>
+            <w:r>
+              <w:rPr>
+                <w:rFonts w:hint="eastAsia" w:ascii="Times New Roman" w:hAnsi="Times New Roman" w:eastAsia="Times New Roman" w:cs="Times New Roman"/>
+              </w:rPr>
+              <w:t>4-1：</w:t>
+            </w:r>
+            <w:r>
+              <w:rPr>
+                <w:rFonts w:hint="eastAsia" w:ascii="Times New Roman" w:hAnsi="Times New Roman" w:eastAsia="FangSong" w:cs="Times New Roman"/>
+              </w:rPr>
+              <w:t>元素周期表能级组划分与周期结构矩阵</w:t>
+            </w:r>
+          </w:p>
+        </w:tc>
+      </w:tr>
+    </w:tbl>
     <w:p>
       <w:pPr>
         <w:pStyle w:val="BodyText"/>
-        <w:spacing w:before="160" w:after="80"/>
-        <w:jc w:val="center"/>
-      </w:pPr>
-      <w:r>
-        <w:rPr>
-          <w:rFonts w:ascii="Times New Roman" w:hAnsi="Times New Roman" w:eastAsia="Times New Roman" w:cs="Times New Roman"/>
-        </w:rPr>
-        <w:drawing>
-          <wp:inline>
-            <wp:extent cx="2667000" cy="1414065"/>
-            <wp:effectExtent b="0" l="0" r="0" t="0"/>
-            <wp:docPr descr="" title="" id="10" name="Picture"/>
-            <a:graphic>
-              <a:graphicData uri="http://schemas.openxmlformats.org/drawingml/2006/picture">
-                <pic:pic>
-                  <pic:nvPicPr>
-                    <pic:cNvPr descr="d7b77637ad60a77012788e81b3baa7d751140f459589d56f86bbc3487b7cae6c.png" id="11" name="Picture"/>
-                    <pic:cNvPicPr>
-                      <a:picLocks noChangeArrowheads="1" noChangeAspect="1"/>
-                    </pic:cNvPicPr>
-                  </pic:nvPicPr>
-                  <pic:blipFill>
-                    <a:blip r:embed="rId9"/>
-                    <a:stretch>
-                      <a:fillRect/>
-                    </a:stretch>
-                  </pic:blipFill>
-                  <pic:spPr bwMode="auto">
-                    <a:xfrm>
-                      <a:off x="0" y="0"/>
-                      <a:ext cx="2667000" cy="1414065"/>
-                    </a:xfrm>
-                    <a:prstGeom prst="rect">
-                      <a:avLst/>
-                    </a:prstGeom>
-                    <a:noFill/>
-                    <a:ln w="9525">
-                      <a:noFill/>
-                      <a:headEnd/>
-                      <a:tailEnd/>
-                    </a:ln>
-                  </pic:spPr>
-                </pic:pic>
-              </a:graphicData>
-            </a:graphic>
-          </wp:inline>
-        </w:drawing>
-      </w:r>
-      <w:r>
-        <w:rPr>
-          <w:rFonts w:ascii="Times New Roman" w:hAnsi="Times New Roman" w:eastAsia="Times New Roman" w:cs="Times New Roman"/>
-        </w:rPr>
-        <w:t xml:space="preserve"> </w:t>
-      </w:r>
-      <w:r>
-        <w:rPr>
-          <w:rFonts w:ascii="Times New Roman" w:hAnsi="Times New Roman" w:eastAsia="Times New Roman" w:cs="Times New Roman"/>
-        </w:rPr>
-        <w:t xml:space="preserve">&gt; </w:t>
-      </w:r>
-      <w:r>
-        <w:rPr>
-          <w:rFonts w:hint="eastAsia" w:ascii="Times New Roman" w:hAnsi="Times New Roman" w:eastAsia="FangSong" w:cs="Times New Roman"/>
-        </w:rPr>
-        <w:t xml:space="preserve">图</w:t>
-      </w:r>
-      <w:r>
-        <w:rPr>
-          <w:rFonts w:ascii="Times New Roman" w:hAnsi="Times New Roman" w:eastAsia="Times New Roman" w:cs="Times New Roman"/>
-        </w:rPr>
-        <w:t xml:space="preserve"> </w:t>
-      </w:r>
-      <w:r>
-        <w:rPr>
-          <w:rFonts w:hint="eastAsia" w:ascii="Times New Roman" w:hAnsi="Times New Roman" w:eastAsia="Times New Roman" w:cs="Times New Roman"/>
-        </w:rPr>
-        <w:t>4-1：</w:t>
-      </w:r>
-      <w:r>
-        <w:rPr>
-          <w:rFonts w:hint="eastAsia" w:ascii="Times New Roman" w:hAnsi="Times New Roman" w:eastAsia="FangSong" w:cs="Times New Roman"/>
-        </w:rPr>
-        <w:t>元素周期表能级组划分与周期结构矩阵</w:t>
-      </w:r>
-    </w:p>
-    <w:p>
-      <w:pPr>
-        <w:pStyle w:val="BodyText"/>
+        <w:spacing w:before="120"/>
         <w:ind w:firstLine="420"/>
       </w:pPr>
       <w:r>
@@ -2880,6 +2936,7 @@
     <w:p>
       <w:pPr>
         <w:pStyle w:val="FirstParagraph"/>
+        <w:spacing w:after="80"/>
         <w:ind w:firstLine="420"/>
       </w:pPr>
       <w:r>
@@ -3622,97 +3679,152 @@
         <w:t>）。</w:t>
       </w:r>
     </w:p>
+    <w:tbl>
+      <w:tblPr>
+        <w:tblStyle w:val="Table"/>
+        <w:tblW w:type="pct" w:w="5000"/>
+        <w:tblLayout w:type="fixed"/>
+        <w:tblLook w:firstRow="1" w:lastRow="0" w:firstColumn="0" w:lastColumn="0" w:noHBand="0" w:noVBand="0" w:val="0020"/>
+        <w:jc w:val="center"/>
+        <w:tblBorders>
+          <w:top w:val="single" w:sz="12" w:space="0" w:color="333333"/>
+          <w:bottom w:val="single" w:sz="12" w:space="0" w:color="333333"/>
+          <w:left w:val="none"/>
+          <w:right w:val="none"/>
+          <w:insideH w:val="none"/>
+          <w:insideV w:val="none"/>
+        </w:tblBorders>
+      </w:tblPr>
+      <w:tblGrid>
+        <w:gridCol w:w="7920"/>
+      </w:tblGrid>
+      <w:tr>
+        <w:trPr>
+          <w:tblHeader w:val="on"/>
+        </w:trPr>
+        <w:tc>
+          <w:tcPr>
+            <w:tcBorders>
+              <w:bottom w:val="single" w:sz="6" w:space="0" w:color="333333"/>
+            </w:tcBorders>
+          </w:tcPr>
+          <w:p>
+            <w:pPr>
+              <w:pStyle w:val="Compact"/>
+              <w:jc w:val="center"/>
+            </w:pPr>
+            <w:r>
+              <w:rPr>
+                <w:rFonts w:hint="eastAsia" w:ascii="Times New Roman" w:hAnsi="Times New Roman" w:eastAsia="SimHei" w:cs="Times New Roman"/>
+                <w:b/>
+              </w:rPr>
+              <w:t xml:space="preserve">元素原子半径随原子序数</w:t>
+            </w:r>
+          </w:p>
+        </w:tc>
+      </w:tr>
+      <w:tr>
+        <w:tc>
+          <w:tcPr/>
+          <w:p>
+            <w:pPr>
+              <w:pStyle w:val="Compact"/>
+              <w:jc w:val="center"/>
+            </w:pPr>
+            <w:r>
+              <w:rPr>
+                <w:rFonts w:ascii="Times New Roman" w:hAnsi="Times New Roman" w:eastAsia="Times New Roman" w:cs="Times New Roman"/>
+              </w:rPr>
+              <w:drawing>
+                <wp:inline>
+                  <wp:extent cx="2667000" cy="1961270"/>
+                  <wp:effectExtent b="0" l="0" r="0" t="0"/>
+                  <wp:docPr descr="" title="" id="14" name="Picture"/>
+                  <a:graphic>
+                    <a:graphicData uri="http://schemas.openxmlformats.org/drawingml/2006/picture">
+                      <pic:pic>
+                        <pic:nvPicPr>
+                          <pic:cNvPr descr="e1bb40386ec9b26ad256cc019aa8b1cfe0bccb02ed392776d8557e02f1190ba4.jpg" id="15" name="Picture"/>
+                          <pic:cNvPicPr>
+                            <a:picLocks noChangeArrowheads="1" noChangeAspect="1"/>
+                          </pic:cNvPicPr>
+                        </pic:nvPicPr>
+                        <pic:blipFill>
+                          <a:blip r:embed="rId13"/>
+                          <a:stretch>
+                            <a:fillRect/>
+                          </a:stretch>
+                        </pic:blipFill>
+                        <pic:spPr bwMode="auto">
+                          <a:xfrm>
+                            <a:off x="0" y="0"/>
+                            <a:ext cx="2667000" cy="1961270"/>
+                          </a:xfrm>
+                          <a:prstGeom prst="rect">
+                            <a:avLst/>
+                          </a:prstGeom>
+                          <a:noFill/>
+                          <a:ln w="9525">
+                            <a:noFill/>
+                            <a:headEnd/>
+                            <a:tailEnd/>
+                          </a:ln>
+                        </pic:spPr>
+                      </pic:pic>
+                    </a:graphicData>
+                  </a:graphic>
+                </wp:inline>
+              </w:drawing>
+            </w:r>
+          </w:p>
+        </w:tc>
+      </w:tr>
+      <w:tr>
+        <w:tc>
+          <w:tcPr/>
+          <w:p>
+            <w:pPr>
+              <w:pStyle w:val="Compact"/>
+              <w:jc w:val="center"/>
+            </w:pPr>
+            <w:r>
+              <w:rPr>
+                <w:rFonts w:ascii="Times New Roman" w:hAnsi="Times New Roman" w:eastAsia="Times New Roman" w:cs="Times New Roman"/>
+              </w:rPr>
+              <w:t xml:space="preserve">&gt; </w:t>
+            </w:r>
+            <w:r>
+              <w:rPr>
+                <w:rFonts w:hint="eastAsia" w:ascii="Times New Roman" w:hAnsi="Times New Roman" w:eastAsia="FangSong" w:cs="Times New Roman"/>
+              </w:rPr>
+              <w:t xml:space="preserve">图</w:t>
+            </w:r>
+            <w:r>
+              <w:rPr>
+                <w:rFonts w:ascii="Times New Roman" w:hAnsi="Times New Roman" w:eastAsia="Times New Roman" w:cs="Times New Roman"/>
+              </w:rPr>
+              <w:t xml:space="preserve"> </w:t>
+            </w:r>
+            <w:r>
+              <w:rPr>
+                <w:rFonts w:hint="eastAsia" w:ascii="Times New Roman" w:hAnsi="Times New Roman" w:eastAsia="Times New Roman" w:cs="Times New Roman"/>
+              </w:rPr>
+              <w:t>4-2：</w:t>
+            </w:r>
+            <w:r>
+              <w:rPr>
+                <w:rFonts w:hint="eastAsia" w:ascii="Times New Roman" w:hAnsi="Times New Roman" w:eastAsia="FangSong" w:cs="Times New Roman"/>
+              </w:rPr>
+              <w:t>元素原子半径随原子序数的周期演化折线</w:t>
+            </w:r>
+          </w:p>
+        </w:tc>
+      </w:tr>
+    </w:tbl>
     <w:p>
       <w:pPr>
         <w:pStyle w:val="BodyText"/>
-        <w:spacing w:before="160" w:after="80"/>
-        <w:jc w:val="center"/>
-      </w:pPr>
-      <w:r>
-        <w:rPr>
-          <w:rFonts w:ascii="Times New Roman" w:hAnsi="Times New Roman" w:eastAsia="Times New Roman" w:cs="Times New Roman"/>
-        </w:rPr>
-        <w:drawing>
-          <wp:inline>
-            <wp:extent cx="2667000" cy="1961270"/>
-            <wp:effectExtent b="0" l="0" r="0" t="0"/>
-            <wp:docPr descr="" title="" id="14" name="Picture"/>
-            <a:graphic>
-              <a:graphicData uri="http://schemas.openxmlformats.org/drawingml/2006/picture">
-                <pic:pic>
-                  <pic:nvPicPr>
-                    <pic:cNvPr descr="e1bb40386ec9b26ad256cc019aa8b1cfe0bccb02ed392776d8557e02f1190ba4.jpg" id="15" name="Picture"/>
-                    <pic:cNvPicPr>
-                      <a:picLocks noChangeArrowheads="1" noChangeAspect="1"/>
-                    </pic:cNvPicPr>
-                  </pic:nvPicPr>
-                  <pic:blipFill>
-                    <a:blip r:embed="rId13"/>
-                    <a:stretch>
-                      <a:fillRect/>
-                    </a:stretch>
-                  </pic:blipFill>
-                  <pic:spPr bwMode="auto">
-                    <a:xfrm>
-                      <a:off x="0" y="0"/>
-                      <a:ext cx="2667000" cy="1961270"/>
-                    </a:xfrm>
-                    <a:prstGeom prst="rect">
-                      <a:avLst/>
-                    </a:prstGeom>
-                    <a:noFill/>
-                    <a:ln w="9525">
-                      <a:noFill/>
-                      <a:headEnd/>
-                      <a:tailEnd/>
-                    </a:ln>
-                  </pic:spPr>
-                </pic:pic>
-              </a:graphicData>
-            </a:graphic>
-          </wp:inline>
-        </w:drawing>
-      </w:r>
-      <w:r>
-        <w:rPr>
-          <w:rFonts w:ascii="Times New Roman" w:hAnsi="Times New Roman" w:eastAsia="Times New Roman" w:cs="Times New Roman"/>
-        </w:rPr>
-        <w:t xml:space="preserve"> </w:t>
-      </w:r>
-      <w:r>
-        <w:rPr>
-          <w:rFonts w:ascii="Times New Roman" w:hAnsi="Times New Roman" w:eastAsia="Times New Roman" w:cs="Times New Roman"/>
-        </w:rPr>
-        <w:t xml:space="preserve">&gt; </w:t>
-      </w:r>
-      <w:r>
-        <w:rPr>
-          <w:rFonts w:hint="eastAsia" w:ascii="Times New Roman" w:hAnsi="Times New Roman" w:eastAsia="FangSong" w:cs="Times New Roman"/>
-        </w:rPr>
-        <w:t xml:space="preserve">图</w:t>
-      </w:r>
-      <w:r>
-        <w:rPr>
-          <w:rFonts w:ascii="Times New Roman" w:hAnsi="Times New Roman" w:eastAsia="Times New Roman" w:cs="Times New Roman"/>
-        </w:rPr>
-        <w:t xml:space="preserve"> </w:t>
-      </w:r>
-      <w:r>
-        <w:rPr>
-          <w:rFonts w:hint="eastAsia" w:ascii="Times New Roman" w:hAnsi="Times New Roman" w:eastAsia="Times New Roman" w:cs="Times New Roman"/>
-        </w:rPr>
-        <w:t>4-2：</w:t>
-      </w:r>
-      <w:r>
-        <w:rPr>
-          <w:rFonts w:hint="eastAsia" w:ascii="Times New Roman" w:hAnsi="Times New Roman" w:eastAsia="FangSong" w:cs="Times New Roman"/>
-        </w:rPr>
-        <w:t>元素原子半径随原子序数的周期演化折线</w:t>
-      </w:r>
-    </w:p>
-    <w:p>
-      <w:pPr>
-        <w:pStyle w:val="BodyText"/>
+        <w:spacing w:before="120"/>
         <w:ind w:firstLine="420"/>
       </w:pPr>
       <w:r>
@@ -6896,6 +7008,7 @@
     <w:p>
       <w:pPr>
         <w:pStyle w:val="FirstParagraph"/>
+        <w:spacing w:after="80"/>
         <w:ind w:firstLine="420"/>
       </w:pPr>
       <w:r>
@@ -7091,97 +7204,152 @@
         <w:t>。</w:t>
       </w:r>
     </w:p>
+    <w:tbl>
+      <w:tblPr>
+        <w:tblStyle w:val="Table"/>
+        <w:tblW w:type="pct" w:w="5000"/>
+        <w:tblLayout w:type="fixed"/>
+        <w:tblLook w:firstRow="1" w:lastRow="0" w:firstColumn="0" w:lastColumn="0" w:noHBand="0" w:noVBand="0" w:val="0020"/>
+        <w:jc w:val="center"/>
+        <w:tblBorders>
+          <w:top w:val="single" w:sz="12" w:space="0" w:color="333333"/>
+          <w:bottom w:val="single" w:sz="12" w:space="0" w:color="333333"/>
+          <w:left w:val="none"/>
+          <w:right w:val="none"/>
+          <w:insideH w:val="none"/>
+          <w:insideV w:val="none"/>
+        </w:tblBorders>
+      </w:tblPr>
+      <w:tblGrid>
+        <w:gridCol w:w="7920"/>
+      </w:tblGrid>
+      <w:tr>
+        <w:trPr>
+          <w:tblHeader w:val="on"/>
+        </w:trPr>
+        <w:tc>
+          <w:tcPr>
+            <w:tcBorders>
+              <w:bottom w:val="single" w:sz="6" w:space="0" w:color="333333"/>
+            </w:tcBorders>
+          </w:tcPr>
+          <w:p>
+            <w:pPr>
+              <w:pStyle w:val="Compact"/>
+              <w:jc w:val="center"/>
+            </w:pPr>
+            <w:r>
+              <w:rPr>
+                <w:rFonts w:hint="eastAsia" w:ascii="Times New Roman" w:hAnsi="Times New Roman" w:eastAsia="SimHei" w:cs="Times New Roman"/>
+                <w:b/>
+              </w:rPr>
+              <w:t xml:space="preserve">第一电离能随原子序数</w:t>
+            </w:r>
+          </w:p>
+        </w:tc>
+      </w:tr>
+      <w:tr>
+        <w:tc>
+          <w:tcPr/>
+          <w:p>
+            <w:pPr>
+              <w:pStyle w:val="Compact"/>
+              <w:jc w:val="center"/>
+            </w:pPr>
+            <w:r>
+              <w:rPr>
+                <w:rFonts w:ascii="Times New Roman" w:hAnsi="Times New Roman" w:eastAsia="Times New Roman" w:cs="Times New Roman"/>
+              </w:rPr>
+              <w:drawing>
+                <wp:inline>
+                  <wp:extent cx="2667000" cy="1885363"/>
+                  <wp:effectExtent b="0" l="0" r="0" t="0"/>
+                  <wp:docPr descr="" title="" id="18" name="Picture"/>
+                  <a:graphic>
+                    <a:graphicData uri="http://schemas.openxmlformats.org/drawingml/2006/picture">
+                      <pic:pic>
+                        <pic:nvPicPr>
+                          <pic:cNvPr descr="499e6d5b90a6817b601c1189657f2181d2a9ad4fc426e2fe14be7913e6eb6914.jpg" id="19" name="Picture"/>
+                          <pic:cNvPicPr>
+                            <a:picLocks noChangeArrowheads="1" noChangeAspect="1"/>
+                          </pic:cNvPicPr>
+                        </pic:nvPicPr>
+                        <pic:blipFill>
+                          <a:blip r:embed="rId17"/>
+                          <a:stretch>
+                            <a:fillRect/>
+                          </a:stretch>
+                        </pic:blipFill>
+                        <pic:spPr bwMode="auto">
+                          <a:xfrm>
+                            <a:off x="0" y="0"/>
+                            <a:ext cx="2667000" cy="1885363"/>
+                          </a:xfrm>
+                          <a:prstGeom prst="rect">
+                            <a:avLst/>
+                          </a:prstGeom>
+                          <a:noFill/>
+                          <a:ln w="9525">
+                            <a:noFill/>
+                            <a:headEnd/>
+                            <a:tailEnd/>
+                          </a:ln>
+                        </pic:spPr>
+                      </pic:pic>
+                    </a:graphicData>
+                  </a:graphic>
+                </wp:inline>
+              </w:drawing>
+            </w:r>
+          </w:p>
+        </w:tc>
+      </w:tr>
+      <w:tr>
+        <w:tc>
+          <w:tcPr/>
+          <w:p>
+            <w:pPr>
+              <w:pStyle w:val="Compact"/>
+              <w:jc w:val="center"/>
+            </w:pPr>
+            <w:r>
+              <w:rPr>
+                <w:rFonts w:ascii="Times New Roman" w:hAnsi="Times New Roman" w:eastAsia="Times New Roman" w:cs="Times New Roman"/>
+              </w:rPr>
+              <w:t xml:space="preserve">&gt; </w:t>
+            </w:r>
+            <w:r>
+              <w:rPr>
+                <w:rFonts w:hint="eastAsia" w:ascii="Times New Roman" w:hAnsi="Times New Roman" w:eastAsia="FangSong" w:cs="Times New Roman"/>
+              </w:rPr>
+              <w:t xml:space="preserve">图</w:t>
+            </w:r>
+            <w:r>
+              <w:rPr>
+                <w:rFonts w:ascii="Times New Roman" w:hAnsi="Times New Roman" w:eastAsia="Times New Roman" w:cs="Times New Roman"/>
+              </w:rPr>
+              <w:t xml:space="preserve"> </w:t>
+            </w:r>
+            <w:r>
+              <w:rPr>
+                <w:rFonts w:hint="eastAsia" w:ascii="Times New Roman" w:hAnsi="Times New Roman" w:eastAsia="Times New Roman" w:cs="Times New Roman"/>
+              </w:rPr>
+              <w:t>4-3：</w:t>
+            </w:r>
+            <w:r>
+              <w:rPr>
+                <w:rFonts w:hint="eastAsia" w:ascii="Times New Roman" w:hAnsi="Times New Roman" w:eastAsia="FangSong" w:cs="Times New Roman"/>
+              </w:rPr>
+              <w:t>第一电离能随原子序数的锯齿状台阶分布</w:t>
+            </w:r>
+          </w:p>
+        </w:tc>
+      </w:tr>
+    </w:tbl>
     <w:p>
       <w:pPr>
         <w:pStyle w:val="BodyText"/>
-        <w:spacing w:before="160" w:after="80"/>
-        <w:jc w:val="center"/>
-      </w:pPr>
-      <w:r>
-        <w:rPr>
-          <w:rFonts w:ascii="Times New Roman" w:hAnsi="Times New Roman" w:eastAsia="Times New Roman" w:cs="Times New Roman"/>
-        </w:rPr>
-        <w:drawing>
-          <wp:inline>
-            <wp:extent cx="2667000" cy="1885363"/>
-            <wp:effectExtent b="0" l="0" r="0" t="0"/>
-            <wp:docPr descr="" title="" id="18" name="Picture"/>
-            <a:graphic>
-              <a:graphicData uri="http://schemas.openxmlformats.org/drawingml/2006/picture">
-                <pic:pic>
-                  <pic:nvPicPr>
-                    <pic:cNvPr descr="499e6d5b90a6817b601c1189657f2181d2a9ad4fc426e2fe14be7913e6eb6914.jpg" id="19" name="Picture"/>
-                    <pic:cNvPicPr>
-                      <a:picLocks noChangeArrowheads="1" noChangeAspect="1"/>
-                    </pic:cNvPicPr>
-                  </pic:nvPicPr>
-                  <pic:blipFill>
-                    <a:blip r:embed="rId17"/>
-                    <a:stretch>
-                      <a:fillRect/>
-                    </a:stretch>
-                  </pic:blipFill>
-                  <pic:spPr bwMode="auto">
-                    <a:xfrm>
-                      <a:off x="0" y="0"/>
-                      <a:ext cx="2667000" cy="1885363"/>
-                    </a:xfrm>
-                    <a:prstGeom prst="rect">
-                      <a:avLst/>
-                    </a:prstGeom>
-                    <a:noFill/>
-                    <a:ln w="9525">
-                      <a:noFill/>
-                      <a:headEnd/>
-                      <a:tailEnd/>
-                    </a:ln>
-                  </pic:spPr>
-                </pic:pic>
-              </a:graphicData>
-            </a:graphic>
-          </wp:inline>
-        </w:drawing>
-      </w:r>
-      <w:r>
-        <w:rPr>
-          <w:rFonts w:ascii="Times New Roman" w:hAnsi="Times New Roman" w:eastAsia="Times New Roman" w:cs="Times New Roman"/>
-        </w:rPr>
-        <w:t xml:space="preserve"> </w:t>
-      </w:r>
-      <w:r>
-        <w:rPr>
-          <w:rFonts w:ascii="Times New Roman" w:hAnsi="Times New Roman" w:eastAsia="Times New Roman" w:cs="Times New Roman"/>
-        </w:rPr>
-        <w:t xml:space="preserve">&gt; </w:t>
-      </w:r>
-      <w:r>
-        <w:rPr>
-          <w:rFonts w:hint="eastAsia" w:ascii="Times New Roman" w:hAnsi="Times New Roman" w:eastAsia="FangSong" w:cs="Times New Roman"/>
-        </w:rPr>
-        <w:t xml:space="preserve">图</w:t>
-      </w:r>
-      <w:r>
-        <w:rPr>
-          <w:rFonts w:ascii="Times New Roman" w:hAnsi="Times New Roman" w:eastAsia="Times New Roman" w:cs="Times New Roman"/>
-        </w:rPr>
-        <w:t xml:space="preserve"> </w:t>
-      </w:r>
-      <w:r>
-        <w:rPr>
-          <w:rFonts w:hint="eastAsia" w:ascii="Times New Roman" w:hAnsi="Times New Roman" w:eastAsia="Times New Roman" w:cs="Times New Roman"/>
-        </w:rPr>
-        <w:t>4-3：</w:t>
-      </w:r>
-      <w:r>
-        <w:rPr>
-          <w:rFonts w:hint="eastAsia" w:ascii="Times New Roman" w:hAnsi="Times New Roman" w:eastAsia="FangSong" w:cs="Times New Roman"/>
-        </w:rPr>
-        <w:t>第一电离能随原子序数的锯齿状台阶分布</w:t>
-      </w:r>
-    </w:p>
-    <w:p>
-      <w:pPr>
-        <w:pStyle w:val="BodyText"/>
+        <w:spacing w:before="120"/>
         <w:ind w:firstLine="420"/>
       </w:pPr>
       <w:r>
@@ -10726,7 +10894,7 @@
     <w:p>
       <w:pPr>
         <w:pStyle w:val="BodyText"/>
-        <w:spacing w:before="120"/>
+        <w:spacing w:before="120" w:after="80"/>
         <w:ind w:firstLine="420"/>
       </w:pPr>
       <w:r>
@@ -12069,97 +12237,152 @@
         <w:t>。</w:t>
       </w:r>
     </w:p>
+    <w:tbl>
+      <w:tblPr>
+        <w:tblStyle w:val="Table"/>
+        <w:tblW w:type="pct" w:w="5000"/>
+        <w:tblLayout w:type="fixed"/>
+        <w:tblLook w:firstRow="1" w:lastRow="0" w:firstColumn="0" w:lastColumn="0" w:noHBand="0" w:noVBand="0" w:val="0020"/>
+        <w:jc w:val="center"/>
+        <w:tblBorders>
+          <w:top w:val="single" w:sz="12" w:space="0" w:color="333333"/>
+          <w:bottom w:val="single" w:sz="12" w:space="0" w:color="333333"/>
+          <w:left w:val="none"/>
+          <w:right w:val="none"/>
+          <w:insideH w:val="none"/>
+          <w:insideV w:val="none"/>
+        </w:tblBorders>
+      </w:tblPr>
+      <w:tblGrid>
+        <w:gridCol w:w="7920"/>
+      </w:tblGrid>
+      <w:tr>
+        <w:trPr>
+          <w:tblHeader w:val="on"/>
+        </w:trPr>
+        <w:tc>
+          <w:tcPr>
+            <w:tcBorders>
+              <w:bottom w:val="single" w:sz="6" w:space="0" w:color="333333"/>
+            </w:tcBorders>
+          </w:tcPr>
+          <w:p>
+            <w:pPr>
+              <w:pStyle w:val="Compact"/>
+              <w:jc w:val="center"/>
+            </w:pPr>
+            <w:r>
+              <w:rPr>
+                <w:rFonts w:hint="eastAsia" w:ascii="Times New Roman" w:hAnsi="Times New Roman" w:eastAsia="SimHei" w:cs="Times New Roman"/>
+                <w:b/>
+              </w:rPr>
+              <w:t xml:space="preserve">元素电负性随原子序数</w:t>
+            </w:r>
+          </w:p>
+        </w:tc>
+      </w:tr>
+      <w:tr>
+        <w:tc>
+          <w:tcPr/>
+          <w:p>
+            <w:pPr>
+              <w:pStyle w:val="Compact"/>
+              <w:jc w:val="center"/>
+            </w:pPr>
+            <w:r>
+              <w:rPr>
+                <w:rFonts w:ascii="Times New Roman" w:hAnsi="Times New Roman" w:eastAsia="Times New Roman" w:cs="Times New Roman"/>
+              </w:rPr>
+              <w:drawing>
+                <wp:inline>
+                  <wp:extent cx="2667000" cy="1138353"/>
+                  <wp:effectExtent b="0" l="0" r="0" t="0"/>
+                  <wp:docPr descr="" title="" id="21" name="Picture"/>
+                  <a:graphic>
+                    <a:graphicData uri="http://schemas.openxmlformats.org/drawingml/2006/picture">
+                      <pic:pic>
+                        <pic:nvPicPr>
+                          <pic:cNvPr descr="96a565dd86b87715d110f1e3d7d3b38844ffdc3aad2fba3779ab0c0008091270.jpg" id="22" name="Picture"/>
+                          <pic:cNvPicPr>
+                            <a:picLocks noChangeArrowheads="1" noChangeAspect="1"/>
+                          </pic:cNvPicPr>
+                        </pic:nvPicPr>
+                        <pic:blipFill>
+                          <a:blip r:embed="rId20"/>
+                          <a:stretch>
+                            <a:fillRect/>
+                          </a:stretch>
+                        </pic:blipFill>
+                        <pic:spPr bwMode="auto">
+                          <a:xfrm>
+                            <a:off x="0" y="0"/>
+                            <a:ext cx="2667000" cy="1138353"/>
+                          </a:xfrm>
+                          <a:prstGeom prst="rect">
+                            <a:avLst/>
+                          </a:prstGeom>
+                          <a:noFill/>
+                          <a:ln w="9525">
+                            <a:noFill/>
+                            <a:headEnd/>
+                            <a:tailEnd/>
+                          </a:ln>
+                        </pic:spPr>
+                      </pic:pic>
+                    </a:graphicData>
+                  </a:graphic>
+                </wp:inline>
+              </w:drawing>
+            </w:r>
+          </w:p>
+        </w:tc>
+      </w:tr>
+      <w:tr>
+        <w:tc>
+          <w:tcPr/>
+          <w:p>
+            <w:pPr>
+              <w:pStyle w:val="Compact"/>
+              <w:jc w:val="center"/>
+            </w:pPr>
+            <w:r>
+              <w:rPr>
+                <w:rFonts w:ascii="Times New Roman" w:hAnsi="Times New Roman" w:eastAsia="Times New Roman" w:cs="Times New Roman"/>
+              </w:rPr>
+              <w:t xml:space="preserve">&gt; </w:t>
+            </w:r>
+            <w:r>
+              <w:rPr>
+                <w:rFonts w:hint="eastAsia" w:ascii="Times New Roman" w:hAnsi="Times New Roman" w:eastAsia="FangSong" w:cs="Times New Roman"/>
+              </w:rPr>
+              <w:t xml:space="preserve">图</w:t>
+            </w:r>
+            <w:r>
+              <w:rPr>
+                <w:rFonts w:ascii="Times New Roman" w:hAnsi="Times New Roman" w:eastAsia="Times New Roman" w:cs="Times New Roman"/>
+              </w:rPr>
+              <w:t xml:space="preserve"> </w:t>
+            </w:r>
+            <w:r>
+              <w:rPr>
+                <w:rFonts w:hint="eastAsia" w:ascii="Times New Roman" w:hAnsi="Times New Roman" w:eastAsia="Times New Roman" w:cs="Times New Roman"/>
+              </w:rPr>
+              <w:t>4-4：</w:t>
+            </w:r>
+            <w:r>
+              <w:rPr>
+                <w:rFonts w:hint="eastAsia" w:ascii="Times New Roman" w:hAnsi="Times New Roman" w:eastAsia="FangSong" w:cs="Times New Roman"/>
+              </w:rPr>
+              <w:t>元素电负性随原子序数的周期演化图</w:t>
+            </w:r>
+          </w:p>
+        </w:tc>
+      </w:tr>
+    </w:tbl>
     <w:p>
       <w:pPr>
         <w:pStyle w:val="BodyText"/>
-        <w:spacing w:before="160" w:after="80"/>
-        <w:jc w:val="center"/>
-      </w:pPr>
-      <w:r>
-        <w:rPr>
-          <w:rFonts w:ascii="Times New Roman" w:hAnsi="Times New Roman" w:eastAsia="Times New Roman" w:cs="Times New Roman"/>
-        </w:rPr>
-        <w:drawing>
-          <wp:inline>
-            <wp:extent cx="2667000" cy="1138353"/>
-            <wp:effectExtent b="0" l="0" r="0" t="0"/>
-            <wp:docPr descr="" title="" id="21" name="Picture"/>
-            <a:graphic>
-              <a:graphicData uri="http://schemas.openxmlformats.org/drawingml/2006/picture">
-                <pic:pic>
-                  <pic:nvPicPr>
-                    <pic:cNvPr descr="96a565dd86b87715d110f1e3d7d3b38844ffdc3aad2fba3779ab0c0008091270.jpg" id="22" name="Picture"/>
-                    <pic:cNvPicPr>
-                      <a:picLocks noChangeArrowheads="1" noChangeAspect="1"/>
-                    </pic:cNvPicPr>
-                  </pic:nvPicPr>
-                  <pic:blipFill>
-                    <a:blip r:embed="rId20"/>
-                    <a:stretch>
-                      <a:fillRect/>
-                    </a:stretch>
-                  </pic:blipFill>
-                  <pic:spPr bwMode="auto">
-                    <a:xfrm>
-                      <a:off x="0" y="0"/>
-                      <a:ext cx="2667000" cy="1138353"/>
-                    </a:xfrm>
-                    <a:prstGeom prst="rect">
-                      <a:avLst/>
-                    </a:prstGeom>
-                    <a:noFill/>
-                    <a:ln w="9525">
-                      <a:noFill/>
-                      <a:headEnd/>
-                      <a:tailEnd/>
-                    </a:ln>
-                  </pic:spPr>
-                </pic:pic>
-              </a:graphicData>
-            </a:graphic>
-          </wp:inline>
-        </w:drawing>
-      </w:r>
-      <w:r>
-        <w:rPr>
-          <w:rFonts w:ascii="Times New Roman" w:hAnsi="Times New Roman" w:eastAsia="Times New Roman" w:cs="Times New Roman"/>
-        </w:rPr>
-        <w:t xml:space="preserve"> </w:t>
-      </w:r>
-      <w:r>
-        <w:rPr>
-          <w:rFonts w:ascii="Times New Roman" w:hAnsi="Times New Roman" w:eastAsia="Times New Roman" w:cs="Times New Roman"/>
-        </w:rPr>
-        <w:t xml:space="preserve">&gt; </w:t>
-      </w:r>
-      <w:r>
-        <w:rPr>
-          <w:rFonts w:hint="eastAsia" w:ascii="Times New Roman" w:hAnsi="Times New Roman" w:eastAsia="FangSong" w:cs="Times New Roman"/>
-        </w:rPr>
-        <w:t xml:space="preserve">图</w:t>
-      </w:r>
-      <w:r>
-        <w:rPr>
-          <w:rFonts w:ascii="Times New Roman" w:hAnsi="Times New Roman" w:eastAsia="Times New Roman" w:cs="Times New Roman"/>
-        </w:rPr>
-        <w:t xml:space="preserve"> </w:t>
-      </w:r>
-      <w:r>
-        <w:rPr>
-          <w:rFonts w:hint="eastAsia" w:ascii="Times New Roman" w:hAnsi="Times New Roman" w:eastAsia="Times New Roman" w:cs="Times New Roman"/>
-        </w:rPr>
-        <w:t>4-4：</w:t>
-      </w:r>
-      <w:r>
-        <w:rPr>
-          <w:rFonts w:hint="eastAsia" w:ascii="Times New Roman" w:hAnsi="Times New Roman" w:eastAsia="FangSong" w:cs="Times New Roman"/>
-        </w:rPr>
-        <w:t>元素电负性随原子序数的周期演化图</w:t>
-      </w:r>
-    </w:p>
-    <w:p>
-      <w:pPr>
-        <w:pStyle w:val="BodyText"/>
+        <w:spacing w:before="120"/>
         <w:ind w:firstLine="420"/>
       </w:pPr>
       <w:r>
@@ -12945,6 +13168,7 @@
     <w:p>
       <w:pPr>
         <w:pStyle w:val="BodyText"/>
+        <w:spacing w:after="80"/>
         <w:ind w:firstLine="420"/>
       </w:pPr>
       <w:r>
@@ -13164,97 +13388,152 @@
         <w:t xml:space="preserve">）。</w:t>
       </w:r>
     </w:p>
+    <w:tbl>
+      <w:tblPr>
+        <w:tblStyle w:val="Table"/>
+        <w:tblW w:type="pct" w:w="5000"/>
+        <w:tblLayout w:type="fixed"/>
+        <w:tblLook w:firstRow="1" w:lastRow="0" w:firstColumn="0" w:lastColumn="0" w:noHBand="0" w:noVBand="0" w:val="0020"/>
+        <w:jc w:val="center"/>
+        <w:tblBorders>
+          <w:top w:val="single" w:sz="12" w:space="0" w:color="333333"/>
+          <w:bottom w:val="single" w:sz="12" w:space="0" w:color="333333"/>
+          <w:left w:val="none"/>
+          <w:right w:val="none"/>
+          <w:insideH w:val="none"/>
+          <w:insideV w:val="none"/>
+        </w:tblBorders>
+      </w:tblPr>
+      <w:tblGrid>
+        <w:gridCol w:w="7920"/>
+      </w:tblGrid>
+      <w:tr>
+        <w:trPr>
+          <w:tblHeader w:val="on"/>
+        </w:trPr>
+        <w:tc>
+          <w:tcPr>
+            <w:tcBorders>
+              <w:bottom w:val="single" w:sz="6" w:space="0" w:color="333333"/>
+            </w:tcBorders>
+          </w:tcPr>
+          <w:p>
+            <w:pPr>
+              <w:pStyle w:val="Compact"/>
+              <w:jc w:val="center"/>
+            </w:pPr>
+            <w:r>
+              <w:rPr>
+                <w:rFonts w:hint="eastAsia" w:ascii="Times New Roman" w:hAnsi="Times New Roman" w:eastAsia="SimHei" w:cs="Times New Roman"/>
+                <w:b/>
+              </w:rPr>
+              <w:t xml:space="preserve">主族元素对角线</w:t>
+            </w:r>
+          </w:p>
+        </w:tc>
+      </w:tr>
+      <w:tr>
+        <w:tc>
+          <w:tcPr/>
+          <w:p>
+            <w:pPr>
+              <w:pStyle w:val="Compact"/>
+              <w:jc w:val="center"/>
+            </w:pPr>
+            <w:r>
+              <w:rPr>
+                <w:rFonts w:ascii="Times New Roman" w:hAnsi="Times New Roman" w:eastAsia="Times New Roman" w:cs="Times New Roman"/>
+              </w:rPr>
+              <w:drawing>
+                <wp:inline>
+                  <wp:extent cx="2667000" cy="1408176"/>
+                  <wp:effectExtent b="0" l="0" r="0" t="0"/>
+                  <wp:docPr descr="" title="" id="25" name="Picture"/>
+                  <a:graphic>
+                    <a:graphicData uri="http://schemas.openxmlformats.org/drawingml/2006/picture">
+                      <pic:pic>
+                        <pic:nvPicPr>
+                          <pic:cNvPr descr="9acf486f946cff0fce307112fa9f4aec98610256830532620718341ca2f0d9ed.png" id="26" name="Picture"/>
+                          <pic:cNvPicPr>
+                            <a:picLocks noChangeArrowheads="1" noChangeAspect="1"/>
+                          </pic:cNvPicPr>
+                        </pic:nvPicPr>
+                        <pic:blipFill>
+                          <a:blip r:embed="rId24"/>
+                          <a:stretch>
+                            <a:fillRect/>
+                          </a:stretch>
+                        </pic:blipFill>
+                        <pic:spPr bwMode="auto">
+                          <a:xfrm>
+                            <a:off x="0" y="0"/>
+                            <a:ext cx="2667000" cy="1408176"/>
+                          </a:xfrm>
+                          <a:prstGeom prst="rect">
+                            <a:avLst/>
+                          </a:prstGeom>
+                          <a:noFill/>
+                          <a:ln w="9525">
+                            <a:noFill/>
+                            <a:headEnd/>
+                            <a:tailEnd/>
+                          </a:ln>
+                        </pic:spPr>
+                      </pic:pic>
+                    </a:graphicData>
+                  </a:graphic>
+                </wp:inline>
+              </w:drawing>
+            </w:r>
+          </w:p>
+        </w:tc>
+      </w:tr>
+      <w:tr>
+        <w:tc>
+          <w:tcPr/>
+          <w:p>
+            <w:pPr>
+              <w:pStyle w:val="Compact"/>
+              <w:jc w:val="center"/>
+            </w:pPr>
+            <w:r>
+              <w:rPr>
+                <w:rFonts w:ascii="Times New Roman" w:hAnsi="Times New Roman" w:eastAsia="Times New Roman" w:cs="Times New Roman"/>
+              </w:rPr>
+              <w:t xml:space="preserve">&gt; </w:t>
+            </w:r>
+            <w:r>
+              <w:rPr>
+                <w:rFonts w:hint="eastAsia" w:ascii="Times New Roman" w:hAnsi="Times New Roman" w:eastAsia="FangSong" w:cs="Times New Roman"/>
+              </w:rPr>
+              <w:t xml:space="preserve">图</w:t>
+            </w:r>
+            <w:r>
+              <w:rPr>
+                <w:rFonts w:ascii="Times New Roman" w:hAnsi="Times New Roman" w:eastAsia="Times New Roman" w:cs="Times New Roman"/>
+              </w:rPr>
+              <w:t xml:space="preserve"> </w:t>
+            </w:r>
+            <w:r>
+              <w:rPr>
+                <w:rFonts w:hint="eastAsia" w:ascii="Times New Roman" w:hAnsi="Times New Roman" w:eastAsia="Times New Roman" w:cs="Times New Roman"/>
+              </w:rPr>
+              <w:t>4-5：</w:t>
+            </w:r>
+            <w:r>
+              <w:rPr>
+                <w:rFonts w:hint="eastAsia" w:ascii="Times New Roman" w:hAnsi="Times New Roman" w:eastAsia="FangSong" w:cs="Times New Roman"/>
+              </w:rPr>
+              <w:t>主族元素对角线规则电荷势能相似性示意</w:t>
+            </w:r>
+          </w:p>
+        </w:tc>
+      </w:tr>
+    </w:tbl>
     <w:p>
       <w:pPr>
         <w:pStyle w:val="BodyText"/>
-        <w:spacing w:before="160" w:after="80"/>
-        <w:jc w:val="center"/>
-      </w:pPr>
-      <w:r>
-        <w:rPr>
-          <w:rFonts w:ascii="Times New Roman" w:hAnsi="Times New Roman" w:eastAsia="Times New Roman" w:cs="Times New Roman"/>
-        </w:rPr>
-        <w:drawing>
-          <wp:inline>
-            <wp:extent cx="2667000" cy="1408176"/>
-            <wp:effectExtent b="0" l="0" r="0" t="0"/>
-            <wp:docPr descr="" title="" id="25" name="Picture"/>
-            <a:graphic>
-              <a:graphicData uri="http://schemas.openxmlformats.org/drawingml/2006/picture">
-                <pic:pic>
-                  <pic:nvPicPr>
-                    <pic:cNvPr descr="9acf486f946cff0fce307112fa9f4aec98610256830532620718341ca2f0d9ed.png" id="26" name="Picture"/>
-                    <pic:cNvPicPr>
-                      <a:picLocks noChangeArrowheads="1" noChangeAspect="1"/>
-                    </pic:cNvPicPr>
-                  </pic:nvPicPr>
-                  <pic:blipFill>
-                    <a:blip r:embed="rId24"/>
-                    <a:stretch>
-                      <a:fillRect/>
-                    </a:stretch>
-                  </pic:blipFill>
-                  <pic:spPr bwMode="auto">
-                    <a:xfrm>
-                      <a:off x="0" y="0"/>
-                      <a:ext cx="2667000" cy="1408176"/>
-                    </a:xfrm>
-                    <a:prstGeom prst="rect">
-                      <a:avLst/>
-                    </a:prstGeom>
-                    <a:noFill/>
-                    <a:ln w="9525">
-                      <a:noFill/>
-                      <a:headEnd/>
-                      <a:tailEnd/>
-                    </a:ln>
-                  </pic:spPr>
-                </pic:pic>
-              </a:graphicData>
-            </a:graphic>
-          </wp:inline>
-        </w:drawing>
-      </w:r>
-      <w:r>
-        <w:rPr>
-          <w:rFonts w:ascii="Times New Roman" w:hAnsi="Times New Roman" w:eastAsia="Times New Roman" w:cs="Times New Roman"/>
-        </w:rPr>
-        <w:t xml:space="preserve"> </w:t>
-      </w:r>
-      <w:r>
-        <w:rPr>
-          <w:rFonts w:ascii="Times New Roman" w:hAnsi="Times New Roman" w:eastAsia="Times New Roman" w:cs="Times New Roman"/>
-        </w:rPr>
-        <w:t xml:space="preserve">&gt; </w:t>
-      </w:r>
-      <w:r>
-        <w:rPr>
-          <w:rFonts w:hint="eastAsia" w:ascii="Times New Roman" w:hAnsi="Times New Roman" w:eastAsia="FangSong" w:cs="Times New Roman"/>
-        </w:rPr>
-        <w:t xml:space="preserve">图</w:t>
-      </w:r>
-      <w:r>
-        <w:rPr>
-          <w:rFonts w:ascii="Times New Roman" w:hAnsi="Times New Roman" w:eastAsia="Times New Roman" w:cs="Times New Roman"/>
-        </w:rPr>
-        <w:t xml:space="preserve"> </w:t>
-      </w:r>
-      <w:r>
-        <w:rPr>
-          <w:rFonts w:hint="eastAsia" w:ascii="Times New Roman" w:hAnsi="Times New Roman" w:eastAsia="Times New Roman" w:cs="Times New Roman"/>
-        </w:rPr>
-        <w:t>4-5：</w:t>
-      </w:r>
-      <w:r>
-        <w:rPr>
-          <w:rFonts w:hint="eastAsia" w:ascii="Times New Roman" w:hAnsi="Times New Roman" w:eastAsia="FangSong" w:cs="Times New Roman"/>
-        </w:rPr>
-        <w:t>主族元素对角线规则电荷势能相似性示意</w:t>
-      </w:r>
-    </w:p>
-    <w:p>
-      <w:pPr>
-        <w:pStyle w:val="BodyText"/>
+        <w:spacing w:before="120"/>
         <w:ind w:firstLine="420"/>
       </w:pPr>
       <w:r>

--- a/06-学生侧材料/讲义/2-结构化学/元素周期表与周期律-超级充实版（自学完整）.docx
+++ b/06-学生侧材料/讲义/2-结构化学/元素周期表与周期律-超级充实版（自学完整）.docx
@@ -2936,305 +2936,311 @@
     <w:p>
       <w:pPr>
         <w:pStyle w:val="FirstParagraph"/>
+        <w:ind w:firstLine="420"/>
+      </w:pPr>
+      <w:r>
+        <w:rPr>
+          <w:rFonts w:hint="eastAsia" w:ascii="Times New Roman" w:hAnsi="Times New Roman" w:eastAsia="FangSong" w:cs="Times New Roman"/>
+        </w:rPr>
+        <w:t>在微观量子力学中</w:t>
+      </w:r>
+      <w:r>
+        <w:rPr>
+          <w:rFonts w:hint="eastAsia" w:ascii="Times New Roman" w:hAnsi="Times New Roman" w:eastAsia="Times New Roman" w:cs="Times New Roman"/>
+        </w:rPr>
+        <w:t>，</w:t>
+      </w:r>
+      <w:r>
+        <w:rPr>
+          <w:rFonts w:hint="eastAsia" w:ascii="Times New Roman" w:hAnsi="Times New Roman" w:eastAsia="FangSong" w:cs="Times New Roman"/>
+        </w:rPr>
+        <w:t>波函数的指数衰减特性决定了孤立原子并没有确切刚性的几何边界</w:t>
+      </w:r>
+      <w:r>
+        <w:rPr>
+          <w:rFonts w:hint="eastAsia" w:ascii="Times New Roman" w:hAnsi="Times New Roman" w:eastAsia="Times New Roman" w:cs="Times New Roman"/>
+        </w:rPr>
+        <w:t>，</w:t>
+      </w:r>
+      <w:r>
+        <w:rPr>
+          <w:rFonts w:hint="eastAsia" w:ascii="Times New Roman" w:hAnsi="Times New Roman" w:eastAsia="FangSong" w:cs="Times New Roman"/>
+        </w:rPr>
+        <w:t>因此化学中的</w:t>
+      </w:r>
+      <w:r>
+        <w:rPr>
+          <w:rFonts w:hint="eastAsia" w:ascii="Times New Roman" w:hAnsi="Times New Roman" w:eastAsia="Times New Roman" w:cs="Times New Roman"/>
+        </w:rPr>
+        <w:t>“</w:t>
+      </w:r>
+      <w:r>
+        <w:rPr>
+          <w:rFonts w:hint="eastAsia" w:ascii="Times New Roman" w:hAnsi="Times New Roman" w:eastAsia="FangSong" w:cs="Times New Roman"/>
+        </w:rPr>
+        <w:t>原子半径</w:t>
+      </w:r>
+      <w:r>
+        <w:rPr>
+          <w:rFonts w:hint="eastAsia" w:ascii="Times New Roman" w:hAnsi="Times New Roman" w:eastAsia="Times New Roman" w:cs="Times New Roman"/>
+        </w:rPr>
+        <w:t>”</w:t>
+      </w:r>
+      <w:r>
+        <w:rPr>
+          <w:rFonts w:hint="eastAsia" w:ascii="Times New Roman" w:hAnsi="Times New Roman" w:eastAsia="FangSong" w:cs="Times New Roman"/>
+        </w:rPr>
+        <w:t>必须依据特定的实验测量口径与化学环境进行操作性定义</w:t>
+      </w:r>
+      <w:r>
+        <w:rPr>
+          <w:rFonts w:hint="eastAsia" w:ascii="Times New Roman" w:hAnsi="Times New Roman" w:eastAsia="Times New Roman" w:cs="Times New Roman"/>
+        </w:rPr>
+        <w:t>。</w:t>
+      </w:r>
+      <w:r>
+        <w:rPr>
+          <w:rFonts w:hint="eastAsia" w:ascii="Times New Roman" w:hAnsi="Times New Roman" w:eastAsia="FangSong" w:cs="Times New Roman"/>
+        </w:rPr>
+        <w:t>竞赛中常用的尺寸口径分为三大体系</w:t>
+      </w:r>
+      <w:r>
+        <w:rPr>
+          <w:rFonts w:hint="eastAsia" w:ascii="Times New Roman" w:hAnsi="Times New Roman" w:eastAsia="Times New Roman" w:cs="Times New Roman"/>
+        </w:rPr>
+        <w:t>：</w:t>
+      </w:r>
+      <w:r>
+        <w:rPr>
+          <w:rFonts w:hint="eastAsia" w:ascii="Times New Roman" w:hAnsi="Times New Roman" w:eastAsia="FangSong" w:cs="Times New Roman"/>
+        </w:rPr>
+        <w:t>其一</w:t>
+      </w:r>
+      <w:r>
+        <w:rPr>
+          <w:rFonts w:hint="eastAsia" w:ascii="Times New Roman" w:hAnsi="Times New Roman" w:eastAsia="Times New Roman" w:cs="Times New Roman"/>
+        </w:rPr>
+        <w:t>，</w:t>
+      </w:r>
+      <w:r>
+        <w:rPr>
+          <w:rFonts w:hint="eastAsia" w:ascii="Times New Roman" w:hAnsi="Times New Roman" w:eastAsia="FangSong" w:cs="Times New Roman"/>
+        </w:rPr>
+        <w:t>共价半径</w:t>
+      </w:r>
+      <w:r>
+        <w:rPr>
+          <w:rFonts w:hint="eastAsia" w:ascii="Times New Roman" w:hAnsi="Times New Roman" w:eastAsia="Times New Roman" w:cs="Times New Roman"/>
+        </w:rPr>
+        <w:t>（</w:t>
+      </w:r>
+      <m:oMath>
+        <m:sSub>
+          <m:e>
+            <m:r>
+              <m:t>r</m:t>
+            </m:r>
+          </m:e>
+          <m:sub>
+            <m:r>
+              <m:rPr>
+                <m:nor/>
+                <m:sty m:val="p"/>
+              </m:rPr>
+              <m:t>cov</m:t>
+            </m:r>
+          </m:sub>
+        </m:sSub>
+      </m:oMath>
+      <w:r>
+        <w:rPr>
+          <w:rFonts w:hint="eastAsia" w:ascii="Times New Roman" w:hAnsi="Times New Roman" w:eastAsia="Times New Roman" w:cs="Times New Roman"/>
+        </w:rPr>
+        <w:t>），</w:t>
+      </w:r>
+      <w:r>
+        <w:rPr>
+          <w:rFonts w:hint="eastAsia" w:ascii="Times New Roman" w:hAnsi="Times New Roman" w:eastAsia="FangSong" w:cs="Times New Roman"/>
+        </w:rPr>
+        <w:t>定义为同核原子之间通过均相单共价键成键时核间距的一半</w:t>
+      </w:r>
+      <w:r>
+        <w:rPr>
+          <w:rFonts w:hint="eastAsia" w:ascii="Times New Roman" w:hAnsi="Times New Roman" w:eastAsia="Times New Roman" w:cs="Times New Roman"/>
+        </w:rPr>
+        <w:t>（</w:t>
+      </w:r>
+      <w:r>
+        <w:rPr>
+          <w:rFonts w:hint="eastAsia" w:ascii="Times New Roman" w:hAnsi="Times New Roman" w:eastAsia="FangSong" w:cs="Times New Roman"/>
+        </w:rPr>
+        <w:t>例如氢分子键长为</w:t>
+      </w:r>
+      <w:r>
+        <w:rPr>
+          <w:rFonts w:ascii="Times New Roman" w:hAnsi="Times New Roman" w:eastAsia="Times New Roman" w:cs="Times New Roman"/>
+        </w:rPr>
+        <w:t xml:space="preserve"> </w:t>
+      </w:r>
+      <m:oMath>
+        <m:r>
+          <m:t>74</m:t>
+        </m:r>
+        <m:r>
+          <m:t> </m:t>
+        </m:r>
+        <m:r>
+          <m:rPr>
+            <m:sty m:val="p"/>
+          </m:rPr>
+          <m:t>p</m:t>
+        </m:r>
+        <m:r>
+          <m:rPr>
+            <m:sty m:val="p"/>
+          </m:rPr>
+          <m:t>m</m:t>
+        </m:r>
+      </m:oMath>
+      <w:r>
+        <w:rPr>
+          <w:rFonts w:hint="eastAsia" w:ascii="Times New Roman" w:hAnsi="Times New Roman" w:eastAsia="Times New Roman" w:cs="Times New Roman"/>
+        </w:rPr>
+        <w:t>，</w:t>
+      </w:r>
+      <w:r>
+        <w:rPr>
+          <w:rFonts w:hint="eastAsia" w:ascii="Times New Roman" w:hAnsi="Times New Roman" w:eastAsia="FangSong" w:cs="Times New Roman"/>
+        </w:rPr>
+        <w:t>则氢共价半径为</w:t>
+      </w:r>
+      <w:r>
+        <w:rPr>
+          <w:rFonts w:ascii="Times New Roman" w:hAnsi="Times New Roman" w:eastAsia="Times New Roman" w:cs="Times New Roman"/>
+        </w:rPr>
+        <w:t xml:space="preserve"> </w:t>
+      </w:r>
+      <m:oMath>
+        <m:r>
+          <m:t>37</m:t>
+        </m:r>
+        <m:r>
+          <m:t> </m:t>
+        </m:r>
+        <m:r>
+          <m:rPr>
+            <m:sty m:val="p"/>
+          </m:rPr>
+          <m:t>p</m:t>
+        </m:r>
+        <m:r>
+          <m:rPr>
+            <m:sty m:val="p"/>
+          </m:rPr>
+          <m:t>m</m:t>
+        </m:r>
+      </m:oMath>
+      <w:r>
+        <w:rPr>
+          <w:rFonts w:hint="eastAsia" w:ascii="Times New Roman" w:hAnsi="Times New Roman" w:eastAsia="Times New Roman" w:cs="Times New Roman"/>
+        </w:rPr>
+        <w:t>；</w:t>
+      </w:r>
+      <w:r>
+        <w:rPr>
+          <w:rFonts w:hint="eastAsia" w:ascii="Times New Roman" w:hAnsi="Times New Roman" w:eastAsia="FangSong" w:cs="Times New Roman"/>
+        </w:rPr>
+        <w:t>金刚石晶体中碳碳单键键长为</w:t>
+      </w:r>
+      <w:r>
+        <w:rPr>
+          <w:rFonts w:ascii="Times New Roman" w:hAnsi="Times New Roman" w:eastAsia="Times New Roman" w:cs="Times New Roman"/>
+        </w:rPr>
+        <w:t xml:space="preserve"> </w:t>
+      </w:r>
+      <m:oMath>
+        <m:r>
+          <m:t>154</m:t>
+        </m:r>
+        <m:r>
+          <m:t> </m:t>
+        </m:r>
+        <m:r>
+          <m:rPr>
+            <m:sty m:val="p"/>
+          </m:rPr>
+          <m:t>p</m:t>
+        </m:r>
+        <m:r>
+          <m:rPr>
+            <m:sty m:val="p"/>
+          </m:rPr>
+          <m:t>m</m:t>
+        </m:r>
+      </m:oMath>
+      <w:r>
+        <w:rPr>
+          <w:rFonts w:hint="eastAsia" w:ascii="Times New Roman" w:hAnsi="Times New Roman" w:eastAsia="Times New Roman" w:cs="Times New Roman"/>
+        </w:rPr>
+        <w:t>，</w:t>
+      </w:r>
+      <w:r>
+        <w:rPr>
+          <w:rFonts w:hint="eastAsia" w:ascii="Times New Roman" w:hAnsi="Times New Roman" w:eastAsia="FangSong" w:cs="Times New Roman"/>
+        </w:rPr>
+        <w:t>则碳共价半径为</w:t>
+      </w:r>
+      <w:r>
+        <w:rPr>
+          <w:rFonts w:ascii="Times New Roman" w:hAnsi="Times New Roman" w:eastAsia="Times New Roman" w:cs="Times New Roman"/>
+        </w:rPr>
+        <w:t xml:space="preserve"> </w:t>
+      </w:r>
+      <m:oMath>
+        <m:r>
+          <m:t>77</m:t>
+        </m:r>
+        <m:r>
+          <m:t> </m:t>
+        </m:r>
+        <m:r>
+          <m:rPr>
+            <m:sty m:val="p"/>
+          </m:rPr>
+          <m:t>p</m:t>
+        </m:r>
+        <m:r>
+          <m:rPr>
+            <m:sty m:val="p"/>
+          </m:rPr>
+          <m:t>m</m:t>
+        </m:r>
+      </m:oMath>
+      <w:r>
+        <w:rPr>
+          <w:rFonts w:hint="eastAsia" w:ascii="Times New Roman" w:hAnsi="Times New Roman" w:eastAsia="Times New Roman" w:cs="Times New Roman"/>
+        </w:rPr>
+        <w:t>），</w:t>
+      </w:r>
+      <w:r>
+        <w:rPr>
+          <w:rFonts w:hint="eastAsia" w:ascii="Times New Roman" w:hAnsi="Times New Roman" w:eastAsia="FangSong" w:cs="Times New Roman"/>
+        </w:rPr>
+        <w:t>在分子几何构型与立体化学分析中是最基本的成键尺寸基准</w:t>
+      </w:r>
+      <w:r>
+        <w:rPr>
+          <w:rFonts w:hint="eastAsia" w:ascii="Times New Roman" w:hAnsi="Times New Roman" w:eastAsia="Times New Roman" w:cs="Times New Roman"/>
+        </w:rPr>
+        <w:t>；</w:t>
+      </w:r>
+    </w:p>
+    <w:p>
+      <w:pPr>
+        <w:pStyle w:val="BodyText"/>
         <w:spacing w:after="80"/>
         <w:ind w:firstLine="420"/>
       </w:pPr>
-      <w:r>
-        <w:rPr>
-          <w:rFonts w:hint="eastAsia" w:ascii="Times New Roman" w:hAnsi="Times New Roman" w:eastAsia="FangSong" w:cs="Times New Roman"/>
-        </w:rPr>
-        <w:t>在微观量子力学中</w:t>
-      </w:r>
-      <w:r>
-        <w:rPr>
-          <w:rFonts w:hint="eastAsia" w:ascii="Times New Roman" w:hAnsi="Times New Roman" w:eastAsia="Times New Roman" w:cs="Times New Roman"/>
-        </w:rPr>
-        <w:t>，</w:t>
-      </w:r>
-      <w:r>
-        <w:rPr>
-          <w:rFonts w:hint="eastAsia" w:ascii="Times New Roman" w:hAnsi="Times New Roman" w:eastAsia="FangSong" w:cs="Times New Roman"/>
-        </w:rPr>
-        <w:t>波函数的指数衰减特性决定了孤立原子并没有确切刚性的几何边界</w:t>
-      </w:r>
-      <w:r>
-        <w:rPr>
-          <w:rFonts w:hint="eastAsia" w:ascii="Times New Roman" w:hAnsi="Times New Roman" w:eastAsia="Times New Roman" w:cs="Times New Roman"/>
-        </w:rPr>
-        <w:t>，</w:t>
-      </w:r>
-      <w:r>
-        <w:rPr>
-          <w:rFonts w:hint="eastAsia" w:ascii="Times New Roman" w:hAnsi="Times New Roman" w:eastAsia="FangSong" w:cs="Times New Roman"/>
-        </w:rPr>
-        <w:t>因此化学中的</w:t>
-      </w:r>
-      <w:r>
-        <w:rPr>
-          <w:rFonts w:hint="eastAsia" w:ascii="Times New Roman" w:hAnsi="Times New Roman" w:eastAsia="Times New Roman" w:cs="Times New Roman"/>
-        </w:rPr>
-        <w:t>“</w:t>
-      </w:r>
-      <w:r>
-        <w:rPr>
-          <w:rFonts w:hint="eastAsia" w:ascii="Times New Roman" w:hAnsi="Times New Roman" w:eastAsia="FangSong" w:cs="Times New Roman"/>
-        </w:rPr>
-        <w:t>原子半径</w:t>
-      </w:r>
-      <w:r>
-        <w:rPr>
-          <w:rFonts w:hint="eastAsia" w:ascii="Times New Roman" w:hAnsi="Times New Roman" w:eastAsia="Times New Roman" w:cs="Times New Roman"/>
-        </w:rPr>
-        <w:t>”</w:t>
-      </w:r>
-      <w:r>
-        <w:rPr>
-          <w:rFonts w:hint="eastAsia" w:ascii="Times New Roman" w:hAnsi="Times New Roman" w:eastAsia="FangSong" w:cs="Times New Roman"/>
-        </w:rPr>
-        <w:t>必须依据特定的实验测量口径与化学环境进行操作性定义</w:t>
-      </w:r>
-      <w:r>
-        <w:rPr>
-          <w:rFonts w:hint="eastAsia" w:ascii="Times New Roman" w:hAnsi="Times New Roman" w:eastAsia="Times New Roman" w:cs="Times New Roman"/>
-        </w:rPr>
-        <w:t>。</w:t>
-      </w:r>
-      <w:r>
-        <w:rPr>
-          <w:rFonts w:hint="eastAsia" w:ascii="Times New Roman" w:hAnsi="Times New Roman" w:eastAsia="FangSong" w:cs="Times New Roman"/>
-        </w:rPr>
-        <w:t>竞赛中常用的尺寸口径分为三大体系</w:t>
-      </w:r>
-      <w:r>
-        <w:rPr>
-          <w:rFonts w:hint="eastAsia" w:ascii="Times New Roman" w:hAnsi="Times New Roman" w:eastAsia="Times New Roman" w:cs="Times New Roman"/>
-        </w:rPr>
-        <w:t>：</w:t>
-      </w:r>
-      <w:r>
-        <w:rPr>
-          <w:rFonts w:hint="eastAsia" w:ascii="Times New Roman" w:hAnsi="Times New Roman" w:eastAsia="FangSong" w:cs="Times New Roman"/>
-        </w:rPr>
-        <w:t>其一</w:t>
-      </w:r>
-      <w:r>
-        <w:rPr>
-          <w:rFonts w:hint="eastAsia" w:ascii="Times New Roman" w:hAnsi="Times New Roman" w:eastAsia="Times New Roman" w:cs="Times New Roman"/>
-        </w:rPr>
-        <w:t>，</w:t>
-      </w:r>
-      <w:r>
-        <w:rPr>
-          <w:rFonts w:hint="eastAsia" w:ascii="Times New Roman" w:hAnsi="Times New Roman" w:eastAsia="FangSong" w:cs="Times New Roman"/>
-        </w:rPr>
-        <w:t>共价半径</w:t>
-      </w:r>
-      <w:r>
-        <w:rPr>
-          <w:rFonts w:hint="eastAsia" w:ascii="Times New Roman" w:hAnsi="Times New Roman" w:eastAsia="Times New Roman" w:cs="Times New Roman"/>
-        </w:rPr>
-        <w:t>（</w:t>
-      </w:r>
-      <m:oMath>
-        <m:sSub>
-          <m:e>
-            <m:r>
-              <m:t>r</m:t>
-            </m:r>
-          </m:e>
-          <m:sub>
-            <m:r>
-              <m:rPr>
-                <m:nor/>
-                <m:sty m:val="p"/>
-              </m:rPr>
-              <m:t>cov</m:t>
-            </m:r>
-          </m:sub>
-        </m:sSub>
-      </m:oMath>
-      <w:r>
-        <w:rPr>
-          <w:rFonts w:hint="eastAsia" w:ascii="Times New Roman" w:hAnsi="Times New Roman" w:eastAsia="Times New Roman" w:cs="Times New Roman"/>
-        </w:rPr>
-        <w:t>），</w:t>
-      </w:r>
-      <w:r>
-        <w:rPr>
-          <w:rFonts w:hint="eastAsia" w:ascii="Times New Roman" w:hAnsi="Times New Roman" w:eastAsia="FangSong" w:cs="Times New Roman"/>
-        </w:rPr>
-        <w:t>定义为同核原子之间通过均相单共价键成键时核间距的一半</w:t>
-      </w:r>
-      <w:r>
-        <w:rPr>
-          <w:rFonts w:hint="eastAsia" w:ascii="Times New Roman" w:hAnsi="Times New Roman" w:eastAsia="Times New Roman" w:cs="Times New Roman"/>
-        </w:rPr>
-        <w:t>（</w:t>
-      </w:r>
-      <w:r>
-        <w:rPr>
-          <w:rFonts w:hint="eastAsia" w:ascii="Times New Roman" w:hAnsi="Times New Roman" w:eastAsia="FangSong" w:cs="Times New Roman"/>
-        </w:rPr>
-        <w:t>例如氢分子键长为</w:t>
-      </w:r>
-      <w:r>
-        <w:rPr>
-          <w:rFonts w:ascii="Times New Roman" w:hAnsi="Times New Roman" w:eastAsia="Times New Roman" w:cs="Times New Roman"/>
-        </w:rPr>
-        <w:t xml:space="preserve"> </w:t>
-      </w:r>
-      <m:oMath>
-        <m:r>
-          <m:t>74</m:t>
-        </m:r>
-        <m:r>
-          <m:t> </m:t>
-        </m:r>
-        <m:r>
-          <m:rPr>
-            <m:sty m:val="p"/>
-          </m:rPr>
-          <m:t>p</m:t>
-        </m:r>
-        <m:r>
-          <m:rPr>
-            <m:sty m:val="p"/>
-          </m:rPr>
-          <m:t>m</m:t>
-        </m:r>
-      </m:oMath>
-      <w:r>
-        <w:rPr>
-          <w:rFonts w:hint="eastAsia" w:ascii="Times New Roman" w:hAnsi="Times New Roman" w:eastAsia="Times New Roman" w:cs="Times New Roman"/>
-        </w:rPr>
-        <w:t>，</w:t>
-      </w:r>
-      <w:r>
-        <w:rPr>
-          <w:rFonts w:hint="eastAsia" w:ascii="Times New Roman" w:hAnsi="Times New Roman" w:eastAsia="FangSong" w:cs="Times New Roman"/>
-        </w:rPr>
-        <w:t>则氢共价半径为</w:t>
-      </w:r>
-      <w:r>
-        <w:rPr>
-          <w:rFonts w:ascii="Times New Roman" w:hAnsi="Times New Roman" w:eastAsia="Times New Roman" w:cs="Times New Roman"/>
-        </w:rPr>
-        <w:t xml:space="preserve"> </w:t>
-      </w:r>
-      <m:oMath>
-        <m:r>
-          <m:t>37</m:t>
-        </m:r>
-        <m:r>
-          <m:t> </m:t>
-        </m:r>
-        <m:r>
-          <m:rPr>
-            <m:sty m:val="p"/>
-          </m:rPr>
-          <m:t>p</m:t>
-        </m:r>
-        <m:r>
-          <m:rPr>
-            <m:sty m:val="p"/>
-          </m:rPr>
-          <m:t>m</m:t>
-        </m:r>
-      </m:oMath>
-      <w:r>
-        <w:rPr>
-          <w:rFonts w:hint="eastAsia" w:ascii="Times New Roman" w:hAnsi="Times New Roman" w:eastAsia="Times New Roman" w:cs="Times New Roman"/>
-        </w:rPr>
-        <w:t>；</w:t>
-      </w:r>
-      <w:r>
-        <w:rPr>
-          <w:rFonts w:hint="eastAsia" w:ascii="Times New Roman" w:hAnsi="Times New Roman" w:eastAsia="FangSong" w:cs="Times New Roman"/>
-        </w:rPr>
-        <w:t>金刚石晶体中碳碳单键键长为</w:t>
-      </w:r>
-      <w:r>
-        <w:rPr>
-          <w:rFonts w:ascii="Times New Roman" w:hAnsi="Times New Roman" w:eastAsia="Times New Roman" w:cs="Times New Roman"/>
-        </w:rPr>
-        <w:t xml:space="preserve"> </w:t>
-      </w:r>
-      <m:oMath>
-        <m:r>
-          <m:t>154</m:t>
-        </m:r>
-        <m:r>
-          <m:t> </m:t>
-        </m:r>
-        <m:r>
-          <m:rPr>
-            <m:sty m:val="p"/>
-          </m:rPr>
-          <m:t>p</m:t>
-        </m:r>
-        <m:r>
-          <m:rPr>
-            <m:sty m:val="p"/>
-          </m:rPr>
-          <m:t>m</m:t>
-        </m:r>
-      </m:oMath>
-      <w:r>
-        <w:rPr>
-          <w:rFonts w:hint="eastAsia" w:ascii="Times New Roman" w:hAnsi="Times New Roman" w:eastAsia="Times New Roman" w:cs="Times New Roman"/>
-        </w:rPr>
-        <w:t>，</w:t>
-      </w:r>
-      <w:r>
-        <w:rPr>
-          <w:rFonts w:hint="eastAsia" w:ascii="Times New Roman" w:hAnsi="Times New Roman" w:eastAsia="FangSong" w:cs="Times New Roman"/>
-        </w:rPr>
-        <w:t>则碳共价半径为</w:t>
-      </w:r>
-      <w:r>
-        <w:rPr>
-          <w:rFonts w:ascii="Times New Roman" w:hAnsi="Times New Roman" w:eastAsia="Times New Roman" w:cs="Times New Roman"/>
-        </w:rPr>
-        <w:t xml:space="preserve"> </w:t>
-      </w:r>
-      <m:oMath>
-        <m:r>
-          <m:t>77</m:t>
-        </m:r>
-        <m:r>
-          <m:t> </m:t>
-        </m:r>
-        <m:r>
-          <m:rPr>
-            <m:sty m:val="p"/>
-          </m:rPr>
-          <m:t>p</m:t>
-        </m:r>
-        <m:r>
-          <m:rPr>
-            <m:sty m:val="p"/>
-          </m:rPr>
-          <m:t>m</m:t>
-        </m:r>
-      </m:oMath>
-      <w:r>
-        <w:rPr>
-          <w:rFonts w:hint="eastAsia" w:ascii="Times New Roman" w:hAnsi="Times New Roman" w:eastAsia="Times New Roman" w:cs="Times New Roman"/>
-        </w:rPr>
-        <w:t>），</w:t>
-      </w:r>
-      <w:r>
-        <w:rPr>
-          <w:rFonts w:hint="eastAsia" w:ascii="Times New Roman" w:hAnsi="Times New Roman" w:eastAsia="FangSong" w:cs="Times New Roman"/>
-        </w:rPr>
-        <w:t>在分子几何构型与立体化学分析中是最基本的成键尺寸基准</w:t>
-      </w:r>
-      <w:r>
-        <w:rPr>
-          <w:rFonts w:hint="eastAsia" w:ascii="Times New Roman" w:hAnsi="Times New Roman" w:eastAsia="Times New Roman" w:cs="Times New Roman"/>
-        </w:rPr>
-        <w:t>；</w:t>
-      </w:r>
       <w:r>
         <w:rPr>
           <w:rFonts w:hint="eastAsia" w:ascii="Times New Roman" w:hAnsi="Times New Roman" w:eastAsia="FangSong" w:cs="Times New Roman"/>
@@ -6343,10 +6349,16 @@
       </m:oMath>
       <w:r>
         <w:rPr>
-          <w:rFonts w:hint="eastAsia" w:ascii="Times New Roman" w:hAnsi="Times New Roman" w:eastAsia="Times New Roman" w:cs="Times New Roman"/>
-        </w:rPr>
-        <w:t>。</w:t>
-      </w:r>
+          <w:rFonts w:ascii="Times New Roman" w:hAnsi="Times New Roman" w:eastAsia="Times New Roman" w:cs="Times New Roman"/>
+        </w:rPr>
+        <w:t xml:space="preserve">。</w:t>
+      </w:r>
+    </w:p>
+    <w:p>
+      <w:pPr>
+        <w:pStyle w:val="BodyText"/>
+        <w:ind w:firstLine="420"/>
+      </w:pPr>
       <w:r>
         <w:rPr>
           <w:rFonts w:hint="eastAsia" w:ascii="Times New Roman" w:hAnsi="Times New Roman" w:eastAsia="FangSong" w:cs="Times New Roman"/>
@@ -8053,11 +8065,17 @@
         </w:rPr>
         <w:t>；</w:t>
       </w:r>
-      <w:r>
-        <w:rPr>
-          <w:rFonts w:hint="eastAsia" w:ascii="Times New Roman" w:hAnsi="Times New Roman" w:eastAsia="FangSong" w:cs="Times New Roman"/>
-        </w:rPr>
-        <w:t>而第</w:t>
+    </w:p>
+    <w:p>
+      <w:pPr>
+        <w:pStyle w:val="BodyText"/>
+        <w:ind w:firstLine="420"/>
+      </w:pPr>
+      <w:r>
+        <w:rPr>
+          <w:rFonts w:hint="eastAsia" w:ascii="Times New Roman" w:hAnsi="Times New Roman" w:eastAsia="FangSong" w:cs="Times New Roman"/>
+        </w:rPr>
+        <w:t xml:space="preserve">而第</w:t>
       </w:r>
       <w:r>
         <w:rPr>
@@ -8777,11 +8795,17 @@
         </w:rPr>
         <w:t>；</w:t>
       </w:r>
-      <w:r>
-        <w:rPr>
-          <w:rFonts w:hint="eastAsia" w:ascii="Times New Roman" w:hAnsi="Times New Roman" w:eastAsia="FangSong" w:cs="Times New Roman"/>
-        </w:rPr>
-        <w:t>而氧原子价层为</w:t>
+    </w:p>
+    <w:p>
+      <w:pPr>
+        <w:pStyle w:val="BodyText"/>
+        <w:ind w:firstLine="420"/>
+      </w:pPr>
+      <w:r>
+        <w:rPr>
+          <w:rFonts w:hint="eastAsia" w:ascii="Times New Roman" w:hAnsi="Times New Roman" w:eastAsia="FangSong" w:cs="Times New Roman"/>
+        </w:rPr>
+        <w:t xml:space="preserve">而氧原子价层为</w:t>
       </w:r>
       <w:r>
         <w:rPr>
@@ -10894,7 +10918,7 @@
     <w:p>
       <w:pPr>
         <w:pStyle w:val="BodyText"/>
-        <w:spacing w:before="120" w:after="80"/>
+        <w:spacing w:before="120"/>
         <w:ind w:firstLine="420"/>
       </w:pPr>
       <w:r>
@@ -11267,11 +11291,17 @@
         </w:rPr>
         <w:t>）。</w:t>
       </w:r>
-      <w:r>
-        <w:rPr>
-          <w:rFonts w:hint="eastAsia" w:ascii="Times New Roman" w:hAnsi="Times New Roman" w:eastAsia="FangSong" w:cs="Times New Roman"/>
-        </w:rPr>
-        <w:t>第</w:t>
+    </w:p>
+    <w:p>
+      <w:pPr>
+        <w:pStyle w:val="BodyText"/>
+        <w:ind w:firstLine="420"/>
+      </w:pPr>
+      <w:r>
+        <w:rPr>
+          <w:rFonts w:hint="eastAsia" w:ascii="Times New Roman" w:hAnsi="Times New Roman" w:eastAsia="FangSong" w:cs="Times New Roman"/>
+        </w:rPr>
+        <w:t xml:space="preserve">第</w:t>
       </w:r>
       <w:r>
         <w:rPr>
@@ -11869,6 +11899,13 @@
         </w:rPr>
         <w:t>。</w:t>
       </w:r>
+    </w:p>
+    <w:p>
+      <w:pPr>
+        <w:pStyle w:val="BodyText"/>
+        <w:spacing w:after="80"/>
+        <w:ind w:firstLine="420"/>
+      </w:pPr>
       <w:r>
         <w:rPr>
           <w:rFonts w:hint="eastAsia" w:ascii="Times New Roman" w:hAnsi="Times New Roman" w:eastAsia="FangSong" w:cs="Times New Roman"/>

--- a/06-学生侧材料/讲义/2-结构化学/元素周期表与周期律-超级充实版（自学完整）.docx
+++ b/06-学生侧材料/讲义/2-结构化学/元素周期表与周期律-超级充实版（自学完整）.docx
@@ -9546,13 +9546,13 @@
         </w:tblBorders>
       </w:tblPr>
       <w:tblGrid>
-        <w:gridCol w:w="1131"/>
-        <w:gridCol w:w="1131"/>
-        <w:gridCol w:w="1131"/>
-        <w:gridCol w:w="1131"/>
-        <w:gridCol w:w="1131"/>
-        <w:gridCol w:w="1131"/>
-        <w:gridCol w:w="1131"/>
+        <w:gridCol w:w="1056"/>
+        <w:gridCol w:w="1056"/>
+        <w:gridCol w:w="1056"/>
+        <w:gridCol w:w="990"/>
+        <w:gridCol w:w="990"/>
+        <w:gridCol w:w="990"/>
+        <w:gridCol w:w="1782"/>
       </w:tblGrid>
       <w:tr>
         <w:trPr>

--- a/06-学生侧材料/讲义/2-结构化学/元素周期表与周期律-超级充实版（自学完整）.docx
+++ b/06-学生侧材料/讲义/2-结构化学/元素周期表与周期律-超级充实版（自学完整）.docx
@@ -9602,82 +9602,28 @@
                   </m:r>
                 </m:sub>
               </m:sSub>
-              <m:r>
-                <m:t> </m:t>
-              </m:r>
-              <m:r>
-                <m:rPr>
-                  <m:sty m:val="p"/>
-                </m:rPr>
-                <m:t>(</m:t>
-              </m:r>
-              <m:r>
-                <m:rPr>
-                  <m:sty m:val="p"/>
-                </m:rPr>
-                <m:t>k</m:t>
-              </m:r>
-              <m:r>
-                <m:rPr>
-                  <m:sty m:val="p"/>
-                </m:rPr>
-                <m:t>J</m:t>
-              </m:r>
-              <m:r>
-                <m:rPr>
-                  <m:sty m:val="p"/>
-                </m:rPr>
-                <m:t>⋅</m:t>
-              </m:r>
-              <m:r>
-                <m:rPr>
-                  <m:sty m:val="p"/>
-                </m:rPr>
-                <m:t>m</m:t>
-              </m:r>
-              <m:r>
-                <m:rPr>
-                  <m:sty m:val="p"/>
-                </m:rPr>
-                <m:t>o</m:t>
-              </m:r>
-              <m:sSup>
-                <m:e>
-                  <m:r>
-                    <m:rPr>
-                      <m:sty m:val="p"/>
-                    </m:rPr>
-                    <m:t>l</m:t>
-                  </m:r>
-                </m:e>
-                <m:sup>
-                  <m:r>
-                    <m:rPr>
-                      <m:sty m:val="p"/>
-                    </m:rPr>
-                    <m:t>−</m:t>
-                  </m:r>
-                  <m:r>
-                    <m:rPr>
-                      <m:sty m:val="p"/>
-                    </m:rPr>
-                    <m:t>1</m:t>
-                  </m:r>
-                </m:sup>
-              </m:sSup>
-              <m:r>
-                <m:rPr>
-                  <m:sty m:val="p"/>
-                </m:rPr>
-                <m:t>)</m:t>
-              </m:r>
             </m:oMath>
             <w:r>
               <w:rPr>
-                <w:rFonts w:ascii="Times New Roman" w:hAnsi="Times New Roman" w:eastAsia="Times New Roman" w:cs="Times New Roman"/>
+                <w:rFonts w:hint="eastAsia" w:ascii="Times New Roman" w:hAnsi="Times New Roman" w:eastAsia="Times New Roman" w:cs="Times New Roman"/>
                 <w:b/>
               </w:rPr>
-              <w:t xml:space="preserve">​</w:t>
+              <w:t>（kJ·mol</w:t>
+            </w:r>
+            <w:r>
+              <w:rPr>
+                <w:rFonts w:hint="eastAsia" w:ascii="Times New Roman" w:hAnsi="Times New Roman" w:eastAsia="Times New Roman" w:cs="Times New Roman"/>
+                <w:b/>
+                <w:vertAlign w:val="superscript"/>
+              </w:rPr>
+              <w:t>-1</w:t>
+            </w:r>
+            <w:r>
+              <w:rPr>
+                <w:rFonts w:hint="eastAsia" w:ascii="Times New Roman" w:hAnsi="Times New Roman" w:eastAsia="Times New Roman" w:cs="Times New Roman"/>
+                <w:b/>
+              </w:rPr>
+              <w:t>）</w:t>
             </w:r>
           </w:p>
         </w:tc>
@@ -9705,82 +9651,28 @@
                   </m:r>
                 </m:sub>
               </m:sSub>
-              <m:r>
-                <m:t> </m:t>
-              </m:r>
-              <m:r>
-                <m:rPr>
-                  <m:sty m:val="p"/>
-                </m:rPr>
-                <m:t>(</m:t>
-              </m:r>
-              <m:r>
-                <m:rPr>
-                  <m:sty m:val="p"/>
-                </m:rPr>
-                <m:t>k</m:t>
-              </m:r>
-              <m:r>
-                <m:rPr>
-                  <m:sty m:val="p"/>
-                </m:rPr>
-                <m:t>J</m:t>
-              </m:r>
-              <m:r>
-                <m:rPr>
-                  <m:sty m:val="p"/>
-                </m:rPr>
-                <m:t>⋅</m:t>
-              </m:r>
-              <m:r>
-                <m:rPr>
-                  <m:sty m:val="p"/>
-                </m:rPr>
-                <m:t>m</m:t>
-              </m:r>
-              <m:r>
-                <m:rPr>
-                  <m:sty m:val="p"/>
-                </m:rPr>
-                <m:t>o</m:t>
-              </m:r>
-              <m:sSup>
-                <m:e>
-                  <m:r>
-                    <m:rPr>
-                      <m:sty m:val="p"/>
-                    </m:rPr>
-                    <m:t>l</m:t>
-                  </m:r>
-                </m:e>
-                <m:sup>
-                  <m:r>
-                    <m:rPr>
-                      <m:sty m:val="p"/>
-                    </m:rPr>
-                    <m:t>−</m:t>
-                  </m:r>
-                  <m:r>
-                    <m:rPr>
-                      <m:sty m:val="p"/>
-                    </m:rPr>
-                    <m:t>1</m:t>
-                  </m:r>
-                </m:sup>
-              </m:sSup>
-              <m:r>
-                <m:rPr>
-                  <m:sty m:val="p"/>
-                </m:rPr>
-                <m:t>)</m:t>
-              </m:r>
             </m:oMath>
             <w:r>
               <w:rPr>
-                <w:rFonts w:ascii="Times New Roman" w:hAnsi="Times New Roman" w:eastAsia="Times New Roman" w:cs="Times New Roman"/>
+                <w:rFonts w:hint="eastAsia" w:ascii="Times New Roman" w:hAnsi="Times New Roman" w:eastAsia="Times New Roman" w:cs="Times New Roman"/>
                 <w:b/>
               </w:rPr>
-              <w:t xml:space="preserve">​</w:t>
+              <w:t>（kJ·mol</w:t>
+            </w:r>
+            <w:r>
+              <w:rPr>
+                <w:rFonts w:hint="eastAsia" w:ascii="Times New Roman" w:hAnsi="Times New Roman" w:eastAsia="Times New Roman" w:cs="Times New Roman"/>
+                <w:b/>
+                <w:vertAlign w:val="superscript"/>
+              </w:rPr>
+              <w:t>-1</w:t>
+            </w:r>
+            <w:r>
+              <w:rPr>
+                <w:rFonts w:hint="eastAsia" w:ascii="Times New Roman" w:hAnsi="Times New Roman" w:eastAsia="Times New Roman" w:cs="Times New Roman"/>
+                <w:b/>
+              </w:rPr>
+              <w:t>）</w:t>
             </w:r>
           </w:p>
         </w:tc>
@@ -9808,82 +9700,28 @@
                   </m:r>
                 </m:sub>
               </m:sSub>
-              <m:r>
-                <m:t> </m:t>
-              </m:r>
-              <m:r>
-                <m:rPr>
-                  <m:sty m:val="p"/>
-                </m:rPr>
-                <m:t>(</m:t>
-              </m:r>
-              <m:r>
-                <m:rPr>
-                  <m:sty m:val="p"/>
-                </m:rPr>
-                <m:t>k</m:t>
-              </m:r>
-              <m:r>
-                <m:rPr>
-                  <m:sty m:val="p"/>
-                </m:rPr>
-                <m:t>J</m:t>
-              </m:r>
-              <m:r>
-                <m:rPr>
-                  <m:sty m:val="p"/>
-                </m:rPr>
-                <m:t>⋅</m:t>
-              </m:r>
-              <m:r>
-                <m:rPr>
-                  <m:sty m:val="p"/>
-                </m:rPr>
-                <m:t>m</m:t>
-              </m:r>
-              <m:r>
-                <m:rPr>
-                  <m:sty m:val="p"/>
-                </m:rPr>
-                <m:t>o</m:t>
-              </m:r>
-              <m:sSup>
-                <m:e>
-                  <m:r>
-                    <m:rPr>
-                      <m:sty m:val="p"/>
-                    </m:rPr>
-                    <m:t>l</m:t>
-                  </m:r>
-                </m:e>
-                <m:sup>
-                  <m:r>
-                    <m:rPr>
-                      <m:sty m:val="p"/>
-                    </m:rPr>
-                    <m:t>−</m:t>
-                  </m:r>
-                  <m:r>
-                    <m:rPr>
-                      <m:sty m:val="p"/>
-                    </m:rPr>
-                    <m:t>1</m:t>
-                  </m:r>
-                </m:sup>
-              </m:sSup>
-              <m:r>
-                <m:rPr>
-                  <m:sty m:val="p"/>
-                </m:rPr>
-                <m:t>)</m:t>
-              </m:r>
             </m:oMath>
             <w:r>
               <w:rPr>
-                <w:rFonts w:ascii="Times New Roman" w:hAnsi="Times New Roman" w:eastAsia="Times New Roman" w:cs="Times New Roman"/>
+                <w:rFonts w:hint="eastAsia" w:ascii="Times New Roman" w:hAnsi="Times New Roman" w:eastAsia="Times New Roman" w:cs="Times New Roman"/>
                 <w:b/>
               </w:rPr>
-              <w:t xml:space="preserve">​</w:t>
+              <w:t>（kJ·mol</w:t>
+            </w:r>
+            <w:r>
+              <w:rPr>
+                <w:rFonts w:hint="eastAsia" w:ascii="Times New Roman" w:hAnsi="Times New Roman" w:eastAsia="Times New Roman" w:cs="Times New Roman"/>
+                <w:b/>
+                <w:vertAlign w:val="superscript"/>
+              </w:rPr>
+              <w:t>-1</w:t>
+            </w:r>
+            <w:r>
+              <w:rPr>
+                <w:rFonts w:hint="eastAsia" w:ascii="Times New Roman" w:hAnsi="Times New Roman" w:eastAsia="Times New Roman" w:cs="Times New Roman"/>
+                <w:b/>
+              </w:rPr>
+              <w:t>）</w:t>
             </w:r>
           </w:p>
         </w:tc>
@@ -9911,82 +9749,28 @@
                   </m:r>
                 </m:sub>
               </m:sSub>
-              <m:r>
-                <m:t> </m:t>
-              </m:r>
-              <m:r>
-                <m:rPr>
-                  <m:sty m:val="p"/>
-                </m:rPr>
-                <m:t>(</m:t>
-              </m:r>
-              <m:r>
-                <m:rPr>
-                  <m:sty m:val="p"/>
-                </m:rPr>
-                <m:t>k</m:t>
-              </m:r>
-              <m:r>
-                <m:rPr>
-                  <m:sty m:val="p"/>
-                </m:rPr>
-                <m:t>J</m:t>
-              </m:r>
-              <m:r>
-                <m:rPr>
-                  <m:sty m:val="p"/>
-                </m:rPr>
-                <m:t>⋅</m:t>
-              </m:r>
-              <m:r>
-                <m:rPr>
-                  <m:sty m:val="p"/>
-                </m:rPr>
-                <m:t>m</m:t>
-              </m:r>
-              <m:r>
-                <m:rPr>
-                  <m:sty m:val="p"/>
-                </m:rPr>
-                <m:t>o</m:t>
-              </m:r>
-              <m:sSup>
-                <m:e>
-                  <m:r>
-                    <m:rPr>
-                      <m:sty m:val="p"/>
-                    </m:rPr>
-                    <m:t>l</m:t>
-                  </m:r>
-                </m:e>
-                <m:sup>
-                  <m:r>
-                    <m:rPr>
-                      <m:sty m:val="p"/>
-                    </m:rPr>
-                    <m:t>−</m:t>
-                  </m:r>
-                  <m:r>
-                    <m:rPr>
-                      <m:sty m:val="p"/>
-                    </m:rPr>
-                    <m:t>1</m:t>
-                  </m:r>
-                </m:sup>
-              </m:sSup>
-              <m:r>
-                <m:rPr>
-                  <m:sty m:val="p"/>
-                </m:rPr>
-                <m:t>)</m:t>
-              </m:r>
             </m:oMath>
             <w:r>
               <w:rPr>
-                <w:rFonts w:ascii="Times New Roman" w:hAnsi="Times New Roman" w:eastAsia="Times New Roman" w:cs="Times New Roman"/>
+                <w:rFonts w:hint="eastAsia" w:ascii="Times New Roman" w:hAnsi="Times New Roman" w:eastAsia="Times New Roman" w:cs="Times New Roman"/>
                 <w:b/>
               </w:rPr>
-              <w:t xml:space="preserve">​</w:t>
+              <w:t>（kJ·mol</w:t>
+            </w:r>
+            <w:r>
+              <w:rPr>
+                <w:rFonts w:hint="eastAsia" w:ascii="Times New Roman" w:hAnsi="Times New Roman" w:eastAsia="Times New Roman" w:cs="Times New Roman"/>
+                <w:b/>
+                <w:vertAlign w:val="superscript"/>
+              </w:rPr>
+              <w:t>-1</w:t>
+            </w:r>
+            <w:r>
+              <w:rPr>
+                <w:rFonts w:hint="eastAsia" w:ascii="Times New Roman" w:hAnsi="Times New Roman" w:eastAsia="Times New Roman" w:cs="Times New Roman"/>
+                <w:b/>
+              </w:rPr>
+              <w:t>）</w:t>
             </w:r>
           </w:p>
         </w:tc>
@@ -10014,82 +9798,28 @@
                   </m:r>
                 </m:sub>
               </m:sSub>
-              <m:r>
-                <m:t> </m:t>
-              </m:r>
-              <m:r>
-                <m:rPr>
-                  <m:sty m:val="p"/>
-                </m:rPr>
-                <m:t>(</m:t>
-              </m:r>
-              <m:r>
-                <m:rPr>
-                  <m:sty m:val="p"/>
-                </m:rPr>
-                <m:t>k</m:t>
-              </m:r>
-              <m:r>
-                <m:rPr>
-                  <m:sty m:val="p"/>
-                </m:rPr>
-                <m:t>J</m:t>
-              </m:r>
-              <m:r>
-                <m:rPr>
-                  <m:sty m:val="p"/>
-                </m:rPr>
-                <m:t>⋅</m:t>
-              </m:r>
-              <m:r>
-                <m:rPr>
-                  <m:sty m:val="p"/>
-                </m:rPr>
-                <m:t>m</m:t>
-              </m:r>
-              <m:r>
-                <m:rPr>
-                  <m:sty m:val="p"/>
-                </m:rPr>
-                <m:t>o</m:t>
-              </m:r>
-              <m:sSup>
-                <m:e>
-                  <m:r>
-                    <m:rPr>
-                      <m:sty m:val="p"/>
-                    </m:rPr>
-                    <m:t>l</m:t>
-                  </m:r>
-                </m:e>
-                <m:sup>
-                  <m:r>
-                    <m:rPr>
-                      <m:sty m:val="p"/>
-                    </m:rPr>
-                    <m:t>−</m:t>
-                  </m:r>
-                  <m:r>
-                    <m:rPr>
-                      <m:sty m:val="p"/>
-                    </m:rPr>
-                    <m:t>1</m:t>
-                  </m:r>
-                </m:sup>
-              </m:sSup>
-              <m:r>
-                <m:rPr>
-                  <m:sty m:val="p"/>
-                </m:rPr>
-                <m:t>)</m:t>
-              </m:r>
             </m:oMath>
             <w:r>
               <w:rPr>
-                <w:rFonts w:ascii="Times New Roman" w:hAnsi="Times New Roman" w:eastAsia="Times New Roman" w:cs="Times New Roman"/>
+                <w:rFonts w:hint="eastAsia" w:ascii="Times New Roman" w:hAnsi="Times New Roman" w:eastAsia="Times New Roman" w:cs="Times New Roman"/>
                 <w:b/>
               </w:rPr>
-              <w:t xml:space="preserve">​</w:t>
+              <w:t>（kJ·mol</w:t>
+            </w:r>
+            <w:r>
+              <w:rPr>
+                <w:rFonts w:hint="eastAsia" w:ascii="Times New Roman" w:hAnsi="Times New Roman" w:eastAsia="Times New Roman" w:cs="Times New Roman"/>
+                <w:b/>
+                <w:vertAlign w:val="superscript"/>
+              </w:rPr>
+              <w:t>-1</w:t>
+            </w:r>
+            <w:r>
+              <w:rPr>
+                <w:rFonts w:hint="eastAsia" w:ascii="Times New Roman" w:hAnsi="Times New Roman" w:eastAsia="Times New Roman" w:cs="Times New Roman"/>
+                <w:b/>
+              </w:rPr>
+              <w:t>）</w:t>
             </w:r>
           </w:p>
         </w:tc>
